--- a/downloads/rental-agreement/en.docx
+++ b/downloads/rental-agreement/en.docx
@@ -5304,7 +5304,7 @@
         <w:sz w:val="16"/>
         <w:szCs w:val="16"/>
       </w:rPr>
-      <w:t xml:space="preserve">Vehicle rental agreement template from RouteHQ · routehq.app  ·  Page </w:t>
+      <w:t xml:space="preserve">Vehicle rental agreement template from Lokalfleet · lokalfleet.com  ·  Page </w:t>
     </w:r>
     <w:r>
       <w:rPr>

--- a/downloads/rental-agreement/en.docx
+++ b/downloads/rental-agreement/en.docx
@@ -40,27 +40,14 @@
           <w:bCs/>
           <w:rtl w:val="false"/>
         </w:rPr>
-        <w:t xml:space="preserve">Template only. Laws differ by country; have a local lawyer review before use.</w:t>
-      </w:r>
-      <w:r>
-        <w:rPr>
-          <w:rFonts w:ascii="Arial" w:hAnsi="Arial" w:cs="Arial" w:eastAsia="Arial"/>
-          <w:rtl w:val="false"/>
-        </w:rPr>
-        <w:t xml:space="preserve"> Fill in the blanks, delete anything that does not apply to your business, and add your own terms in section 19.</w:t>
-      </w:r>
-    </w:p>
-    <w:p>
-      <w:pPr>
-        <w:bidi w:val="false"/>
-        <w:spacing w:after="120" w:line="276"/>
-      </w:pPr>
-      <w:r>
-        <w:rPr>
-          <w:rFonts w:ascii="Arial" w:hAnsi="Arial" w:cs="Arial" w:eastAsia="Arial"/>
-          <w:rtl w:val="false"/>
-        </w:rPr>
-        <w:t xml:space="preserve">Agreement number: ____________  Date: ____________</w:t>
+        <w:t xml:space="preserve">Car, motorbike and scooter rental.</w:t>
+      </w:r>
+      <w:r>
+        <w:rPr>
+          <w:rFonts w:ascii="Arial" w:hAnsi="Arial" w:cs="Arial" w:eastAsia="Arial"/>
+          <w:rtl w:val="false"/>
+        </w:rPr>
+        <w:t xml:space="preserve"> A template based on public information about local rules. It isn't legal advice: check it fits your business before you use it.</w:t>
       </w:r>
     </w:p>
     <w:p>
@@ -79,20 +66,7 @@
           <w:szCs w:val="25"/>
           <w:rtl w:val="false"/>
         </w:rPr>
-        <w:t xml:space="preserve">1. Parties</w:t>
-      </w:r>
-    </w:p>
-    <w:p>
-      <w:pPr>
-        <w:bidi w:val="false"/>
-        <w:spacing w:after="120" w:line="276"/>
-      </w:pPr>
-      <w:r>
-        <w:rPr>
-          <w:rFonts w:ascii="Arial" w:hAnsi="Arial" w:cs="Arial" w:eastAsia="Arial"/>
-          <w:rtl w:val="false"/>
-        </w:rPr>
-        <w:t xml:space="preserve">This agreement is made between the Owner and the Renter named below. The Renter accepts responsibility for the vehicle and all obligations in this agreement for the whole rental period.</w:t>
+        <w:t xml:space="preserve">1. The parties</w:t>
       </w:r>
     </w:p>
     <w:tbl>
@@ -146,7 +120,7 @@
                 <w:bCs/>
                 <w:rtl w:val="false"/>
               </w:rPr>
-              <w:t xml:space="preserve">Owner (the rental business)</w:t>
+              <w:t xml:space="preserve">Owner (rental business)</w:t>
             </w:r>
           </w:p>
         </w:tc>
@@ -206,7 +180,7 @@
                 <w:rFonts w:ascii="Arial" w:hAnsi="Arial" w:cs="Arial" w:eastAsia="Arial"/>
                 <w:rtl w:val="false"/>
               </w:rPr>
-              <w:t xml:space="preserve">Business name</w:t>
+              <w:t xml:space="preserve">Business registration / tax ID</w:t>
             </w:r>
           </w:p>
         </w:tc>
@@ -265,7 +239,7 @@
                 <w:rFonts w:ascii="Arial" w:hAnsi="Arial" w:cs="Arial" w:eastAsia="Arial"/>
                 <w:rtl w:val="false"/>
               </w:rPr>
-              <w:t xml:space="preserve">Owner or manager's name</w:t>
+              <w:t xml:space="preserve">Business address</w:t>
             </w:r>
           </w:p>
         </w:tc>
@@ -324,7 +298,7 @@
                 <w:rFonts w:ascii="Arial" w:hAnsi="Arial" w:cs="Arial" w:eastAsia="Arial"/>
                 <w:rtl w:val="false"/>
               </w:rPr>
-              <w:t xml:space="preserve">Address</w:t>
+              <w:t xml:space="preserve">Phone / WhatsApp / LINE</w:t>
             </w:r>
           </w:p>
         </w:tc>
@@ -383,7 +357,7 @@
                 <w:rFonts w:ascii="Arial" w:hAnsi="Arial" w:cs="Arial" w:eastAsia="Arial"/>
                 <w:rtl w:val="false"/>
               </w:rPr>
-              <w:t xml:space="preserve">Phone / WhatsApp / LINE</w:t>
+              <w:t xml:space="preserve">Email</w:t>
             </w:r>
           </w:p>
         </w:tc>
@@ -411,130 +385,44 @@
           </w:p>
         </w:tc>
       </w:tr>
-      <w:tr>
-        <w:trPr>
-          <w:cantSplit/>
-          <w:trHeight w:val="440" w:hRule="atLeast"/>
-        </w:trPr>
-        <w:tc>
-          <w:tcPr>
-            <w:tcW w:type="dxa" w:w="3898"/>
-            <w:tcBorders>
-              <w:top w:val="single" w:color="C9D1DA" w:sz="4"/>
-              <w:left w:val="single" w:color="C9D1DA" w:sz="4"/>
-              <w:bottom w:val="single" w:color="C9D1DA" w:sz="4"/>
-              <w:right w:val="single" w:color="C9D1DA" w:sz="4"/>
-            </w:tcBorders>
-            <w:tcMar>
-              <w:top w:type="dxa" w:w="80"/>
-              <w:left w:type="dxa" w:w="120"/>
-              <w:bottom w:type="dxa" w:w="80"/>
-              <w:right w:type="dxa" w:w="120"/>
-            </w:tcMar>
-          </w:tcPr>
-          <w:p>
-            <w:pPr>
-              <w:bidi w:val="false"/>
-              <w:spacing w:after="0"/>
-            </w:pPr>
-            <w:r>
-              <w:rPr>
-                <w:rFonts w:ascii="Arial" w:hAnsi="Arial" w:cs="Arial" w:eastAsia="Arial"/>
-                <w:rtl w:val="false"/>
-              </w:rPr>
-              <w:t xml:space="preserve">Email</w:t>
-            </w:r>
-          </w:p>
-        </w:tc>
-        <w:tc>
-          <w:tcPr>
-            <w:tcW w:type="dxa" w:w="5848"/>
-            <w:tcBorders>
-              <w:top w:val="single" w:color="C9D1DA" w:sz="4"/>
-              <w:left w:val="single" w:color="C9D1DA" w:sz="4"/>
-              <w:bottom w:val="single" w:color="C9D1DA" w:sz="4"/>
-              <w:right w:val="single" w:color="C9D1DA" w:sz="4"/>
-            </w:tcBorders>
-            <w:tcMar>
-              <w:top w:type="dxa" w:w="80"/>
-              <w:left w:type="dxa" w:w="120"/>
-              <w:bottom w:type="dxa" w:w="80"/>
-              <w:right w:type="dxa" w:w="120"/>
-            </w:tcMar>
-          </w:tcPr>
-          <w:p>
-            <w:pPr>
-              <w:bidi w:val="false"/>
-              <w:spacing w:after="0"/>
-            </w:pPr>
-          </w:p>
-        </w:tc>
-      </w:tr>
-      <w:tr>
-        <w:trPr>
-          <w:cantSplit/>
-          <w:trHeight w:val="440" w:hRule="atLeast"/>
-        </w:trPr>
-        <w:tc>
-          <w:tcPr>
-            <w:tcW w:type="dxa" w:w="3898"/>
-            <w:tcBorders>
-              <w:top w:val="single" w:color="C9D1DA" w:sz="4"/>
-              <w:left w:val="single" w:color="C9D1DA" w:sz="4"/>
-              <w:bottom w:val="single" w:color="C9D1DA" w:sz="4"/>
-              <w:right w:val="single" w:color="C9D1DA" w:sz="4"/>
-            </w:tcBorders>
-            <w:tcMar>
-              <w:top w:type="dxa" w:w="80"/>
-              <w:left w:type="dxa" w:w="120"/>
-              <w:bottom w:type="dxa" w:w="80"/>
-              <w:right w:type="dxa" w:w="120"/>
-            </w:tcMar>
-          </w:tcPr>
-          <w:p>
-            <w:pPr>
-              <w:bidi w:val="false"/>
-              <w:spacing w:after="0"/>
-            </w:pPr>
-            <w:r>
-              <w:rPr>
-                <w:rFonts w:ascii="Arial" w:hAnsi="Arial" w:cs="Arial" w:eastAsia="Arial"/>
-                <w:rtl w:val="false"/>
-              </w:rPr>
-              <w:t xml:space="preserve">Business registration or tax number (if any)</w:t>
-            </w:r>
-          </w:p>
-        </w:tc>
-        <w:tc>
-          <w:tcPr>
-            <w:tcW w:type="dxa" w:w="5848"/>
-            <w:tcBorders>
-              <w:top w:val="single" w:color="C9D1DA" w:sz="4"/>
-              <w:left w:val="single" w:color="C9D1DA" w:sz="4"/>
-              <w:bottom w:val="single" w:color="C9D1DA" w:sz="4"/>
-              <w:right w:val="single" w:color="C9D1DA" w:sz="4"/>
-            </w:tcBorders>
-            <w:tcMar>
-              <w:top w:type="dxa" w:w="80"/>
-              <w:left w:type="dxa" w:w="120"/>
-              <w:bottom w:type="dxa" w:w="80"/>
-              <w:right w:type="dxa" w:w="120"/>
-            </w:tcMar>
-          </w:tcPr>
-          <w:p>
-            <w:pPr>
-              <w:bidi w:val="false"/>
-              <w:spacing w:after="0"/>
-            </w:pPr>
-          </w:p>
-        </w:tc>
-      </w:tr>
     </w:tbl>
     <w:p>
       <w:pPr>
         <w:bidi w:val="false"/>
         <w:spacing w:after="160"/>
       </w:pPr>
+    </w:p>
+    <w:p>
+      <w:pPr>
+        <w:bidi w:val="false"/>
+        <w:spacing w:after="120" w:line="276"/>
+      </w:pPr>
+      <w:r>
+        <w:rPr>
+          <w:rFonts w:ascii="Arial" w:hAnsi="Arial" w:cs="Arial" w:eastAsia="Arial"/>
+          <w:rtl w:val="false"/>
+        </w:rPr>
+        <w:t xml:space="preserve">This agreement is made on ____________ between the rental business named above (the "Owner") and the person named in section 2 (the "Renter"). Where there is more than one renter or driver, each of them is jointly responsible for every obligation in this agreement.</w:t>
+      </w:r>
+    </w:p>
+    <w:p>
+      <w:pPr>
+        <w:keepNext/>
+        <w:bidi w:val="false"/>
+        <w:spacing w:before="280" w:after="100"/>
+      </w:pPr>
+      <w:r>
+        <w:rPr>
+          <w:rFonts w:ascii="Arial" w:hAnsi="Arial" w:cs="Arial" w:eastAsia="Arial"/>
+          <w:b/>
+          <w:bCs/>
+          <w:color w:val="06162B"/>
+          <w:sz w:val="25"/>
+          <w:szCs w:val="25"/>
+          <w:rtl w:val="false"/>
+        </w:rPr>
+        <w:t xml:space="preserve">2. The Renter and drivers</w:t>
+      </w:r>
     </w:p>
     <w:tbl>
       <w:tblPr>
@@ -587,7 +475,7 @@
                 <w:bCs/>
                 <w:rtl w:val="false"/>
               </w:rPr>
-              <w:t xml:space="preserve">Renter</w:t>
+              <w:t xml:space="preserve">Full name (as on passport or ID)</w:t>
             </w:r>
           </w:p>
         </w:tc>
@@ -647,7 +535,7 @@
                 <w:rFonts w:ascii="Arial" w:hAnsi="Arial" w:cs="Arial" w:eastAsia="Arial"/>
                 <w:rtl w:val="false"/>
               </w:rPr>
-              <w:t xml:space="preserve">Full name (as on passport or ID)</w:t>
+              <w:t xml:space="preserve">Nationality</w:t>
             </w:r>
           </w:p>
         </w:tc>
@@ -706,7 +594,7 @@
                 <w:rFonts w:ascii="Arial" w:hAnsi="Arial" w:cs="Arial" w:eastAsia="Arial"/>
                 <w:rtl w:val="false"/>
               </w:rPr>
-              <w:t xml:space="preserve">Nationality</w:t>
+              <w:t xml:space="preserve">Date of birth</w:t>
             </w:r>
           </w:p>
         </w:tc>
@@ -765,7 +653,7 @@
                 <w:rFonts w:ascii="Arial" w:hAnsi="Arial" w:cs="Arial" w:eastAsia="Arial"/>
                 <w:rtl w:val="false"/>
               </w:rPr>
-              <w:t xml:space="preserve">Passport or ID number</w:t>
+              <w:t xml:space="preserve">Passport or national ID number</w:t>
             </w:r>
           </w:p>
         </w:tc>
@@ -824,7 +712,7 @@
                 <w:rFonts w:ascii="Arial" w:hAnsi="Arial" w:cs="Arial" w:eastAsia="Arial"/>
                 <w:rtl w:val="false"/>
               </w:rPr>
-              <w:t xml:space="preserve">Phone (reachable during the rental)</w:t>
+              <w:t xml:space="preserve">Home address</w:t>
             </w:r>
           </w:p>
         </w:tc>
@@ -883,7 +771,7 @@
                 <w:rFonts w:ascii="Arial" w:hAnsi="Arial" w:cs="Arial" w:eastAsia="Arial"/>
                 <w:rtl w:val="false"/>
               </w:rPr>
-              <w:t xml:space="preserve">Email</w:t>
+              <w:t xml:space="preserve">Local address during the rental (hotel / villa / condo)</w:t>
             </w:r>
           </w:p>
         </w:tc>
@@ -942,7 +830,7 @@
                 <w:rFonts w:ascii="Arial" w:hAnsi="Arial" w:cs="Arial" w:eastAsia="Arial"/>
                 <w:rtl w:val="false"/>
               </w:rPr>
-              <w:t xml:space="preserve">Address during the rental (hotel, villa)</w:t>
+              <w:t xml:space="preserve">Phone / WhatsApp</w:t>
             </w:r>
           </w:p>
         </w:tc>
@@ -970,12 +858,392 @@
           </w:p>
         </w:tc>
       </w:tr>
+      <w:tr>
+        <w:trPr>
+          <w:cantSplit/>
+          <w:trHeight w:val="440" w:hRule="atLeast"/>
+        </w:trPr>
+        <w:tc>
+          <w:tcPr>
+            <w:tcW w:type="dxa" w:w="3898"/>
+            <w:tcBorders>
+              <w:top w:val="single" w:color="C9D1DA" w:sz="4"/>
+              <w:left w:val="single" w:color="C9D1DA" w:sz="4"/>
+              <w:bottom w:val="single" w:color="C9D1DA" w:sz="4"/>
+              <w:right w:val="single" w:color="C9D1DA" w:sz="4"/>
+            </w:tcBorders>
+            <w:tcMar>
+              <w:top w:type="dxa" w:w="80"/>
+              <w:left w:type="dxa" w:w="120"/>
+              <w:bottom w:type="dxa" w:w="80"/>
+              <w:right w:type="dxa" w:w="120"/>
+            </w:tcMar>
+          </w:tcPr>
+          <w:p>
+            <w:pPr>
+              <w:bidi w:val="false"/>
+              <w:spacing w:after="0"/>
+            </w:pPr>
+            <w:r>
+              <w:rPr>
+                <w:rFonts w:ascii="Arial" w:hAnsi="Arial" w:cs="Arial" w:eastAsia="Arial"/>
+                <w:rtl w:val="false"/>
+              </w:rPr>
+              <w:t xml:space="preserve">Email</w:t>
+            </w:r>
+          </w:p>
+        </w:tc>
+        <w:tc>
+          <w:tcPr>
+            <w:tcW w:type="dxa" w:w="5848"/>
+            <w:tcBorders>
+              <w:top w:val="single" w:color="C9D1DA" w:sz="4"/>
+              <w:left w:val="single" w:color="C9D1DA" w:sz="4"/>
+              <w:bottom w:val="single" w:color="C9D1DA" w:sz="4"/>
+              <w:right w:val="single" w:color="C9D1DA" w:sz="4"/>
+            </w:tcBorders>
+            <w:tcMar>
+              <w:top w:type="dxa" w:w="80"/>
+              <w:left w:type="dxa" w:w="120"/>
+              <w:bottom w:type="dxa" w:w="80"/>
+              <w:right w:type="dxa" w:w="120"/>
+            </w:tcMar>
+          </w:tcPr>
+          <w:p>
+            <w:pPr>
+              <w:bidi w:val="false"/>
+              <w:spacing w:after="0"/>
+            </w:pPr>
+          </w:p>
+        </w:tc>
+      </w:tr>
+      <w:tr>
+        <w:trPr>
+          <w:cantSplit/>
+          <w:trHeight w:val="440" w:hRule="atLeast"/>
+        </w:trPr>
+        <w:tc>
+          <w:tcPr>
+            <w:tcW w:type="dxa" w:w="3898"/>
+            <w:tcBorders>
+              <w:top w:val="single" w:color="C9D1DA" w:sz="4"/>
+              <w:left w:val="single" w:color="C9D1DA" w:sz="4"/>
+              <w:bottom w:val="single" w:color="C9D1DA" w:sz="4"/>
+              <w:right w:val="single" w:color="C9D1DA" w:sz="4"/>
+            </w:tcBorders>
+            <w:tcMar>
+              <w:top w:type="dxa" w:w="80"/>
+              <w:left w:type="dxa" w:w="120"/>
+              <w:bottom w:type="dxa" w:w="80"/>
+              <w:right w:type="dxa" w:w="120"/>
+            </w:tcMar>
+          </w:tcPr>
+          <w:p>
+            <w:pPr>
+              <w:bidi w:val="false"/>
+              <w:spacing w:after="0"/>
+            </w:pPr>
+            <w:r>
+              <w:rPr>
+                <w:rFonts w:ascii="Arial" w:hAnsi="Arial" w:cs="Arial" w:eastAsia="Arial"/>
+                <w:rtl w:val="false"/>
+              </w:rPr>
+              <w:t xml:space="preserve">Driving licence number, class and issuing country</w:t>
+            </w:r>
+          </w:p>
+        </w:tc>
+        <w:tc>
+          <w:tcPr>
+            <w:tcW w:type="dxa" w:w="5848"/>
+            <w:tcBorders>
+              <w:top w:val="single" w:color="C9D1DA" w:sz="4"/>
+              <w:left w:val="single" w:color="C9D1DA" w:sz="4"/>
+              <w:bottom w:val="single" w:color="C9D1DA" w:sz="4"/>
+              <w:right w:val="single" w:color="C9D1DA" w:sz="4"/>
+            </w:tcBorders>
+            <w:tcMar>
+              <w:top w:type="dxa" w:w="80"/>
+              <w:left w:type="dxa" w:w="120"/>
+              <w:bottom w:type="dxa" w:w="80"/>
+              <w:right w:type="dxa" w:w="120"/>
+            </w:tcMar>
+          </w:tcPr>
+          <w:p>
+            <w:pPr>
+              <w:bidi w:val="false"/>
+              <w:spacing w:after="0"/>
+            </w:pPr>
+          </w:p>
+        </w:tc>
+      </w:tr>
+      <w:tr>
+        <w:trPr>
+          <w:cantSplit/>
+          <w:trHeight w:val="440" w:hRule="atLeast"/>
+        </w:trPr>
+        <w:tc>
+          <w:tcPr>
+            <w:tcW w:type="dxa" w:w="3898"/>
+            <w:tcBorders>
+              <w:top w:val="single" w:color="C9D1DA" w:sz="4"/>
+              <w:left w:val="single" w:color="C9D1DA" w:sz="4"/>
+              <w:bottom w:val="single" w:color="C9D1DA" w:sz="4"/>
+              <w:right w:val="single" w:color="C9D1DA" w:sz="4"/>
+            </w:tcBorders>
+            <w:tcMar>
+              <w:top w:type="dxa" w:w="80"/>
+              <w:left w:type="dxa" w:w="120"/>
+              <w:bottom w:type="dxa" w:w="80"/>
+              <w:right w:type="dxa" w:w="120"/>
+            </w:tcMar>
+          </w:tcPr>
+          <w:p>
+            <w:pPr>
+              <w:bidi w:val="false"/>
+              <w:spacing w:after="0"/>
+            </w:pPr>
+            <w:r>
+              <w:rPr>
+                <w:rFonts w:ascii="Arial" w:hAnsi="Arial" w:cs="Arial" w:eastAsia="Arial"/>
+                <w:rtl w:val="false"/>
+              </w:rPr>
+              <w:t xml:space="preserve">Licence expiry date</w:t>
+            </w:r>
+          </w:p>
+        </w:tc>
+        <w:tc>
+          <w:tcPr>
+            <w:tcW w:type="dxa" w:w="5848"/>
+            <w:tcBorders>
+              <w:top w:val="single" w:color="C9D1DA" w:sz="4"/>
+              <w:left w:val="single" w:color="C9D1DA" w:sz="4"/>
+              <w:bottom w:val="single" w:color="C9D1DA" w:sz="4"/>
+              <w:right w:val="single" w:color="C9D1DA" w:sz="4"/>
+            </w:tcBorders>
+            <w:tcMar>
+              <w:top w:type="dxa" w:w="80"/>
+              <w:left w:type="dxa" w:w="120"/>
+              <w:bottom w:type="dxa" w:w="80"/>
+              <w:right w:type="dxa" w:w="120"/>
+            </w:tcMar>
+          </w:tcPr>
+          <w:p>
+            <w:pPr>
+              <w:bidi w:val="false"/>
+              <w:spacing w:after="0"/>
+            </w:pPr>
+          </w:p>
+        </w:tc>
+      </w:tr>
+      <w:tr>
+        <w:trPr>
+          <w:cantSplit/>
+          <w:trHeight w:val="440" w:hRule="atLeast"/>
+        </w:trPr>
+        <w:tc>
+          <w:tcPr>
+            <w:tcW w:type="dxa" w:w="3898"/>
+            <w:tcBorders>
+              <w:top w:val="single" w:color="C9D1DA" w:sz="4"/>
+              <w:left w:val="single" w:color="C9D1DA" w:sz="4"/>
+              <w:bottom w:val="single" w:color="C9D1DA" w:sz="4"/>
+              <w:right w:val="single" w:color="C9D1DA" w:sz="4"/>
+            </w:tcBorders>
+            <w:tcMar>
+              <w:top w:type="dxa" w:w="80"/>
+              <w:left w:type="dxa" w:w="120"/>
+              <w:bottom w:type="dxa" w:w="80"/>
+              <w:right w:type="dxa" w:w="120"/>
+            </w:tcMar>
+          </w:tcPr>
+          <w:p>
+            <w:pPr>
+              <w:bidi w:val="false"/>
+              <w:spacing w:after="0"/>
+            </w:pPr>
+            <w:r>
+              <w:rPr>
+                <w:rFonts w:ascii="Arial" w:hAnsi="Arial" w:cs="Arial" w:eastAsia="Arial"/>
+                <w:rtl w:val="false"/>
+              </w:rPr>
+              <w:t xml:space="preserve">International Driving Permit (number / not required)</w:t>
+            </w:r>
+          </w:p>
+        </w:tc>
+        <w:tc>
+          <w:tcPr>
+            <w:tcW w:type="dxa" w:w="5848"/>
+            <w:tcBorders>
+              <w:top w:val="single" w:color="C9D1DA" w:sz="4"/>
+              <w:left w:val="single" w:color="C9D1DA" w:sz="4"/>
+              <w:bottom w:val="single" w:color="C9D1DA" w:sz="4"/>
+              <w:right w:val="single" w:color="C9D1DA" w:sz="4"/>
+            </w:tcBorders>
+            <w:tcMar>
+              <w:top w:type="dxa" w:w="80"/>
+              <w:left w:type="dxa" w:w="120"/>
+              <w:bottom w:type="dxa" w:w="80"/>
+              <w:right w:type="dxa" w:w="120"/>
+            </w:tcMar>
+          </w:tcPr>
+          <w:p>
+            <w:pPr>
+              <w:bidi w:val="false"/>
+              <w:spacing w:after="0"/>
+            </w:pPr>
+          </w:p>
+        </w:tc>
+      </w:tr>
+      <w:tr>
+        <w:trPr>
+          <w:cantSplit/>
+          <w:trHeight w:val="440" w:hRule="atLeast"/>
+        </w:trPr>
+        <w:tc>
+          <w:tcPr>
+            <w:tcW w:type="dxa" w:w="3898"/>
+            <w:tcBorders>
+              <w:top w:val="single" w:color="C9D1DA" w:sz="4"/>
+              <w:left w:val="single" w:color="C9D1DA" w:sz="4"/>
+              <w:bottom w:val="single" w:color="C9D1DA" w:sz="4"/>
+              <w:right w:val="single" w:color="C9D1DA" w:sz="4"/>
+            </w:tcBorders>
+            <w:tcMar>
+              <w:top w:type="dxa" w:w="80"/>
+              <w:left w:type="dxa" w:w="120"/>
+              <w:bottom w:type="dxa" w:w="80"/>
+              <w:right w:type="dxa" w:w="120"/>
+            </w:tcMar>
+          </w:tcPr>
+          <w:p>
+            <w:pPr>
+              <w:bidi w:val="false"/>
+              <w:spacing w:after="0"/>
+            </w:pPr>
+            <w:r>
+              <w:rPr>
+                <w:rFonts w:ascii="Arial" w:hAnsi="Arial" w:cs="Arial" w:eastAsia="Arial"/>
+                <w:rtl w:val="false"/>
+              </w:rPr>
+              <w:t xml:space="preserve">Emergency contact (name and phone)</w:t>
+            </w:r>
+          </w:p>
+        </w:tc>
+        <w:tc>
+          <w:tcPr>
+            <w:tcW w:type="dxa" w:w="5848"/>
+            <w:tcBorders>
+              <w:top w:val="single" w:color="C9D1DA" w:sz="4"/>
+              <w:left w:val="single" w:color="C9D1DA" w:sz="4"/>
+              <w:bottom w:val="single" w:color="C9D1DA" w:sz="4"/>
+              <w:right w:val="single" w:color="C9D1DA" w:sz="4"/>
+            </w:tcBorders>
+            <w:tcMar>
+              <w:top w:type="dxa" w:w="80"/>
+              <w:left w:type="dxa" w:w="120"/>
+              <w:bottom w:type="dxa" w:w="80"/>
+              <w:right w:type="dxa" w:w="120"/>
+            </w:tcMar>
+          </w:tcPr>
+          <w:p>
+            <w:pPr>
+              <w:bidi w:val="false"/>
+              <w:spacing w:after="0"/>
+            </w:pPr>
+          </w:p>
+        </w:tc>
+      </w:tr>
+      <w:tr>
+        <w:trPr>
+          <w:cantSplit/>
+          <w:trHeight w:val="440" w:hRule="atLeast"/>
+        </w:trPr>
+        <w:tc>
+          <w:tcPr>
+            <w:tcW w:type="dxa" w:w="3898"/>
+            <w:tcBorders>
+              <w:top w:val="single" w:color="C9D1DA" w:sz="4"/>
+              <w:left w:val="single" w:color="C9D1DA" w:sz="4"/>
+              <w:bottom w:val="single" w:color="C9D1DA" w:sz="4"/>
+              <w:right w:val="single" w:color="C9D1DA" w:sz="4"/>
+            </w:tcBorders>
+            <w:tcMar>
+              <w:top w:type="dxa" w:w="80"/>
+              <w:left w:type="dxa" w:w="120"/>
+              <w:bottom w:type="dxa" w:w="80"/>
+              <w:right w:type="dxa" w:w="120"/>
+            </w:tcMar>
+          </w:tcPr>
+          <w:p>
+            <w:pPr>
+              <w:bidi w:val="false"/>
+              <w:spacing w:after="0"/>
+            </w:pPr>
+            <w:r>
+              <w:rPr>
+                <w:rFonts w:ascii="Arial" w:hAnsi="Arial" w:cs="Arial" w:eastAsia="Arial"/>
+                <w:rtl w:val="false"/>
+              </w:rPr>
+              <w:t xml:space="preserve">Additional driver (name, ID, licence), if any</w:t>
+            </w:r>
+          </w:p>
+        </w:tc>
+        <w:tc>
+          <w:tcPr>
+            <w:tcW w:type="dxa" w:w="5848"/>
+            <w:tcBorders>
+              <w:top w:val="single" w:color="C9D1DA" w:sz="4"/>
+              <w:left w:val="single" w:color="C9D1DA" w:sz="4"/>
+              <w:bottom w:val="single" w:color="C9D1DA" w:sz="4"/>
+              <w:right w:val="single" w:color="C9D1DA" w:sz="4"/>
+            </w:tcBorders>
+            <w:tcMar>
+              <w:top w:type="dxa" w:w="80"/>
+              <w:left w:type="dxa" w:w="120"/>
+              <w:bottom w:type="dxa" w:w="80"/>
+              <w:right w:type="dxa" w:w="120"/>
+            </w:tcMar>
+          </w:tcPr>
+          <w:p>
+            <w:pPr>
+              <w:bidi w:val="false"/>
+              <w:spacing w:after="0"/>
+            </w:pPr>
+          </w:p>
+        </w:tc>
+      </w:tr>
     </w:tbl>
     <w:p>
       <w:pPr>
         <w:bidi w:val="false"/>
         <w:spacing w:after="160"/>
       </w:pPr>
+    </w:p>
+    <w:p>
+      <w:pPr>
+        <w:bidi w:val="false"/>
+        <w:spacing w:after="120" w:line="276"/>
+      </w:pPr>
+      <w:r>
+        <w:rPr>
+          <w:rFonts w:ascii="Arial" w:hAnsi="Arial" w:cs="Arial" w:eastAsia="Arial"/>
+          <w:rtl w:val="false"/>
+        </w:rPr>
+        <w:t xml:space="preserve">The Renter confirms that the details above are true and complete, and that every person who will drive or ride the vehicle is named here. Only the Renter and any additional driver named above may drive or ride the vehicle.</w:t>
+      </w:r>
+    </w:p>
+    <w:p>
+      <w:pPr>
+        <w:bidi w:val="false"/>
+        <w:spacing w:after="120" w:line="276"/>
+      </w:pPr>
+      <w:r>
+        <w:rPr>
+          <w:rFonts w:ascii="Arial" w:hAnsi="Arial" w:cs="Arial" w:eastAsia="Arial"/>
+          <w:rtl w:val="false"/>
+        </w:rPr>
+        <w:t xml:space="preserve">Every driver must hold a valid driving licence for this class of vehicle, carried at all times while driving, together with any International Driving Permit the law requires. A car licence does not allow a person to ride a motorbike.</w:t>
+      </w:r>
     </w:p>
     <w:p>
       <w:pPr>
@@ -993,7 +1261,7 @@
           <w:szCs w:val="25"/>
           <w:rtl w:val="false"/>
         </w:rPr>
-        <w:t xml:space="preserve">2. Vehicle</w:t>
+        <w:t xml:space="preserve">3. The vehicle</w:t>
       </w:r>
     </w:p>
     <w:tbl>
@@ -1047,7 +1315,7 @@
                 <w:bCs/>
                 <w:rtl w:val="false"/>
               </w:rPr>
-              <w:t xml:space="preserve">Vehicle details</w:t>
+              <w:t xml:space="preserve">Type</w:t>
             </w:r>
           </w:p>
         </w:tc>
@@ -1107,7 +1375,7 @@
                 <w:rFonts w:ascii="Arial" w:hAnsi="Arial" w:cs="Arial" w:eastAsia="Arial"/>
                 <w:rtl w:val="false"/>
               </w:rPr>
-              <w:t xml:space="preserve">Type (car, scooter, motorbike)</w:t>
+              <w:t xml:space="preserve">Make and model</w:t>
             </w:r>
           </w:p>
         </w:tc>
@@ -1166,7 +1434,7 @@
                 <w:rFonts w:ascii="Arial" w:hAnsi="Arial" w:cs="Arial" w:eastAsia="Arial"/>
                 <w:rtl w:val="false"/>
               </w:rPr>
-              <w:t xml:space="preserve">Make and model</w:t>
+              <w:t xml:space="preserve">Year</w:t>
             </w:r>
           </w:p>
         </w:tc>
@@ -1225,7 +1493,7 @@
                 <w:rFonts w:ascii="Arial" w:hAnsi="Arial" w:cs="Arial" w:eastAsia="Arial"/>
                 <w:rtl w:val="false"/>
               </w:rPr>
-              <w:t xml:space="preserve">Year and colour</w:t>
+              <w:t xml:space="preserve">Registration (plate) number</w:t>
             </w:r>
           </w:p>
         </w:tc>
@@ -1284,7 +1552,7 @@
                 <w:rFonts w:ascii="Arial" w:hAnsi="Arial" w:cs="Arial" w:eastAsia="Arial"/>
                 <w:rtl w:val="false"/>
               </w:rPr>
-              <w:t xml:space="preserve">Registration (plate) number</w:t>
+              <w:t xml:space="preserve">Colour</w:t>
             </w:r>
           </w:p>
         </w:tc>
@@ -1343,7 +1611,7 @@
                 <w:rFonts w:ascii="Arial" w:hAnsi="Arial" w:cs="Arial" w:eastAsia="Arial"/>
                 <w:rtl w:val="false"/>
               </w:rPr>
-              <w:t xml:space="preserve">Chassis or engine number (optional)</w:t>
+              <w:t xml:space="preserve">Chassis / VIN number</w:t>
             </w:r>
           </w:p>
         </w:tc>
@@ -1402,7 +1670,7 @@
                 <w:rFonts w:ascii="Arial" w:hAnsi="Arial" w:cs="Arial" w:eastAsia="Arial"/>
                 <w:rtl w:val="false"/>
               </w:rPr>
-              <w:t xml:space="preserve">Fuel type</w:t>
+              <w:t xml:space="preserve">Odometer at handover</w:t>
             </w:r>
           </w:p>
         </w:tc>
@@ -1461,7 +1729,7 @@
                 <w:rFonts w:ascii="Arial" w:hAnsi="Arial" w:cs="Arial" w:eastAsia="Arial"/>
                 <w:rtl w:val="false"/>
               </w:rPr>
-              <w:t xml:space="preserve">Odometer at handover</w:t>
+              <w:t xml:space="preserve">Fuel / battery level at handover</w:t>
             </w:r>
           </w:p>
         </w:tc>
@@ -1486,13 +1754,6 @@
               <w:bidi w:val="false"/>
               <w:spacing w:after="0"/>
             </w:pPr>
-            <w:r>
-              <w:rPr>
-                <w:rFonts w:ascii="Arial" w:hAnsi="Arial" w:cs="Arial" w:eastAsia="Arial"/>
-                <w:rtl w:val="false"/>
-              </w:rPr>
-              <w:t xml:space="preserve">____________ km</w:t>
-            </w:r>
           </w:p>
         </w:tc>
       </w:tr>
@@ -1527,7 +1788,7 @@
                 <w:rFonts w:ascii="Arial" w:hAnsi="Arial" w:cs="Arial" w:eastAsia="Arial"/>
                 <w:rtl w:val="false"/>
               </w:rPr>
-              <w:t xml:space="preserve">Fuel level at handover</w:t>
+              <w:t xml:space="preserve">Accessories handed over (helmets, keys, child seat, phone holder, etc.)</w:t>
             </w:r>
           </w:p>
         </w:tc>
@@ -1552,72 +1813,6 @@
               <w:bidi w:val="false"/>
               <w:spacing w:after="0"/>
             </w:pPr>
-            <w:r>
-              <w:rPr>
-                <w:rFonts w:ascii="Arial" w:hAnsi="Arial" w:cs="Arial" w:eastAsia="Arial"/>
-                <w:rtl w:val="false"/>
-              </w:rPr>
-              <w:t xml:space="preserve">Empty  ¼  ½  ¾  Full</w:t>
-            </w:r>
-          </w:p>
-        </w:tc>
-      </w:tr>
-      <w:tr>
-        <w:trPr>
-          <w:cantSplit/>
-          <w:trHeight w:val="440" w:hRule="atLeast"/>
-        </w:trPr>
-        <w:tc>
-          <w:tcPr>
-            <w:tcW w:type="dxa" w:w="3898"/>
-            <w:tcBorders>
-              <w:top w:val="single" w:color="C9D1DA" w:sz="4"/>
-              <w:left w:val="single" w:color="C9D1DA" w:sz="4"/>
-              <w:bottom w:val="single" w:color="C9D1DA" w:sz="4"/>
-              <w:right w:val="single" w:color="C9D1DA" w:sz="4"/>
-            </w:tcBorders>
-            <w:tcMar>
-              <w:top w:type="dxa" w:w="80"/>
-              <w:left w:type="dxa" w:w="120"/>
-              <w:bottom w:type="dxa" w:w="80"/>
-              <w:right w:type="dxa" w:w="120"/>
-            </w:tcMar>
-          </w:tcPr>
-          <w:p>
-            <w:pPr>
-              <w:bidi w:val="false"/>
-              <w:spacing w:after="0"/>
-            </w:pPr>
-            <w:r>
-              <w:rPr>
-                <w:rFonts w:ascii="Arial" w:hAnsi="Arial" w:cs="Arial" w:eastAsia="Arial"/>
-                <w:rtl w:val="false"/>
-              </w:rPr>
-              <w:t xml:space="preserve">Items included (helmets, keys, child seat, documents)</w:t>
-            </w:r>
-          </w:p>
-        </w:tc>
-        <w:tc>
-          <w:tcPr>
-            <w:tcW w:type="dxa" w:w="5848"/>
-            <w:tcBorders>
-              <w:top w:val="single" w:color="C9D1DA" w:sz="4"/>
-              <w:left w:val="single" w:color="C9D1DA" w:sz="4"/>
-              <w:bottom w:val="single" w:color="C9D1DA" w:sz="4"/>
-              <w:right w:val="single" w:color="C9D1DA" w:sz="4"/>
-            </w:tcBorders>
-            <w:tcMar>
-              <w:top w:type="dxa" w:w="80"/>
-              <w:left w:type="dxa" w:w="120"/>
-              <w:bottom w:type="dxa" w:w="80"/>
-              <w:right w:type="dxa" w:w="120"/>
-            </w:tcMar>
-          </w:tcPr>
-          <w:p>
-            <w:pPr>
-              <w:bidi w:val="false"/>
-              <w:spacing w:after="0"/>
-            </w:pPr>
           </w:p>
         </w:tc>
       </w:tr>
@@ -1627,6 +1822,32 @@
         <w:bidi w:val="false"/>
         <w:spacing w:after="160"/>
       </w:pPr>
+    </w:p>
+    <w:p>
+      <w:pPr>
+        <w:bidi w:val="false"/>
+        <w:spacing w:after="120" w:line="276"/>
+      </w:pPr>
+      <w:r>
+        <w:rPr>
+          <w:rFonts w:ascii="Arial" w:hAnsi="Arial" w:cs="Arial" w:eastAsia="Arial"/>
+          <w:rtl w:val="false"/>
+        </w:rPr>
+        <w:t xml:space="preserve">The Owner rents the vehicle described above, with the accessories listed, to the Renter for the rental period and on the terms of this agreement. The vehicle remains the property of the Owner at all times.</w:t>
+      </w:r>
+    </w:p>
+    <w:p>
+      <w:pPr>
+        <w:bidi w:val="false"/>
+        <w:spacing w:after="120" w:line="276"/>
+      </w:pPr>
+      <w:r>
+        <w:rPr>
+          <w:rFonts w:ascii="Arial" w:hAnsi="Arial" w:cs="Arial" w:eastAsia="Arial"/>
+          <w:rtl w:val="false"/>
+        </w:rPr>
+        <w:t xml:space="preserve">The Owner confirms that the vehicle is registered, that its road tax is paid and that compulsory insurance is valid for the whole rental period, and that it is handed over in a roadworthy condition.</w:t>
+      </w:r>
     </w:p>
     <w:p>
       <w:pPr>
@@ -1644,8 +1865,272 @@
           <w:szCs w:val="25"/>
           <w:rtl w:val="false"/>
         </w:rPr>
-        <w:t xml:space="preserve">3. Condition at handover and return</w:t>
-      </w:r>
+        <w:t xml:space="preserve">4. Rental period, pickup and return</w:t>
+      </w:r>
+    </w:p>
+    <w:tbl>
+      <w:tblPr>
+        <w:bidiVisual w:val="false"/>
+        <w:tblW w:type="dxa" w:w="9746"/>
+        <w:tblBorders>
+          <w:top w:val="single" w:color="auto" w:sz="4"/>
+          <w:left w:val="single" w:color="auto" w:sz="4"/>
+          <w:bottom w:val="single" w:color="auto" w:sz="4"/>
+          <w:right w:val="single" w:color="auto" w:sz="4"/>
+          <w:insideH w:val="single" w:color="auto" w:sz="4"/>
+          <w:insideV w:val="single" w:color="auto" w:sz="4"/>
+        </w:tblBorders>
+        <w:tblLayout w:type="fixed"/>
+      </w:tblPr>
+      <w:tblGrid>
+        <w:gridCol w:w="3898"/>
+        <w:gridCol w:w="5848"/>
+      </w:tblGrid>
+      <w:tr>
+        <w:trPr>
+          <w:tblHeader/>
+        </w:trPr>
+        <w:tc>
+          <w:tcPr>
+            <w:tcW w:type="dxa" w:w="3898"/>
+            <w:tcBorders>
+              <w:top w:val="single" w:color="C9D1DA" w:sz="4"/>
+              <w:left w:val="single" w:color="C9D1DA" w:sz="4"/>
+              <w:bottom w:val="single" w:color="C9D1DA" w:sz="4"/>
+              <w:right w:val="single" w:color="C9D1DA" w:sz="4"/>
+            </w:tcBorders>
+            <w:shd w:fill="F3F6F8" w:color="auto" w:val="clear"/>
+            <w:tcMar>
+              <w:top w:type="dxa" w:w="80"/>
+              <w:left w:type="dxa" w:w="120"/>
+              <w:bottom w:type="dxa" w:w="80"/>
+              <w:right w:type="dxa" w:w="120"/>
+            </w:tcMar>
+          </w:tcPr>
+          <w:p>
+            <w:pPr>
+              <w:bidi w:val="false"/>
+              <w:spacing w:after="0"/>
+            </w:pPr>
+            <w:r>
+              <w:rPr>
+                <w:rFonts w:ascii="Arial" w:hAnsi="Arial" w:cs="Arial" w:eastAsia="Arial"/>
+                <w:b/>
+                <w:bCs/>
+                <w:rtl w:val="false"/>
+              </w:rPr>
+              <w:t xml:space="preserve">Start (date and time)</w:t>
+            </w:r>
+          </w:p>
+        </w:tc>
+        <w:tc>
+          <w:tcPr>
+            <w:tcW w:type="dxa" w:w="5848"/>
+            <w:tcBorders>
+              <w:top w:val="single" w:color="C9D1DA" w:sz="4"/>
+              <w:left w:val="single" w:color="C9D1DA" w:sz="4"/>
+              <w:bottom w:val="single" w:color="C9D1DA" w:sz="4"/>
+              <w:right w:val="single" w:color="C9D1DA" w:sz="4"/>
+            </w:tcBorders>
+            <w:shd w:fill="F3F6F8" w:color="auto" w:val="clear"/>
+            <w:tcMar>
+              <w:top w:type="dxa" w:w="80"/>
+              <w:left w:type="dxa" w:w="120"/>
+              <w:bottom w:type="dxa" w:w="80"/>
+              <w:right w:type="dxa" w:w="120"/>
+            </w:tcMar>
+          </w:tcPr>
+          <w:p>
+            <w:pPr>
+              <w:bidi w:val="false"/>
+              <w:spacing w:after="0"/>
+            </w:pPr>
+          </w:p>
+        </w:tc>
+      </w:tr>
+      <w:tr>
+        <w:trPr>
+          <w:cantSplit/>
+          <w:trHeight w:val="440" w:hRule="atLeast"/>
+        </w:trPr>
+        <w:tc>
+          <w:tcPr>
+            <w:tcW w:type="dxa" w:w="3898"/>
+            <w:tcBorders>
+              <w:top w:val="single" w:color="C9D1DA" w:sz="4"/>
+              <w:left w:val="single" w:color="C9D1DA" w:sz="4"/>
+              <w:bottom w:val="single" w:color="C9D1DA" w:sz="4"/>
+              <w:right w:val="single" w:color="C9D1DA" w:sz="4"/>
+            </w:tcBorders>
+            <w:tcMar>
+              <w:top w:type="dxa" w:w="80"/>
+              <w:left w:type="dxa" w:w="120"/>
+              <w:bottom w:type="dxa" w:w="80"/>
+              <w:right w:type="dxa" w:w="120"/>
+            </w:tcMar>
+          </w:tcPr>
+          <w:p>
+            <w:pPr>
+              <w:bidi w:val="false"/>
+              <w:spacing w:after="0"/>
+            </w:pPr>
+            <w:r>
+              <w:rPr>
+                <w:rFonts w:ascii="Arial" w:hAnsi="Arial" w:cs="Arial" w:eastAsia="Arial"/>
+                <w:rtl w:val="false"/>
+              </w:rPr>
+              <w:t xml:space="preserve">End (date and time)</w:t>
+            </w:r>
+          </w:p>
+        </w:tc>
+        <w:tc>
+          <w:tcPr>
+            <w:tcW w:type="dxa" w:w="5848"/>
+            <w:tcBorders>
+              <w:top w:val="single" w:color="C9D1DA" w:sz="4"/>
+              <w:left w:val="single" w:color="C9D1DA" w:sz="4"/>
+              <w:bottom w:val="single" w:color="C9D1DA" w:sz="4"/>
+              <w:right w:val="single" w:color="C9D1DA" w:sz="4"/>
+            </w:tcBorders>
+            <w:tcMar>
+              <w:top w:type="dxa" w:w="80"/>
+              <w:left w:type="dxa" w:w="120"/>
+              <w:bottom w:type="dxa" w:w="80"/>
+              <w:right w:type="dxa" w:w="120"/>
+            </w:tcMar>
+          </w:tcPr>
+          <w:p>
+            <w:pPr>
+              <w:bidi w:val="false"/>
+              <w:spacing w:after="0"/>
+            </w:pPr>
+          </w:p>
+        </w:tc>
+      </w:tr>
+      <w:tr>
+        <w:trPr>
+          <w:cantSplit/>
+          <w:trHeight w:val="440" w:hRule="atLeast"/>
+        </w:trPr>
+        <w:tc>
+          <w:tcPr>
+            <w:tcW w:type="dxa" w:w="3898"/>
+            <w:tcBorders>
+              <w:top w:val="single" w:color="C9D1DA" w:sz="4"/>
+              <w:left w:val="single" w:color="C9D1DA" w:sz="4"/>
+              <w:bottom w:val="single" w:color="C9D1DA" w:sz="4"/>
+              <w:right w:val="single" w:color="C9D1DA" w:sz="4"/>
+            </w:tcBorders>
+            <w:tcMar>
+              <w:top w:type="dxa" w:w="80"/>
+              <w:left w:type="dxa" w:w="120"/>
+              <w:bottom w:type="dxa" w:w="80"/>
+              <w:right w:type="dxa" w:w="120"/>
+            </w:tcMar>
+          </w:tcPr>
+          <w:p>
+            <w:pPr>
+              <w:bidi w:val="false"/>
+              <w:spacing w:after="0"/>
+            </w:pPr>
+            <w:r>
+              <w:rPr>
+                <w:rFonts w:ascii="Arial" w:hAnsi="Arial" w:cs="Arial" w:eastAsia="Arial"/>
+                <w:rtl w:val="false"/>
+              </w:rPr>
+              <w:t xml:space="preserve">Pickup / delivery place</w:t>
+            </w:r>
+          </w:p>
+        </w:tc>
+        <w:tc>
+          <w:tcPr>
+            <w:tcW w:type="dxa" w:w="5848"/>
+            <w:tcBorders>
+              <w:top w:val="single" w:color="C9D1DA" w:sz="4"/>
+              <w:left w:val="single" w:color="C9D1DA" w:sz="4"/>
+              <w:bottom w:val="single" w:color="C9D1DA" w:sz="4"/>
+              <w:right w:val="single" w:color="C9D1DA" w:sz="4"/>
+            </w:tcBorders>
+            <w:tcMar>
+              <w:top w:type="dxa" w:w="80"/>
+              <w:left w:type="dxa" w:w="120"/>
+              <w:bottom w:type="dxa" w:w="80"/>
+              <w:right w:type="dxa" w:w="120"/>
+            </w:tcMar>
+          </w:tcPr>
+          <w:p>
+            <w:pPr>
+              <w:bidi w:val="false"/>
+              <w:spacing w:after="0"/>
+            </w:pPr>
+          </w:p>
+        </w:tc>
+      </w:tr>
+      <w:tr>
+        <w:trPr>
+          <w:cantSplit/>
+          <w:trHeight w:val="440" w:hRule="atLeast"/>
+        </w:trPr>
+        <w:tc>
+          <w:tcPr>
+            <w:tcW w:type="dxa" w:w="3898"/>
+            <w:tcBorders>
+              <w:top w:val="single" w:color="C9D1DA" w:sz="4"/>
+              <w:left w:val="single" w:color="C9D1DA" w:sz="4"/>
+              <w:bottom w:val="single" w:color="C9D1DA" w:sz="4"/>
+              <w:right w:val="single" w:color="C9D1DA" w:sz="4"/>
+            </w:tcBorders>
+            <w:tcMar>
+              <w:top w:type="dxa" w:w="80"/>
+              <w:left w:type="dxa" w:w="120"/>
+              <w:bottom w:type="dxa" w:w="80"/>
+              <w:right w:type="dxa" w:w="120"/>
+            </w:tcMar>
+          </w:tcPr>
+          <w:p>
+            <w:pPr>
+              <w:bidi w:val="false"/>
+              <w:spacing w:after="0"/>
+            </w:pPr>
+            <w:r>
+              <w:rPr>
+                <w:rFonts w:ascii="Arial" w:hAnsi="Arial" w:cs="Arial" w:eastAsia="Arial"/>
+                <w:rtl w:val="false"/>
+              </w:rPr>
+              <w:t xml:space="preserve">Return / collection place</w:t>
+            </w:r>
+          </w:p>
+        </w:tc>
+        <w:tc>
+          <w:tcPr>
+            <w:tcW w:type="dxa" w:w="5848"/>
+            <w:tcBorders>
+              <w:top w:val="single" w:color="C9D1DA" w:sz="4"/>
+              <w:left w:val="single" w:color="C9D1DA" w:sz="4"/>
+              <w:bottom w:val="single" w:color="C9D1DA" w:sz="4"/>
+              <w:right w:val="single" w:color="C9D1DA" w:sz="4"/>
+            </w:tcBorders>
+            <w:tcMar>
+              <w:top w:type="dxa" w:w="80"/>
+              <w:left w:type="dxa" w:w="120"/>
+              <w:bottom w:type="dxa" w:w="80"/>
+              <w:right w:type="dxa" w:w="120"/>
+            </w:tcMar>
+          </w:tcPr>
+          <w:p>
+            <w:pPr>
+              <w:bidi w:val="false"/>
+              <w:spacing w:after="0"/>
+            </w:pPr>
+          </w:p>
+        </w:tc>
+      </w:tr>
+    </w:tbl>
+    <w:p>
+      <w:pPr>
+        <w:bidi w:val="false"/>
+        <w:spacing w:after="160"/>
+      </w:pPr>
     </w:p>
     <w:p>
       <w:pPr>
@@ -1657,7 +2142,1910 @@
           <w:rFonts w:ascii="Arial" w:hAnsi="Arial" w:cs="Arial" w:eastAsia="Arial"/>
           <w:rtl w:val="false"/>
         </w:rPr>
-        <w:t xml:space="preserve">The Owner and the Renter inspect the vehicle together at handover and again at return, and take dated photos or a video of all sides, the interior or seat, the wheels, the odometer and the fuel gauge. The photos form part of this agreement. Existing damage is recorded below; any damage not recorded here or in the handover photos is treated as new.</w:t>
+        <w:t xml:space="preserve">The Renter must return the vehicle at the agreed place, date and time. An extension is valid only when the Owner agrees to it in writing (a message is enough) and the extra rent is paid.</w:t>
+      </w:r>
+    </w:p>
+    <w:p>
+      <w:pPr>
+        <w:bidi w:val="false"/>
+        <w:spacing w:after="120" w:line="276"/>
+      </w:pPr>
+      <w:r>
+        <w:rPr>
+          <w:rFonts w:ascii="Arial" w:hAnsi="Arial" w:cs="Arial" w:eastAsia="Arial"/>
+          <w:rtl w:val="false"/>
+        </w:rPr>
+        <w:t xml:space="preserve">Late return: a return more than one hour late may be charged as an extra day at the daily rate.</w:t>
+      </w:r>
+    </w:p>
+    <w:p>
+      <w:pPr>
+        <w:bidi w:val="false"/>
+        <w:spacing w:after="120" w:line="276"/>
+      </w:pPr>
+      <w:r>
+        <w:rPr>
+          <w:rFonts w:ascii="Arial" w:hAnsi="Arial" w:cs="Arial" w:eastAsia="Arial"/>
+          <w:rtl w:val="false"/>
+        </w:rPr>
+        <w:t xml:space="preserve">If the vehicle is not returned and the Renter cannot be reached within 24 hours of the end time, the Owner may treat the vehicle as stolen, report it to the police and recover it, at the Renter's cost.</w:t>
+      </w:r>
+    </w:p>
+    <w:p>
+      <w:pPr>
+        <w:keepNext/>
+        <w:bidi w:val="false"/>
+        <w:spacing w:before="280" w:after="100"/>
+      </w:pPr>
+      <w:r>
+        <w:rPr>
+          <w:rFonts w:ascii="Arial" w:hAnsi="Arial" w:cs="Arial" w:eastAsia="Arial"/>
+          <w:b/>
+          <w:bCs/>
+          <w:color w:val="06162B"/>
+          <w:sz w:val="25"/>
+          <w:szCs w:val="25"/>
+          <w:rtl w:val="false"/>
+        </w:rPr>
+        <w:t xml:space="preserve">5. Rent and payment</w:t>
+      </w:r>
+    </w:p>
+    <w:tbl>
+      <w:tblPr>
+        <w:bidiVisual w:val="false"/>
+        <w:tblW w:type="dxa" w:w="9746"/>
+        <w:tblBorders>
+          <w:top w:val="single" w:color="auto" w:sz="4"/>
+          <w:left w:val="single" w:color="auto" w:sz="4"/>
+          <w:bottom w:val="single" w:color="auto" w:sz="4"/>
+          <w:right w:val="single" w:color="auto" w:sz="4"/>
+          <w:insideH w:val="single" w:color="auto" w:sz="4"/>
+          <w:insideV w:val="single" w:color="auto" w:sz="4"/>
+        </w:tblBorders>
+        <w:tblLayout w:type="fixed"/>
+      </w:tblPr>
+      <w:tblGrid>
+        <w:gridCol w:w="3898"/>
+        <w:gridCol w:w="5848"/>
+      </w:tblGrid>
+      <w:tr>
+        <w:trPr>
+          <w:tblHeader/>
+        </w:trPr>
+        <w:tc>
+          <w:tcPr>
+            <w:tcW w:type="dxa" w:w="3898"/>
+            <w:tcBorders>
+              <w:top w:val="single" w:color="C9D1DA" w:sz="4"/>
+              <w:left w:val="single" w:color="C9D1DA" w:sz="4"/>
+              <w:bottom w:val="single" w:color="C9D1DA" w:sz="4"/>
+              <w:right w:val="single" w:color="C9D1DA" w:sz="4"/>
+            </w:tcBorders>
+            <w:shd w:fill="F3F6F8" w:color="auto" w:val="clear"/>
+            <w:tcMar>
+              <w:top w:type="dxa" w:w="80"/>
+              <w:left w:type="dxa" w:w="120"/>
+              <w:bottom w:type="dxa" w:w="80"/>
+              <w:right w:type="dxa" w:w="120"/>
+            </w:tcMar>
+          </w:tcPr>
+          <w:p>
+            <w:pPr>
+              <w:bidi w:val="false"/>
+              <w:spacing w:after="0"/>
+            </w:pPr>
+            <w:r>
+              <w:rPr>
+                <w:rFonts w:ascii="Arial" w:hAnsi="Arial" w:cs="Arial" w:eastAsia="Arial"/>
+                <w:b/>
+                <w:bCs/>
+                <w:rtl w:val="false"/>
+              </w:rPr>
+              <w:t xml:space="preserve">Rental rate</w:t>
+            </w:r>
+          </w:p>
+        </w:tc>
+        <w:tc>
+          <w:tcPr>
+            <w:tcW w:type="dxa" w:w="5848"/>
+            <w:tcBorders>
+              <w:top w:val="single" w:color="C9D1DA" w:sz="4"/>
+              <w:left w:val="single" w:color="C9D1DA" w:sz="4"/>
+              <w:bottom w:val="single" w:color="C9D1DA" w:sz="4"/>
+              <w:right w:val="single" w:color="C9D1DA" w:sz="4"/>
+            </w:tcBorders>
+            <w:shd w:fill="F3F6F8" w:color="auto" w:val="clear"/>
+            <w:tcMar>
+              <w:top w:type="dxa" w:w="80"/>
+              <w:left w:type="dxa" w:w="120"/>
+              <w:bottom w:type="dxa" w:w="80"/>
+              <w:right w:type="dxa" w:w="120"/>
+            </w:tcMar>
+          </w:tcPr>
+          <w:p>
+            <w:pPr>
+              <w:bidi w:val="false"/>
+              <w:spacing w:after="0"/>
+            </w:pPr>
+          </w:p>
+        </w:tc>
+      </w:tr>
+      <w:tr>
+        <w:trPr>
+          <w:cantSplit/>
+          <w:trHeight w:val="440" w:hRule="atLeast"/>
+        </w:trPr>
+        <w:tc>
+          <w:tcPr>
+            <w:tcW w:type="dxa" w:w="3898"/>
+            <w:tcBorders>
+              <w:top w:val="single" w:color="C9D1DA" w:sz="4"/>
+              <w:left w:val="single" w:color="C9D1DA" w:sz="4"/>
+              <w:bottom w:val="single" w:color="C9D1DA" w:sz="4"/>
+              <w:right w:val="single" w:color="C9D1DA" w:sz="4"/>
+            </w:tcBorders>
+            <w:tcMar>
+              <w:top w:type="dxa" w:w="80"/>
+              <w:left w:type="dxa" w:w="120"/>
+              <w:bottom w:type="dxa" w:w="80"/>
+              <w:right w:type="dxa" w:w="120"/>
+            </w:tcMar>
+          </w:tcPr>
+          <w:p>
+            <w:pPr>
+              <w:bidi w:val="false"/>
+              <w:spacing w:after="0"/>
+            </w:pPr>
+            <w:r>
+              <w:rPr>
+                <w:rFonts w:ascii="Arial" w:hAnsi="Arial" w:cs="Arial" w:eastAsia="Arial"/>
+                <w:rtl w:val="false"/>
+              </w:rPr>
+              <w:t xml:space="preserve">Total rent for this booking</w:t>
+            </w:r>
+          </w:p>
+        </w:tc>
+        <w:tc>
+          <w:tcPr>
+            <w:tcW w:type="dxa" w:w="5848"/>
+            <w:tcBorders>
+              <w:top w:val="single" w:color="C9D1DA" w:sz="4"/>
+              <w:left w:val="single" w:color="C9D1DA" w:sz="4"/>
+              <w:bottom w:val="single" w:color="C9D1DA" w:sz="4"/>
+              <w:right w:val="single" w:color="C9D1DA" w:sz="4"/>
+            </w:tcBorders>
+            <w:tcMar>
+              <w:top w:type="dxa" w:w="80"/>
+              <w:left w:type="dxa" w:w="120"/>
+              <w:bottom w:type="dxa" w:w="80"/>
+              <w:right w:type="dxa" w:w="120"/>
+            </w:tcMar>
+          </w:tcPr>
+          <w:p>
+            <w:pPr>
+              <w:bidi w:val="false"/>
+              <w:spacing w:after="0"/>
+            </w:pPr>
+          </w:p>
+        </w:tc>
+      </w:tr>
+      <w:tr>
+        <w:trPr>
+          <w:cantSplit/>
+          <w:trHeight w:val="440" w:hRule="atLeast"/>
+        </w:trPr>
+        <w:tc>
+          <w:tcPr>
+            <w:tcW w:type="dxa" w:w="3898"/>
+            <w:tcBorders>
+              <w:top w:val="single" w:color="C9D1DA" w:sz="4"/>
+              <w:left w:val="single" w:color="C9D1DA" w:sz="4"/>
+              <w:bottom w:val="single" w:color="C9D1DA" w:sz="4"/>
+              <w:right w:val="single" w:color="C9D1DA" w:sz="4"/>
+            </w:tcBorders>
+            <w:tcMar>
+              <w:top w:type="dxa" w:w="80"/>
+              <w:left w:type="dxa" w:w="120"/>
+              <w:bottom w:type="dxa" w:w="80"/>
+              <w:right w:type="dxa" w:w="120"/>
+            </w:tcMar>
+          </w:tcPr>
+          <w:p>
+            <w:pPr>
+              <w:bidi w:val="false"/>
+              <w:spacing w:after="0"/>
+            </w:pPr>
+            <w:r>
+              <w:rPr>
+                <w:rFonts w:ascii="Arial" w:hAnsi="Arial" w:cs="Arial" w:eastAsia="Arial"/>
+                <w:rtl w:val="false"/>
+              </w:rPr>
+              <w:t xml:space="preserve">Delivery / collection fee</w:t>
+            </w:r>
+          </w:p>
+        </w:tc>
+        <w:tc>
+          <w:tcPr>
+            <w:tcW w:type="dxa" w:w="5848"/>
+            <w:tcBorders>
+              <w:top w:val="single" w:color="C9D1DA" w:sz="4"/>
+              <w:left w:val="single" w:color="C9D1DA" w:sz="4"/>
+              <w:bottom w:val="single" w:color="C9D1DA" w:sz="4"/>
+              <w:right w:val="single" w:color="C9D1DA" w:sz="4"/>
+            </w:tcBorders>
+            <w:tcMar>
+              <w:top w:type="dxa" w:w="80"/>
+              <w:left w:type="dxa" w:w="120"/>
+              <w:bottom w:type="dxa" w:w="80"/>
+              <w:right w:type="dxa" w:w="120"/>
+            </w:tcMar>
+          </w:tcPr>
+          <w:p>
+            <w:pPr>
+              <w:bidi w:val="false"/>
+              <w:spacing w:after="0"/>
+            </w:pPr>
+          </w:p>
+        </w:tc>
+      </w:tr>
+      <w:tr>
+        <w:trPr>
+          <w:cantSplit/>
+          <w:trHeight w:val="440" w:hRule="atLeast"/>
+        </w:trPr>
+        <w:tc>
+          <w:tcPr>
+            <w:tcW w:type="dxa" w:w="3898"/>
+            <w:tcBorders>
+              <w:top w:val="single" w:color="C9D1DA" w:sz="4"/>
+              <w:left w:val="single" w:color="C9D1DA" w:sz="4"/>
+              <w:bottom w:val="single" w:color="C9D1DA" w:sz="4"/>
+              <w:right w:val="single" w:color="C9D1DA" w:sz="4"/>
+            </w:tcBorders>
+            <w:tcMar>
+              <w:top w:type="dxa" w:w="80"/>
+              <w:left w:type="dxa" w:w="120"/>
+              <w:bottom w:type="dxa" w:w="80"/>
+              <w:right w:type="dxa" w:w="120"/>
+            </w:tcMar>
+          </w:tcPr>
+          <w:p>
+            <w:pPr>
+              <w:bidi w:val="false"/>
+              <w:spacing w:after="0"/>
+            </w:pPr>
+            <w:r>
+              <w:rPr>
+                <w:rFonts w:ascii="Arial" w:hAnsi="Arial" w:cs="Arial" w:eastAsia="Arial"/>
+                <w:rtl w:val="false"/>
+              </w:rPr>
+              <w:t xml:space="preserve">Payment methods accepted</w:t>
+            </w:r>
+          </w:p>
+        </w:tc>
+        <w:tc>
+          <w:tcPr>
+            <w:tcW w:type="dxa" w:w="5848"/>
+            <w:tcBorders>
+              <w:top w:val="single" w:color="C9D1DA" w:sz="4"/>
+              <w:left w:val="single" w:color="C9D1DA" w:sz="4"/>
+              <w:bottom w:val="single" w:color="C9D1DA" w:sz="4"/>
+              <w:right w:val="single" w:color="C9D1DA" w:sz="4"/>
+            </w:tcBorders>
+            <w:tcMar>
+              <w:top w:type="dxa" w:w="80"/>
+              <w:left w:type="dxa" w:w="120"/>
+              <w:bottom w:type="dxa" w:w="80"/>
+              <w:right w:type="dxa" w:w="120"/>
+            </w:tcMar>
+          </w:tcPr>
+          <w:p>
+            <w:pPr>
+              <w:bidi w:val="false"/>
+              <w:spacing w:after="0"/>
+            </w:pPr>
+          </w:p>
+        </w:tc>
+      </w:tr>
+    </w:tbl>
+    <w:p>
+      <w:pPr>
+        <w:bidi w:val="false"/>
+        <w:spacing w:after="160"/>
+      </w:pPr>
+    </w:p>
+    <w:p>
+      <w:pPr>
+        <w:bidi w:val="false"/>
+        <w:spacing w:after="120" w:line="276"/>
+      </w:pPr>
+      <w:r>
+        <w:rPr>
+          <w:rFonts w:ascii="Arial" w:hAnsi="Arial" w:cs="Arial" w:eastAsia="Arial"/>
+          <w:rtl w:val="false"/>
+        </w:rPr>
+        <w:t xml:space="preserve">The Renter pays the rent stated above in advance, unless the Owner agrees otherwise in writing. Prices are in the currency stated in this agreement.</w:t>
+      </w:r>
+    </w:p>
+    <w:p>
+      <w:pPr>
+        <w:bidi w:val="false"/>
+        <w:spacing w:after="120" w:line="276"/>
+      </w:pPr>
+      <w:r>
+        <w:rPr>
+          <w:rFonts w:ascii="Arial" w:hAnsi="Arial" w:cs="Arial" w:eastAsia="Arial"/>
+          <w:rtl w:val="false"/>
+        </w:rPr>
+        <w:t xml:space="preserve">Extras (child seats, delivery, additional drivers, phone holders, insurance upgrades and similar) cost what is written in this agreement or what the Owner confirmed in writing before the rental.</w:t>
+      </w:r>
+    </w:p>
+    <w:p>
+      <w:pPr>
+        <w:keepNext/>
+        <w:bidi w:val="false"/>
+        <w:spacing w:before="280" w:after="100"/>
+      </w:pPr>
+      <w:r>
+        <w:rPr>
+          <w:rFonts w:ascii="Arial" w:hAnsi="Arial" w:cs="Arial" w:eastAsia="Arial"/>
+          <w:b/>
+          <w:bCs/>
+          <w:color w:val="06162B"/>
+          <w:sz w:val="25"/>
+          <w:szCs w:val="25"/>
+          <w:rtl w:val="false"/>
+        </w:rPr>
+        <w:t xml:space="preserve">6. Security deposit</w:t>
+      </w:r>
+    </w:p>
+    <w:tbl>
+      <w:tblPr>
+        <w:bidiVisual w:val="false"/>
+        <w:tblW w:type="dxa" w:w="9746"/>
+        <w:tblBorders>
+          <w:top w:val="single" w:color="auto" w:sz="4"/>
+          <w:left w:val="single" w:color="auto" w:sz="4"/>
+          <w:bottom w:val="single" w:color="auto" w:sz="4"/>
+          <w:right w:val="single" w:color="auto" w:sz="4"/>
+          <w:insideH w:val="single" w:color="auto" w:sz="4"/>
+          <w:insideV w:val="single" w:color="auto" w:sz="4"/>
+        </w:tblBorders>
+        <w:tblLayout w:type="fixed"/>
+      </w:tblPr>
+      <w:tblGrid>
+        <w:gridCol w:w="3898"/>
+        <w:gridCol w:w="5848"/>
+      </w:tblGrid>
+      <w:tr>
+        <w:trPr>
+          <w:tblHeader/>
+        </w:trPr>
+        <w:tc>
+          <w:tcPr>
+            <w:tcW w:type="dxa" w:w="3898"/>
+            <w:tcBorders>
+              <w:top w:val="single" w:color="C9D1DA" w:sz="4"/>
+              <w:left w:val="single" w:color="C9D1DA" w:sz="4"/>
+              <w:bottom w:val="single" w:color="C9D1DA" w:sz="4"/>
+              <w:right w:val="single" w:color="C9D1DA" w:sz="4"/>
+            </w:tcBorders>
+            <w:shd w:fill="F3F6F8" w:color="auto" w:val="clear"/>
+            <w:tcMar>
+              <w:top w:type="dxa" w:w="80"/>
+              <w:left w:type="dxa" w:w="120"/>
+              <w:bottom w:type="dxa" w:w="80"/>
+              <w:right w:type="dxa" w:w="120"/>
+            </w:tcMar>
+          </w:tcPr>
+          <w:p>
+            <w:pPr>
+              <w:bidi w:val="false"/>
+              <w:spacing w:after="0"/>
+            </w:pPr>
+            <w:r>
+              <w:rPr>
+                <w:rFonts w:ascii="Arial" w:hAnsi="Arial" w:cs="Arial" w:eastAsia="Arial"/>
+                <w:b/>
+                <w:bCs/>
+                <w:rtl w:val="false"/>
+              </w:rPr>
+              <w:t xml:space="preserve">Deposit</w:t>
+            </w:r>
+          </w:p>
+        </w:tc>
+        <w:tc>
+          <w:tcPr>
+            <w:tcW w:type="dxa" w:w="5848"/>
+            <w:tcBorders>
+              <w:top w:val="single" w:color="C9D1DA" w:sz="4"/>
+              <w:left w:val="single" w:color="C9D1DA" w:sz="4"/>
+              <w:bottom w:val="single" w:color="C9D1DA" w:sz="4"/>
+              <w:right w:val="single" w:color="C9D1DA" w:sz="4"/>
+            </w:tcBorders>
+            <w:shd w:fill="F3F6F8" w:color="auto" w:val="clear"/>
+            <w:tcMar>
+              <w:top w:type="dxa" w:w="80"/>
+              <w:left w:type="dxa" w:w="120"/>
+              <w:bottom w:type="dxa" w:w="80"/>
+              <w:right w:type="dxa" w:w="120"/>
+            </w:tcMar>
+          </w:tcPr>
+          <w:p>
+            <w:pPr>
+              <w:bidi w:val="false"/>
+              <w:spacing w:after="0"/>
+            </w:pPr>
+          </w:p>
+        </w:tc>
+      </w:tr>
+      <w:tr>
+        <w:trPr>
+          <w:cantSplit/>
+          <w:trHeight w:val="440" w:hRule="atLeast"/>
+        </w:trPr>
+        <w:tc>
+          <w:tcPr>
+            <w:tcW w:type="dxa" w:w="3898"/>
+            <w:tcBorders>
+              <w:top w:val="single" w:color="C9D1DA" w:sz="4"/>
+              <w:left w:val="single" w:color="C9D1DA" w:sz="4"/>
+              <w:bottom w:val="single" w:color="C9D1DA" w:sz="4"/>
+              <w:right w:val="single" w:color="C9D1DA" w:sz="4"/>
+            </w:tcBorders>
+            <w:tcMar>
+              <w:top w:type="dxa" w:w="80"/>
+              <w:left w:type="dxa" w:w="120"/>
+              <w:bottom w:type="dxa" w:w="80"/>
+              <w:right w:type="dxa" w:w="120"/>
+            </w:tcMar>
+          </w:tcPr>
+          <w:p>
+            <w:pPr>
+              <w:bidi w:val="false"/>
+              <w:spacing w:after="0"/>
+            </w:pPr>
+            <w:r>
+              <w:rPr>
+                <w:rFonts w:ascii="Arial" w:hAnsi="Arial" w:cs="Arial" w:eastAsia="Arial"/>
+                <w:rtl w:val="false"/>
+              </w:rPr>
+              <w:t xml:space="preserve">Paid by (cash / transfer / card hold)</w:t>
+            </w:r>
+          </w:p>
+        </w:tc>
+        <w:tc>
+          <w:tcPr>
+            <w:tcW w:type="dxa" w:w="5848"/>
+            <w:tcBorders>
+              <w:top w:val="single" w:color="C9D1DA" w:sz="4"/>
+              <w:left w:val="single" w:color="C9D1DA" w:sz="4"/>
+              <w:bottom w:val="single" w:color="C9D1DA" w:sz="4"/>
+              <w:right w:val="single" w:color="C9D1DA" w:sz="4"/>
+            </w:tcBorders>
+            <w:tcMar>
+              <w:top w:type="dxa" w:w="80"/>
+              <w:left w:type="dxa" w:w="120"/>
+              <w:bottom w:type="dxa" w:w="80"/>
+              <w:right w:type="dxa" w:w="120"/>
+            </w:tcMar>
+          </w:tcPr>
+          <w:p>
+            <w:pPr>
+              <w:bidi w:val="false"/>
+              <w:spacing w:after="0"/>
+            </w:pPr>
+          </w:p>
+        </w:tc>
+      </w:tr>
+      <w:tr>
+        <w:trPr>
+          <w:cantSplit/>
+          <w:trHeight w:val="440" w:hRule="atLeast"/>
+        </w:trPr>
+        <w:tc>
+          <w:tcPr>
+            <w:tcW w:type="dxa" w:w="3898"/>
+            <w:tcBorders>
+              <w:top w:val="single" w:color="C9D1DA" w:sz="4"/>
+              <w:left w:val="single" w:color="C9D1DA" w:sz="4"/>
+              <w:bottom w:val="single" w:color="C9D1DA" w:sz="4"/>
+              <w:right w:val="single" w:color="C9D1DA" w:sz="4"/>
+            </w:tcBorders>
+            <w:tcMar>
+              <w:top w:type="dxa" w:w="80"/>
+              <w:left w:type="dxa" w:w="120"/>
+              <w:bottom w:type="dxa" w:w="80"/>
+              <w:right w:type="dxa" w:w="120"/>
+            </w:tcMar>
+          </w:tcPr>
+          <w:p>
+            <w:pPr>
+              <w:bidi w:val="false"/>
+              <w:spacing w:after="0"/>
+            </w:pPr>
+            <w:r>
+              <w:rPr>
+                <w:rFonts w:ascii="Arial" w:hAnsi="Arial" w:cs="Arial" w:eastAsia="Arial"/>
+                <w:rtl w:val="false"/>
+              </w:rPr>
+              <w:t xml:space="preserve">Returned within</w:t>
+            </w:r>
+          </w:p>
+        </w:tc>
+        <w:tc>
+          <w:tcPr>
+            <w:tcW w:type="dxa" w:w="5848"/>
+            <w:tcBorders>
+              <w:top w:val="single" w:color="C9D1DA" w:sz="4"/>
+              <w:left w:val="single" w:color="C9D1DA" w:sz="4"/>
+              <w:bottom w:val="single" w:color="C9D1DA" w:sz="4"/>
+              <w:right w:val="single" w:color="C9D1DA" w:sz="4"/>
+            </w:tcBorders>
+            <w:tcMar>
+              <w:top w:type="dxa" w:w="80"/>
+              <w:left w:type="dxa" w:w="120"/>
+              <w:bottom w:type="dxa" w:w="80"/>
+              <w:right w:type="dxa" w:w="120"/>
+            </w:tcMar>
+          </w:tcPr>
+          <w:p>
+            <w:pPr>
+              <w:bidi w:val="false"/>
+              <w:spacing w:after="0"/>
+            </w:pPr>
+          </w:p>
+        </w:tc>
+      </w:tr>
+    </w:tbl>
+    <w:p>
+      <w:pPr>
+        <w:bidi w:val="false"/>
+        <w:spacing w:after="160"/>
+      </w:pPr>
+    </w:p>
+    <w:p>
+      <w:pPr>
+        <w:bidi w:val="false"/>
+        <w:spacing w:after="120" w:line="276"/>
+      </w:pPr>
+      <w:r>
+        <w:rPr>
+          <w:rFonts w:ascii="Arial" w:hAnsi="Arial" w:cs="Arial" w:eastAsia="Arial"/>
+          <w:rtl w:val="false"/>
+        </w:rPr>
+        <w:t xml:space="preserve">The deposit secures the Renter's obligations: unpaid rent, damage up to the amount the Renter is liable for, fuel, mileage, cleaning, late return, lost keys or accessories, traffic fines and any other amount owed under this agreement.</w:t>
+      </w:r>
+    </w:p>
+    <w:p>
+      <w:pPr>
+        <w:bidi w:val="false"/>
+        <w:spacing w:after="120" w:line="276"/>
+      </w:pPr>
+      <w:r>
+        <w:rPr>
+          <w:rFonts w:ascii="Arial" w:hAnsi="Arial" w:cs="Arial" w:eastAsia="Arial"/>
+          <w:rtl w:val="false"/>
+        </w:rPr>
+        <w:t xml:space="preserve">The Owner returns the deposit, less any amounts properly deducted, after the vehicle has been returned and checked. The Owner gives the Renter a written list of any deduction with photos, receipts or quotes. If the amounts owed are more than the deposit, the Renter pays the difference within 7 days of being told.</w:t>
+      </w:r>
+    </w:p>
+    <w:p>
+      <w:pPr>
+        <w:bidi w:val="false"/>
+        <w:spacing w:after="120" w:line="276"/>
+      </w:pPr>
+      <w:r>
+        <w:rPr>
+          <w:rFonts w:ascii="Arial" w:hAnsi="Arial" w:cs="Arial" w:eastAsia="Arial"/>
+          <w:rtl w:val="false"/>
+        </w:rPr>
+        <w:t xml:space="preserve">Traffic fines often arrive after a rental ends. The Owner may keep a reasonable part of the deposit for up to 30 days to cover fines the Owner has reason to expect, and must return it promptly if none arrive.</w:t>
+      </w:r>
+    </w:p>
+    <w:p>
+      <w:pPr>
+        <w:bidi w:val="false"/>
+        <w:spacing w:after="120" w:line="276"/>
+      </w:pPr>
+      <w:r>
+        <w:rPr>
+          <w:rFonts w:ascii="Arial" w:hAnsi="Arial" w:cs="Arial" w:eastAsia="Arial"/>
+          <w:rtl w:val="false"/>
+        </w:rPr>
+        <w:t xml:space="preserve">The Owner will not keep the Renter's original passport or national ID card as a deposit. The Owner may take a copy or photo of them to identify the Renter (section 17).</w:t>
+      </w:r>
+    </w:p>
+    <w:p>
+      <w:pPr>
+        <w:keepNext/>
+        <w:bidi w:val="false"/>
+        <w:spacing w:before="280" w:after="100"/>
+      </w:pPr>
+      <w:r>
+        <w:rPr>
+          <w:rFonts w:ascii="Arial" w:hAnsi="Arial" w:cs="Arial" w:eastAsia="Arial"/>
+          <w:b/>
+          <w:bCs/>
+          <w:color w:val="06162B"/>
+          <w:sz w:val="25"/>
+          <w:szCs w:val="25"/>
+          <w:rtl w:val="false"/>
+        </w:rPr>
+        <w:t xml:space="preserve">7. Cancellation and early return</w:t>
+      </w:r>
+    </w:p>
+    <w:p>
+      <w:pPr>
+        <w:bidi w:val="false"/>
+        <w:spacing w:after="120" w:line="276"/>
+      </w:pPr>
+      <w:r>
+        <w:rPr>
+          <w:rFonts w:ascii="Arial" w:hAnsi="Arial" w:cs="Arial" w:eastAsia="Arial"/>
+          <w:rtl w:val="false"/>
+        </w:rPr>
+        <w:t xml:space="preserve">Cancellation by the Renter before the start time: the Owner keeps any booking payment that this agreement or the booking confirmation says is non-refundable, and refunds the rest.</w:t>
+      </w:r>
+    </w:p>
+    <w:p>
+      <w:pPr>
+        <w:bidi w:val="false"/>
+        <w:spacing w:after="120" w:line="276"/>
+      </w:pPr>
+      <w:r>
+        <w:rPr>
+          <w:rFonts w:ascii="Arial" w:hAnsi="Arial" w:cs="Arial" w:eastAsia="Arial"/>
+          <w:rtl w:val="false"/>
+        </w:rPr>
+        <w:t xml:space="preserve">Early return: rent for the booked period is not refunded if the Renter returns the vehicle early.</w:t>
+      </w:r>
+    </w:p>
+    <w:p>
+      <w:pPr>
+        <w:bidi w:val="false"/>
+        <w:spacing w:after="120" w:line="276"/>
+      </w:pPr>
+      <w:r>
+        <w:rPr>
+          <w:rFonts w:ascii="Arial" w:hAnsi="Arial" w:cs="Arial" w:eastAsia="Arial"/>
+          <w:rtl w:val="false"/>
+        </w:rPr>
+        <w:t xml:space="preserve">If the Owner cannot provide the vehicle (or a similar or better one) at the start time, the Renter may cancel and receive a full refund of everything paid.</w:t>
+      </w:r>
+    </w:p>
+    <w:p>
+      <w:pPr>
+        <w:keepNext/>
+        <w:bidi w:val="false"/>
+        <w:spacing w:before="280" w:after="100"/>
+      </w:pPr>
+      <w:r>
+        <w:rPr>
+          <w:rFonts w:ascii="Arial" w:hAnsi="Arial" w:cs="Arial" w:eastAsia="Arial"/>
+          <w:b/>
+          <w:bCs/>
+          <w:color w:val="06162B"/>
+          <w:sz w:val="25"/>
+          <w:szCs w:val="25"/>
+          <w:rtl w:val="false"/>
+        </w:rPr>
+        <w:t xml:space="preserve">8. Fuel, charging and mileage</w:t>
+      </w:r>
+    </w:p>
+    <w:p>
+      <w:pPr>
+        <w:bidi w:val="false"/>
+        <w:spacing w:after="120" w:line="276"/>
+      </w:pPr>
+      <w:r>
+        <w:rPr>
+          <w:rFonts w:ascii="Arial" w:hAnsi="Arial" w:cs="Arial" w:eastAsia="Arial"/>
+          <w:rtl w:val="false"/>
+        </w:rPr>
+        <w:t xml:space="preserve">Fuel policy: same-to-same. The vehicle must be returned with at least the fuel (or battery) level it had at handover.</w:t>
+      </w:r>
+    </w:p>
+    <w:p>
+      <w:pPr>
+        <w:bidi w:val="false"/>
+        <w:spacing w:after="120" w:line="276"/>
+      </w:pPr>
+      <w:r>
+        <w:rPr>
+          <w:rFonts w:ascii="Arial" w:hAnsi="Arial" w:cs="Arial" w:eastAsia="Arial"/>
+          <w:rtl w:val="false"/>
+        </w:rPr>
+        <w:t xml:space="preserve">Missing fuel is charged at the local pump price plus a refuelling service fee of ____________ ____________. Using the wrong fuel is the Renter's responsibility, including towing and repair.</w:t>
+      </w:r>
+    </w:p>
+    <w:p>
+      <w:pPr>
+        <w:bidi w:val="false"/>
+        <w:spacing w:after="120" w:line="276"/>
+      </w:pPr>
+      <w:r>
+        <w:rPr>
+          <w:rFonts w:ascii="Arial" w:hAnsi="Arial" w:cs="Arial" w:eastAsia="Arial"/>
+          <w:rtl w:val="false"/>
+        </w:rPr>
+        <w:t xml:space="preserve">Mileage: unlimited, within the permitted area (section 10).</w:t>
+      </w:r>
+    </w:p>
+    <w:p>
+      <w:pPr>
+        <w:bidi w:val="false"/>
+        <w:spacing w:after="120" w:line="276"/>
+      </w:pPr>
+      <w:r>
+        <w:rPr>
+          <w:rFonts w:ascii="Arial" w:hAnsi="Arial" w:cs="Arial" w:eastAsia="Arial"/>
+          <w:rtl w:val="false"/>
+        </w:rPr>
+        <w:t xml:space="preserve">The Renter must not tamper with the odometer, speed limiter or GPS tracker. Tampering is a serious breach (section 15).</w:t>
+      </w:r>
+    </w:p>
+    <w:p>
+      <w:pPr>
+        <w:keepNext/>
+        <w:bidi w:val="false"/>
+        <w:spacing w:before="280" w:after="100"/>
+      </w:pPr>
+      <w:r>
+        <w:rPr>
+          <w:rFonts w:ascii="Arial" w:hAnsi="Arial" w:cs="Arial" w:eastAsia="Arial"/>
+          <w:b/>
+          <w:bCs/>
+          <w:color w:val="06162B"/>
+          <w:sz w:val="25"/>
+          <w:szCs w:val="25"/>
+          <w:rtl w:val="false"/>
+        </w:rPr>
+        <w:t xml:space="preserve">9. Safe and lawful use</w:t>
+      </w:r>
+    </w:p>
+    <w:p>
+      <w:pPr>
+        <w:bidi w:val="false"/>
+        <w:spacing w:after="120" w:line="276"/>
+      </w:pPr>
+      <w:r>
+        <w:rPr>
+          <w:rFonts w:ascii="Arial" w:hAnsi="Arial" w:cs="Arial" w:eastAsia="Arial"/>
+          <w:rtl w:val="false"/>
+        </w:rPr>
+        <w:t xml:space="preserve">The Renter must drive or ride carefully, obey all traffic laws, and keep the vehicle locked with the keys removed whenever it is left. Keys must never be left in or on the vehicle.</w:t>
+      </w:r>
+    </w:p>
+    <w:p>
+      <w:pPr>
+        <w:bidi w:val="false"/>
+        <w:spacing w:after="120" w:line="276"/>
+      </w:pPr>
+      <w:r>
+        <w:rPr>
+          <w:rFonts w:ascii="Arial" w:hAnsi="Arial" w:cs="Arial" w:eastAsia="Arial"/>
+          <w:rtl w:val="false"/>
+        </w:rPr>
+        <w:t xml:space="preserve">Motorbikes and scooters: the rider and any passenger must wear a fastened helmet at all times. No more than one passenger, and no passenger who cannot reach the footrests safely.</w:t>
+      </w:r>
+    </w:p>
+    <w:p>
+      <w:pPr>
+        <w:bidi w:val="false"/>
+        <w:spacing w:after="120" w:line="276"/>
+      </w:pPr>
+      <w:r>
+        <w:rPr>
+          <w:rFonts w:ascii="Arial" w:hAnsi="Arial" w:cs="Arial" w:eastAsia="Arial"/>
+          <w:rtl w:val="false"/>
+        </w:rPr>
+        <w:t xml:space="preserve">Cars: every occupant must wear a seatbelt, children must use a suitable child seat where the law requires one, and the number of passengers must not exceed the number of seats.</w:t>
+      </w:r>
+    </w:p>
+    <w:p>
+      <w:pPr>
+        <w:bidi w:val="false"/>
+        <w:spacing w:after="120" w:line="276"/>
+      </w:pPr>
+      <w:r>
+        <w:rPr>
+          <w:rFonts w:ascii="Arial" w:hAnsi="Arial" w:cs="Arial" w:eastAsia="Arial"/>
+          <w:rtl w:val="false"/>
+        </w:rPr>
+        <w:t xml:space="preserve">It is forbidden to: drive under the influence of alcohol or drugs, or above the legal limit; use a phone while driving except hands-free; race, perform stunts or drive off-road (unless the vehicle is meant for it and the Owner agreed); tow or push anything; carry goods for payment, illegal goods or dangerous loads; use the vehicle for ride-hailing, delivery work, driving lessons or to rent it to anyone else; let anyone not named in section 2 drive or ride.</w:t>
+      </w:r>
+    </w:p>
+    <w:p>
+      <w:pPr>
+        <w:keepNext/>
+        <w:bidi w:val="false"/>
+        <w:spacing w:before="280" w:after="100"/>
+      </w:pPr>
+      <w:r>
+        <w:rPr>
+          <w:rFonts w:ascii="Arial" w:hAnsi="Arial" w:cs="Arial" w:eastAsia="Arial"/>
+          <w:b/>
+          <w:bCs/>
+          <w:color w:val="06162B"/>
+          <w:sz w:val="25"/>
+          <w:szCs w:val="25"/>
+          <w:rtl w:val="false"/>
+        </w:rPr>
+        <w:t xml:space="preserve">10. Permitted area</w:t>
+      </w:r>
+    </w:p>
+    <w:tbl>
+      <w:tblPr>
+        <w:bidiVisual w:val="false"/>
+        <w:tblW w:type="dxa" w:w="9746"/>
+        <w:tblBorders>
+          <w:top w:val="single" w:color="auto" w:sz="4"/>
+          <w:left w:val="single" w:color="auto" w:sz="4"/>
+          <w:bottom w:val="single" w:color="auto" w:sz="4"/>
+          <w:right w:val="single" w:color="auto" w:sz="4"/>
+          <w:insideH w:val="single" w:color="auto" w:sz="4"/>
+          <w:insideV w:val="single" w:color="auto" w:sz="4"/>
+        </w:tblBorders>
+        <w:tblLayout w:type="fixed"/>
+      </w:tblPr>
+      <w:tblGrid>
+        <w:gridCol w:w="3898"/>
+        <w:gridCol w:w="5848"/>
+      </w:tblGrid>
+      <w:tr>
+        <w:trPr>
+          <w:tblHeader/>
+        </w:trPr>
+        <w:tc>
+          <w:tcPr>
+            <w:tcW w:type="dxa" w:w="3898"/>
+            <w:tcBorders>
+              <w:top w:val="single" w:color="C9D1DA" w:sz="4"/>
+              <w:left w:val="single" w:color="C9D1DA" w:sz="4"/>
+              <w:bottom w:val="single" w:color="C9D1DA" w:sz="4"/>
+              <w:right w:val="single" w:color="C9D1DA" w:sz="4"/>
+            </w:tcBorders>
+            <w:shd w:fill="F3F6F8" w:color="auto" w:val="clear"/>
+            <w:tcMar>
+              <w:top w:type="dxa" w:w="80"/>
+              <w:left w:type="dxa" w:w="120"/>
+              <w:bottom w:type="dxa" w:w="80"/>
+              <w:right w:type="dxa" w:w="120"/>
+            </w:tcMar>
+          </w:tcPr>
+          <w:p>
+            <w:pPr>
+              <w:bidi w:val="false"/>
+              <w:spacing w:after="0"/>
+            </w:pPr>
+            <w:r>
+              <w:rPr>
+                <w:rFonts w:ascii="Arial" w:hAnsi="Arial" w:cs="Arial" w:eastAsia="Arial"/>
+                <w:b/>
+                <w:bCs/>
+                <w:rtl w:val="false"/>
+              </w:rPr>
+              <w:t xml:space="preserve">The vehicle may be used in</w:t>
+            </w:r>
+          </w:p>
+        </w:tc>
+        <w:tc>
+          <w:tcPr>
+            <w:tcW w:type="dxa" w:w="5848"/>
+            <w:tcBorders>
+              <w:top w:val="single" w:color="C9D1DA" w:sz="4"/>
+              <w:left w:val="single" w:color="C9D1DA" w:sz="4"/>
+              <w:bottom w:val="single" w:color="C9D1DA" w:sz="4"/>
+              <w:right w:val="single" w:color="C9D1DA" w:sz="4"/>
+            </w:tcBorders>
+            <w:shd w:fill="F3F6F8" w:color="auto" w:val="clear"/>
+            <w:tcMar>
+              <w:top w:type="dxa" w:w="80"/>
+              <w:left w:type="dxa" w:w="120"/>
+              <w:bottom w:type="dxa" w:w="80"/>
+              <w:right w:type="dxa" w:w="120"/>
+            </w:tcMar>
+          </w:tcPr>
+          <w:p>
+            <w:pPr>
+              <w:bidi w:val="false"/>
+              <w:spacing w:after="0"/>
+            </w:pPr>
+          </w:p>
+        </w:tc>
+      </w:tr>
+    </w:tbl>
+    <w:p>
+      <w:pPr>
+        <w:bidi w:val="false"/>
+        <w:spacing w:after="160"/>
+      </w:pPr>
+    </w:p>
+    <w:p>
+      <w:pPr>
+        <w:bidi w:val="false"/>
+        <w:spacing w:after="120" w:line="276"/>
+      </w:pPr>
+      <w:r>
+        <w:rPr>
+          <w:rFonts w:ascii="Arial" w:hAnsi="Arial" w:cs="Arial" w:eastAsia="Arial"/>
+          <w:rtl w:val="false"/>
+        </w:rPr>
+        <w:t xml:space="preserve">The vehicle must stay within the permitted area above. Taking it further, on a ferry or to another island, needs the Owner's written permission first, and the Renter pays any ferry fees, delays and recovery costs.</w:t>
+      </w:r>
+    </w:p>
+    <w:p>
+      <w:pPr>
+        <w:bidi w:val="false"/>
+        <w:spacing w:after="120" w:line="276"/>
+      </w:pPr>
+      <w:r>
+        <w:rPr>
+          <w:rFonts w:ascii="Arial" w:hAnsi="Arial" w:cs="Arial" w:eastAsia="Arial"/>
+          <w:rtl w:val="false"/>
+        </w:rPr>
+        <w:t xml:space="preserve">The vehicle must not leave the country under any circumstances. Insurance does not cover it outside the country or outside the permitted area.</w:t>
+      </w:r>
+    </w:p>
+    <w:p>
+      <w:pPr>
+        <w:bidi w:val="false"/>
+        <w:spacing w:after="120" w:line="276"/>
+      </w:pPr>
+      <w:r>
+        <w:rPr>
+          <w:rFonts w:ascii="Arial" w:hAnsi="Arial" w:cs="Arial" w:eastAsia="Arial"/>
+          <w:rtl w:val="false"/>
+        </w:rPr>
+        <w:t xml:space="preserve">The vehicle may be fitted with a GPS tracker, used only for security, recovery and checking that this agreement is kept.</w:t>
+      </w:r>
+    </w:p>
+    <w:p>
+      <w:pPr>
+        <w:keepNext/>
+        <w:bidi w:val="false"/>
+        <w:spacing w:before="280" w:after="100"/>
+      </w:pPr>
+      <w:r>
+        <w:rPr>
+          <w:rFonts w:ascii="Arial" w:hAnsi="Arial" w:cs="Arial" w:eastAsia="Arial"/>
+          <w:b/>
+          <w:bCs/>
+          <w:color w:val="06162B"/>
+          <w:sz w:val="25"/>
+          <w:szCs w:val="25"/>
+          <w:rtl w:val="false"/>
+        </w:rPr>
+        <w:t xml:space="preserve">11. Insurance</w:t>
+      </w:r>
+    </w:p>
+    <w:tbl>
+      <w:tblPr>
+        <w:bidiVisual w:val="false"/>
+        <w:tblW w:type="dxa" w:w="9746"/>
+        <w:tblBorders>
+          <w:top w:val="single" w:color="auto" w:sz="4"/>
+          <w:left w:val="single" w:color="auto" w:sz="4"/>
+          <w:bottom w:val="single" w:color="auto" w:sz="4"/>
+          <w:right w:val="single" w:color="auto" w:sz="4"/>
+          <w:insideH w:val="single" w:color="auto" w:sz="4"/>
+          <w:insideV w:val="single" w:color="auto" w:sz="4"/>
+        </w:tblBorders>
+        <w:tblLayout w:type="fixed"/>
+      </w:tblPr>
+      <w:tblGrid>
+        <w:gridCol w:w="3898"/>
+        <w:gridCol w:w="5848"/>
+      </w:tblGrid>
+      <w:tr>
+        <w:trPr>
+          <w:tblHeader/>
+        </w:trPr>
+        <w:tc>
+          <w:tcPr>
+            <w:tcW w:type="dxa" w:w="3898"/>
+            <w:tcBorders>
+              <w:top w:val="single" w:color="C9D1DA" w:sz="4"/>
+              <w:left w:val="single" w:color="C9D1DA" w:sz="4"/>
+              <w:bottom w:val="single" w:color="C9D1DA" w:sz="4"/>
+              <w:right w:val="single" w:color="C9D1DA" w:sz="4"/>
+            </w:tcBorders>
+            <w:shd w:fill="F3F6F8" w:color="auto" w:val="clear"/>
+            <w:tcMar>
+              <w:top w:type="dxa" w:w="80"/>
+              <w:left w:type="dxa" w:w="120"/>
+              <w:bottom w:type="dxa" w:w="80"/>
+              <w:right w:type="dxa" w:w="120"/>
+            </w:tcMar>
+          </w:tcPr>
+          <w:p>
+            <w:pPr>
+              <w:bidi w:val="false"/>
+              <w:spacing w:after="0"/>
+            </w:pPr>
+            <w:r>
+              <w:rPr>
+                <w:rFonts w:ascii="Arial" w:hAnsi="Arial" w:cs="Arial" w:eastAsia="Arial"/>
+                <w:b/>
+                <w:bCs/>
+                <w:rtl w:val="false"/>
+              </w:rPr>
+              <w:t xml:space="preserve">Insurance on this vehicle</w:t>
+            </w:r>
+          </w:p>
+        </w:tc>
+        <w:tc>
+          <w:tcPr>
+            <w:tcW w:type="dxa" w:w="5848"/>
+            <w:tcBorders>
+              <w:top w:val="single" w:color="C9D1DA" w:sz="4"/>
+              <w:left w:val="single" w:color="C9D1DA" w:sz="4"/>
+              <w:bottom w:val="single" w:color="C9D1DA" w:sz="4"/>
+              <w:right w:val="single" w:color="C9D1DA" w:sz="4"/>
+            </w:tcBorders>
+            <w:shd w:fill="F3F6F8" w:color="auto" w:val="clear"/>
+            <w:tcMar>
+              <w:top w:type="dxa" w:w="80"/>
+              <w:left w:type="dxa" w:w="120"/>
+              <w:bottom w:type="dxa" w:w="80"/>
+              <w:right w:type="dxa" w:w="120"/>
+            </w:tcMar>
+          </w:tcPr>
+          <w:p>
+            <w:pPr>
+              <w:bidi w:val="false"/>
+              <w:spacing w:after="0"/>
+            </w:pPr>
+          </w:p>
+        </w:tc>
+      </w:tr>
+      <w:tr>
+        <w:trPr>
+          <w:cantSplit/>
+          <w:trHeight w:val="440" w:hRule="atLeast"/>
+        </w:trPr>
+        <w:tc>
+          <w:tcPr>
+            <w:tcW w:type="dxa" w:w="3898"/>
+            <w:tcBorders>
+              <w:top w:val="single" w:color="C9D1DA" w:sz="4"/>
+              <w:left w:val="single" w:color="C9D1DA" w:sz="4"/>
+              <w:bottom w:val="single" w:color="C9D1DA" w:sz="4"/>
+              <w:right w:val="single" w:color="C9D1DA" w:sz="4"/>
+            </w:tcBorders>
+            <w:tcMar>
+              <w:top w:type="dxa" w:w="80"/>
+              <w:left w:type="dxa" w:w="120"/>
+              <w:bottom w:type="dxa" w:w="80"/>
+              <w:right w:type="dxa" w:w="120"/>
+            </w:tcMar>
+          </w:tcPr>
+          <w:p>
+            <w:pPr>
+              <w:bidi w:val="false"/>
+              <w:spacing w:after="0"/>
+            </w:pPr>
+            <w:r>
+              <w:rPr>
+                <w:rFonts w:ascii="Arial" w:hAnsi="Arial" w:cs="Arial" w:eastAsia="Arial"/>
+                <w:rtl w:val="false"/>
+              </w:rPr>
+              <w:t xml:space="preserve">Renter's excess (most the Renter pays per incident, if the rules are kept)</w:t>
+            </w:r>
+          </w:p>
+        </w:tc>
+        <w:tc>
+          <w:tcPr>
+            <w:tcW w:type="dxa" w:w="5848"/>
+            <w:tcBorders>
+              <w:top w:val="single" w:color="C9D1DA" w:sz="4"/>
+              <w:left w:val="single" w:color="C9D1DA" w:sz="4"/>
+              <w:bottom w:val="single" w:color="C9D1DA" w:sz="4"/>
+              <w:right w:val="single" w:color="C9D1DA" w:sz="4"/>
+            </w:tcBorders>
+            <w:tcMar>
+              <w:top w:type="dxa" w:w="80"/>
+              <w:left w:type="dxa" w:w="120"/>
+              <w:bottom w:type="dxa" w:w="80"/>
+              <w:right w:type="dxa" w:w="120"/>
+            </w:tcMar>
+          </w:tcPr>
+          <w:p>
+            <w:pPr>
+              <w:bidi w:val="false"/>
+              <w:spacing w:after="0"/>
+            </w:pPr>
+          </w:p>
+        </w:tc>
+      </w:tr>
+    </w:tbl>
+    <w:p>
+      <w:pPr>
+        <w:bidi w:val="false"/>
+        <w:spacing w:after="160"/>
+      </w:pPr>
+    </w:p>
+    <w:p>
+      <w:pPr>
+        <w:bidi w:val="false"/>
+        <w:spacing w:after="120" w:line="276"/>
+      </w:pPr>
+      <w:r>
+        <w:rPr>
+          <w:rFonts w:ascii="Arial" w:hAnsi="Arial" w:cs="Arial" w:eastAsia="Arial"/>
+          <w:rtl w:val="false"/>
+        </w:rPr>
+        <w:t xml:space="preserve">The vehicle has the compulsory insurance required by law, which covers injury to people and, depending on the country, limited damage to others. It does not cover damage to the rented vehicle itself.</w:t>
+      </w:r>
+    </w:p>
+    <w:p>
+      <w:pPr>
+        <w:bidi w:val="false"/>
+        <w:spacing w:after="120" w:line="276"/>
+      </w:pPr>
+      <w:r>
+        <w:rPr>
+          <w:rFonts w:ascii="Arial" w:hAnsi="Arial" w:cs="Arial" w:eastAsia="Arial"/>
+          <w:rtl w:val="false"/>
+        </w:rPr>
+        <w:t xml:space="preserve">The vehicle has only the compulsory insurance. The Renter is responsible for damage to the rented vehicle, its theft, and damage to other people's property (section 12).</w:t>
+      </w:r>
+    </w:p>
+    <w:p>
+      <w:pPr>
+        <w:bidi w:val="false"/>
+        <w:spacing w:after="120" w:line="276"/>
+      </w:pPr>
+      <w:r>
+        <w:rPr>
+          <w:rFonts w:ascii="Arial" w:hAnsi="Arial" w:cs="Arial" w:eastAsia="Arial"/>
+          <w:rtl w:val="false"/>
+        </w:rPr>
+        <w:t xml:space="preserve">Insurance does not protect the Renter, and the Renter pays in full, when damage or loss happens: while driving under the influence, without a valid licence for the vehicle, by a driver not named in section 2, outside the permitted area, during forbidden use (section 9), through deliberate or reckless acts, or when keys were left with the vehicle. Tyres, wheels, glass, underbody, interior, keys and accessories are often excluded by insurers and are the Renter's responsibility unless the Owner confirms in writing that they are covered.</w:t>
+      </w:r>
+    </w:p>
+    <w:p>
+      <w:pPr>
+        <w:bidi w:val="false"/>
+        <w:spacing w:after="120" w:line="276"/>
+      </w:pPr>
+      <w:r>
+        <w:rPr>
+          <w:rFonts w:ascii="Arial" w:hAnsi="Arial" w:cs="Arial" w:eastAsia="Arial"/>
+          <w:rtl w:val="false"/>
+        </w:rPr>
+        <w:t xml:space="preserve">Personal belongings left in or on the vehicle are not insured by the Owner. The Owner is not responsible for their loss or damage.</w:t>
+      </w:r>
+    </w:p>
+    <w:p>
+      <w:pPr>
+        <w:keepNext/>
+        <w:bidi w:val="false"/>
+        <w:spacing w:before="280" w:after="100"/>
+      </w:pPr>
+      <w:r>
+        <w:rPr>
+          <w:rFonts w:ascii="Arial" w:hAnsi="Arial" w:cs="Arial" w:eastAsia="Arial"/>
+          <w:b/>
+          <w:bCs/>
+          <w:color w:val="06162B"/>
+          <w:sz w:val="25"/>
+          <w:szCs w:val="25"/>
+          <w:rtl w:val="false"/>
+        </w:rPr>
+        <w:t xml:space="preserve">12. Damage, theft and loss</w:t>
+      </w:r>
+    </w:p>
+    <w:p>
+      <w:pPr>
+        <w:bidi w:val="false"/>
+        <w:spacing w:after="120" w:line="276"/>
+      </w:pPr>
+      <w:r>
+        <w:rPr>
+          <w:rFonts w:ascii="Arial" w:hAnsi="Arial" w:cs="Arial" w:eastAsia="Arial"/>
+          <w:rtl w:val="false"/>
+        </w:rPr>
+        <w:t xml:space="preserve">The Renter is responsible for the vehicle from handover until it is returned and checked. The condition at handover is recorded in Annex A with photos; anything not recorded there is treated as new unless it is normal wear and tear.</w:t>
+      </w:r>
+    </w:p>
+    <w:p>
+      <w:pPr>
+        <w:bidi w:val="false"/>
+        <w:spacing w:after="120" w:line="276"/>
+      </w:pPr>
+      <w:r>
+        <w:rPr>
+          <w:rFonts w:ascii="Arial" w:hAnsi="Arial" w:cs="Arial" w:eastAsia="Arial"/>
+          <w:rtl w:val="false"/>
+        </w:rPr>
+        <w:t xml:space="preserve">Repair costs are based on a quote or invoice from a garage, or on the damage price list in Annex B where one is attached. The Renter may ask to see the quote, and may get a second quote from a garage the Owner approves within 3 days.</w:t>
+      </w:r>
+    </w:p>
+    <w:p>
+      <w:pPr>
+        <w:bidi w:val="false"/>
+        <w:spacing w:after="120" w:line="276"/>
+      </w:pPr>
+      <w:r>
+        <w:rPr>
+          <w:rFonts w:ascii="Arial" w:hAnsi="Arial" w:cs="Arial" w:eastAsia="Arial"/>
+          <w:rtl w:val="false"/>
+        </w:rPr>
+        <w:t xml:space="preserve">If the vehicle or its keys are stolen, the Renter must report it to the police at once and give the Owner the police report. Where the theft happened because the vehicle was left unlocked, with the keys, or outside the permitted area, the Renter pays the value of the vehicle as stated in Annex B (or its market value).</w:t>
+      </w:r>
+    </w:p>
+    <w:p>
+      <w:pPr>
+        <w:bidi w:val="false"/>
+        <w:spacing w:after="120" w:line="276"/>
+      </w:pPr>
+      <w:r>
+        <w:rPr>
+          <w:rFonts w:ascii="Arial" w:hAnsi="Arial" w:cs="Arial" w:eastAsia="Arial"/>
+          <w:rtl w:val="false"/>
+        </w:rPr>
+        <w:t xml:space="preserve">Lost keys, remote controls, helmets, documents, number plates and accessories are charged at their replacement cost, plus any locksmith or re-registration cost.</w:t>
+      </w:r>
+    </w:p>
+    <w:p>
+      <w:pPr>
+        <w:keepNext/>
+        <w:bidi w:val="false"/>
+        <w:spacing w:before="280" w:after="100"/>
+      </w:pPr>
+      <w:r>
+        <w:rPr>
+          <w:rFonts w:ascii="Arial" w:hAnsi="Arial" w:cs="Arial" w:eastAsia="Arial"/>
+          <w:b/>
+          <w:bCs/>
+          <w:color w:val="06162B"/>
+          <w:sz w:val="25"/>
+          <w:szCs w:val="25"/>
+          <w:rtl w:val="false"/>
+        </w:rPr>
+        <w:t xml:space="preserve">13. Accidents and breakdowns</w:t>
+      </w:r>
+    </w:p>
+    <w:p>
+      <w:pPr>
+        <w:bidi w:val="false"/>
+        <w:spacing w:after="120" w:line="276"/>
+      </w:pPr>
+      <w:r>
+        <w:rPr>
+          <w:rFonts w:ascii="Arial" w:hAnsi="Arial" w:cs="Arial" w:eastAsia="Arial"/>
+          <w:rtl w:val="false"/>
+        </w:rPr>
+        <w:t xml:space="preserve">In an accident, the Renter must: make the area safe and get medical help if anyone is hurt; call the Owner straight away on the number in section 1; call the police and the insurer's hotline when the Owner or the law requires it; take photos of all vehicles, plates, the place and any damage; note the other party's name, phone, plate and insurance; and not admit fault, pay or accept money without the Owner's agreement.</w:t>
+      </w:r>
+    </w:p>
+    <w:p>
+      <w:pPr>
+        <w:bidi w:val="false"/>
+        <w:spacing w:after="120" w:line="276"/>
+      </w:pPr>
+      <w:r>
+        <w:rPr>
+          <w:rFonts w:ascii="Arial" w:hAnsi="Arial" w:cs="Arial" w:eastAsia="Arial"/>
+          <w:rtl w:val="false"/>
+        </w:rPr>
+        <w:t xml:space="preserve">Breakdowns: the Renter must stop safely, tell the Owner and follow the Owner's instructions. The Renter must not have the vehicle repaired without the Owner's permission, except for minor emergency costs up to ____________ ____________, which the Owner refunds against a receipt.</w:t>
+      </w:r>
+    </w:p>
+    <w:p>
+      <w:pPr>
+        <w:bidi w:val="false"/>
+        <w:spacing w:after="120" w:line="276"/>
+      </w:pPr>
+      <w:r>
+        <w:rPr>
+          <w:rFonts w:ascii="Arial" w:hAnsi="Arial" w:cs="Arial" w:eastAsia="Arial"/>
+          <w:rtl w:val="false"/>
+        </w:rPr>
+        <w:t xml:space="preserve">If the vehicle stops working through no fault of the Renter, the Owner will repair it or provide a similar vehicle within 24 hours of being told where reasonably possible. If the Owner cannot, the Renter may end the rental and receive a refund of the rent for the unused days.</w:t>
+      </w:r>
+    </w:p>
+    <w:p>
+      <w:pPr>
+        <w:bidi w:val="false"/>
+        <w:spacing w:after="120" w:line="276"/>
+      </w:pPr>
+      <w:r>
+        <w:rPr>
+          <w:rFonts w:ascii="Arial" w:hAnsi="Arial" w:cs="Arial" w:eastAsia="Arial"/>
+          <w:rtl w:val="false"/>
+        </w:rPr>
+        <w:t xml:space="preserve">The Renter must report any warning light, unusual noise, puncture or fault promptly and must not keep using a vehicle that is unsafe.</w:t>
+      </w:r>
+    </w:p>
+    <w:p>
+      <w:pPr>
+        <w:keepNext/>
+        <w:bidi w:val="false"/>
+        <w:spacing w:before="280" w:after="100"/>
+      </w:pPr>
+      <w:r>
+        <w:rPr>
+          <w:rFonts w:ascii="Arial" w:hAnsi="Arial" w:cs="Arial" w:eastAsia="Arial"/>
+          <w:b/>
+          <w:bCs/>
+          <w:color w:val="06162B"/>
+          <w:sz w:val="25"/>
+          <w:szCs w:val="25"/>
+          <w:rtl w:val="false"/>
+        </w:rPr>
+        <w:t xml:space="preserve">14. Fines, tolls and parking</w:t>
+      </w:r>
+    </w:p>
+    <w:p>
+      <w:pPr>
+        <w:bidi w:val="false"/>
+        <w:spacing w:after="120" w:line="276"/>
+      </w:pPr>
+      <w:r>
+        <w:rPr>
+          <w:rFonts w:ascii="Arial" w:hAnsi="Arial" w:cs="Arial" w:eastAsia="Arial"/>
+          <w:rtl w:val="false"/>
+        </w:rPr>
+        <w:t xml:space="preserve">The Renter pays all traffic and parking fines, tolls, towing, impound and clamping costs arising during the rental, including fines that reach the Owner after the vehicle is returned, plus a handling fee of ____________ ____________ per fine.</w:t>
+      </w:r>
+    </w:p>
+    <w:p>
+      <w:pPr>
+        <w:bidi w:val="false"/>
+        <w:spacing w:after="120" w:line="276"/>
+      </w:pPr>
+      <w:r>
+        <w:rPr>
+          <w:rFonts w:ascii="Arial" w:hAnsi="Arial" w:cs="Arial" w:eastAsia="Arial"/>
+          <w:rtl w:val="false"/>
+        </w:rPr>
+        <w:t xml:space="preserve">The Owner may give the Renter's name and details to the police or the issuing authority so that a fine is transferred to the Renter, where the law allows.</w:t>
+      </w:r>
+    </w:p>
+    <w:p>
+      <w:pPr>
+        <w:keepNext/>
+        <w:bidi w:val="false"/>
+        <w:spacing w:before="280" w:after="100"/>
+      </w:pPr>
+      <w:r>
+        <w:rPr>
+          <w:rFonts w:ascii="Arial" w:hAnsi="Arial" w:cs="Arial" w:eastAsia="Arial"/>
+          <w:b/>
+          <w:bCs/>
+          <w:color w:val="06162B"/>
+          <w:sz w:val="25"/>
+          <w:szCs w:val="25"/>
+          <w:rtl w:val="false"/>
+        </w:rPr>
+        <w:t xml:space="preserve">15. Ending the agreement by the Owner</w:t>
+      </w:r>
+    </w:p>
+    <w:p>
+      <w:pPr>
+        <w:bidi w:val="false"/>
+        <w:spacing w:after="120" w:line="276"/>
+      </w:pPr>
+      <w:r>
+        <w:rPr>
+          <w:rFonts w:ascii="Arial" w:hAnsi="Arial" w:cs="Arial" w:eastAsia="Arial"/>
+          <w:rtl w:val="false"/>
+        </w:rPr>
+        <w:t xml:space="preserve">The Owner may end this agreement and take the vehicle back at once if the Renter: does not pay on time; gave false details; lets an unnamed person drive; uses the vehicle unlawfully or against section 9; takes it outside the permitted area without permission; tampers with the odometer or tracker; abandons it; or puts the vehicle or other people at serious risk. The Owner may then deduct what the Renter owes under this agreement, including reasonable recovery costs, and refunds any remaining prepaid rent for the days after the vehicle is recovered.</w:t>
+      </w:r>
+    </w:p>
+    <w:p>
+      <w:pPr>
+        <w:bidi w:val="false"/>
+        <w:spacing w:after="120" w:line="276"/>
+      </w:pPr>
+      <w:r>
+        <w:rPr>
+          <w:rFonts w:ascii="Arial" w:hAnsi="Arial" w:cs="Arial" w:eastAsia="Arial"/>
+          <w:rtl w:val="false"/>
+        </w:rPr>
+        <w:t xml:space="preserve">The Renter must make the vehicle available for collection, and pays reasonable recovery costs where the Owner has to fetch it.</w:t>
+      </w:r>
+    </w:p>
+    <w:p>
+      <w:pPr>
+        <w:keepNext/>
+        <w:bidi w:val="false"/>
+        <w:spacing w:before="280" w:after="100"/>
+      </w:pPr>
+      <w:r>
+        <w:rPr>
+          <w:rFonts w:ascii="Arial" w:hAnsi="Arial" w:cs="Arial" w:eastAsia="Arial"/>
+          <w:b/>
+          <w:bCs/>
+          <w:color w:val="06162B"/>
+          <w:sz w:val="25"/>
+          <w:szCs w:val="25"/>
+          <w:rtl w:val="false"/>
+        </w:rPr>
+        <w:t xml:space="preserve">16. Returning the vehicle</w:t>
+      </w:r>
+    </w:p>
+    <w:p>
+      <w:pPr>
+        <w:bidi w:val="false"/>
+        <w:spacing w:after="120" w:line="276"/>
+      </w:pPr>
+      <w:r>
+        <w:rPr>
+          <w:rFonts w:ascii="Arial" w:hAnsi="Arial" w:cs="Arial" w:eastAsia="Arial"/>
+          <w:rtl w:val="false"/>
+        </w:rPr>
+        <w:t xml:space="preserve">The vehicle must be returned with its keys, documents and accessories, with the fuel level agreed in section 8, and reasonably clean. Both parties check the vehicle together and record the condition, odometer and fuel in Annex A with photos. If the Renter is not present at the check, the Owner's dated photos are accepted as the record.</w:t>
+      </w:r>
+    </w:p>
+    <w:p>
+      <w:pPr>
+        <w:bidi w:val="false"/>
+        <w:spacing w:after="120" w:line="276"/>
+      </w:pPr>
+      <w:r>
+        <w:rPr>
+          <w:rFonts w:ascii="Arial" w:hAnsi="Arial" w:cs="Arial" w:eastAsia="Arial"/>
+          <w:rtl w:val="false"/>
+        </w:rPr>
+        <w:t xml:space="preserve">A vehicle returned with excessive dirt, sand, mud, stains, food or odour inside may be charged the reasonable cost of cleaning.</w:t>
+      </w:r>
+    </w:p>
+    <w:p>
+      <w:pPr>
+        <w:keepNext/>
+        <w:bidi w:val="false"/>
+        <w:spacing w:before="280" w:after="100"/>
+      </w:pPr>
+      <w:r>
+        <w:rPr>
+          <w:rFonts w:ascii="Arial" w:hAnsi="Arial" w:cs="Arial" w:eastAsia="Arial"/>
+          <w:b/>
+          <w:bCs/>
+          <w:color w:val="06162B"/>
+          <w:sz w:val="25"/>
+          <w:szCs w:val="25"/>
+          <w:rtl w:val="false"/>
+        </w:rPr>
+        <w:t xml:space="preserve">17. Personal data and documents</w:t>
+      </w:r>
+    </w:p>
+    <w:p>
+      <w:pPr>
+        <w:bidi w:val="false"/>
+        <w:spacing w:after="120" w:line="276"/>
+      </w:pPr>
+      <w:r>
+        <w:rPr>
+          <w:rFonts w:ascii="Arial" w:hAnsi="Arial" w:cs="Arial" w:eastAsia="Arial"/>
+          <w:rtl w:val="false"/>
+        </w:rPr>
+        <w:t xml:space="preserve">The Owner collects the Renter's and drivers' names, contact details, ID and licence details, copies of documents and photos of the vehicle only to provide this rental, prove identity, comply with the law, handle fines, claims and disputes, and keep business records. The Owner keeps them only as long as needed for those purposes and the law, keeps them secure, and does not sell them.</w:t>
+      </w:r>
+    </w:p>
+    <w:p>
+      <w:pPr>
+        <w:bidi w:val="false"/>
+        <w:spacing w:after="120" w:line="276"/>
+      </w:pPr>
+      <w:r>
+        <w:rPr>
+          <w:rFonts w:ascii="Arial" w:hAnsi="Arial" w:cs="Arial" w:eastAsia="Arial"/>
+          <w:rtl w:val="false"/>
+        </w:rPr>
+        <w:t xml:space="preserve">The Renter agrees that copies of their documents and the inspection photos and videos may be used as evidence of identity and of the vehicle's condition, and may be given to insurers, the police and authorities when needed for a claim, fine or legal requirement.</w:t>
+      </w:r>
+    </w:p>
+    <w:p>
+      <w:pPr>
+        <w:keepNext/>
+        <w:bidi w:val="false"/>
+        <w:spacing w:before="280" w:after="100"/>
+      </w:pPr>
+      <w:r>
+        <w:rPr>
+          <w:rFonts w:ascii="Arial" w:hAnsi="Arial" w:cs="Arial" w:eastAsia="Arial"/>
+          <w:b/>
+          <w:bCs/>
+          <w:color w:val="06162B"/>
+          <w:sz w:val="25"/>
+          <w:szCs w:val="25"/>
+          <w:rtl w:val="false"/>
+        </w:rPr>
+        <w:t xml:space="preserve">18. General terms</w:t>
+      </w:r>
+    </w:p>
+    <w:p>
+      <w:pPr>
+        <w:bidi w:val="false"/>
+        <w:spacing w:after="120" w:line="276"/>
+      </w:pPr>
+      <w:r>
+        <w:rPr>
+          <w:rFonts w:ascii="Arial" w:hAnsi="Arial" w:cs="Arial" w:eastAsia="Arial"/>
+          <w:rtl w:val="false"/>
+        </w:rPr>
+        <w:t xml:space="preserve">Messages: notices under this agreement may be sent by phone, message app (WhatsApp, LINE, Telegram, Zalo or similar), SMS or email to the contact details in sections 1 and 2, and count as received when sent.</w:t>
+      </w:r>
+    </w:p>
+    <w:p>
+      <w:pPr>
+        <w:bidi w:val="false"/>
+        <w:spacing w:after="120" w:line="276"/>
+      </w:pPr>
+      <w:r>
+        <w:rPr>
+          <w:rFonts w:ascii="Arial" w:hAnsi="Arial" w:cs="Arial" w:eastAsia="Arial"/>
+          <w:rtl w:val="false"/>
+        </w:rPr>
+        <w:t xml:space="preserve">Force majeure: neither party is responsible for a delay or failure caused by events outside their control, such as natural disasters, floods, storms, government orders or ferry cancellations. Rent for days the vehicle could not be used because of such an event is agreed fairly between the parties.</w:t>
+      </w:r>
+    </w:p>
+    <w:p>
+      <w:pPr>
+        <w:bidi w:val="false"/>
+        <w:spacing w:after="120" w:line="276"/>
+      </w:pPr>
+      <w:r>
+        <w:rPr>
+          <w:rFonts w:ascii="Arial" w:hAnsi="Arial" w:cs="Arial" w:eastAsia="Arial"/>
+          <w:rtl w:val="false"/>
+        </w:rPr>
+        <w:t xml:space="preserve">Whole agreement: this agreement, its annexes and any special conditions are the whole agreement. Changes are valid only in writing (a message from both parties is enough). If any part is found invalid, the rest still applies.</w:t>
+      </w:r>
+    </w:p>
+    <w:p>
+      <w:pPr>
+        <w:bidi w:val="false"/>
+        <w:spacing w:after="120" w:line="276"/>
+      </w:pPr>
+      <w:r>
+        <w:rPr>
+          <w:rFonts w:ascii="Arial" w:hAnsi="Arial" w:cs="Arial" w:eastAsia="Arial"/>
+          <w:rtl w:val="false"/>
+        </w:rPr>
+        <w:t xml:space="preserve">Language: this agreement is written in English. If it is translated, the English version applies.</w:t>
+      </w:r>
+    </w:p>
+    <w:p>
+      <w:pPr>
+        <w:bidi w:val="false"/>
+        <w:spacing w:after="120" w:line="276"/>
+      </w:pPr>
+      <w:r>
+        <w:rPr>
+          <w:rFonts w:ascii="Arial" w:hAnsi="Arial" w:cs="Arial" w:eastAsia="Arial"/>
+          <w:rtl w:val="false"/>
+        </w:rPr>
+        <w:t xml:space="preserve">Governing law: this agreement is governed by the laws of the country where the vehicle is rented. The parties will first try to settle any dispute by discussion; if they cannot, the competent courts of the place where the vehicle was rented decide.</w:t>
+      </w:r>
+    </w:p>
+    <w:p>
+      <w:pPr>
+        <w:keepNext/>
+        <w:bidi w:val="false"/>
+        <w:spacing w:before="280" w:after="100"/>
+      </w:pPr>
+      <w:r>
+        <w:rPr>
+          <w:rFonts w:ascii="Arial" w:hAnsi="Arial" w:cs="Arial" w:eastAsia="Arial"/>
+          <w:b/>
+          <w:bCs/>
+          <w:color w:val="06162B"/>
+          <w:sz w:val="25"/>
+          <w:szCs w:val="25"/>
+          <w:rtl w:val="false"/>
+        </w:rPr>
+        <w:t xml:space="preserve">Signatures</w:t>
+      </w:r>
+    </w:p>
+    <w:p>
+      <w:pPr>
+        <w:bidi w:val="false"/>
+        <w:spacing w:after="120" w:line="276"/>
+      </w:pPr>
+      <w:r>
+        <w:rPr>
+          <w:rFonts w:ascii="Arial" w:hAnsi="Arial" w:cs="Arial" w:eastAsia="Arial"/>
+          <w:rtl w:val="false"/>
+        </w:rPr>
+        <w:t xml:space="preserve">By signing, the parties confirm they have read and understood this agreement, including Annexes A and B, and agree to it. The Renter confirms they received a copy.</w:t>
+      </w:r>
+    </w:p>
+    <w:tbl>
+      <w:tblPr>
+        <w:bidiVisual w:val="false"/>
+        <w:tblW w:type="dxa" w:w="9746"/>
+        <w:tblBorders>
+          <w:top w:val="single" w:color="auto" w:sz="4"/>
+          <w:left w:val="single" w:color="auto" w:sz="4"/>
+          <w:bottom w:val="single" w:color="auto" w:sz="4"/>
+          <w:right w:val="single" w:color="auto" w:sz="4"/>
+          <w:insideH w:val="single" w:color="auto" w:sz="4"/>
+          <w:insideV w:val="single" w:color="auto" w:sz="4"/>
+        </w:tblBorders>
+        <w:tblLayout w:type="fixed"/>
+      </w:tblPr>
+      <w:tblGrid>
+        <w:gridCol w:w="3898"/>
+        <w:gridCol w:w="5848"/>
+      </w:tblGrid>
+      <w:tr>
+        <w:trPr>
+          <w:tblHeader/>
+        </w:trPr>
+        <w:tc>
+          <w:tcPr>
+            <w:tcW w:type="dxa" w:w="3898"/>
+            <w:tcBorders>
+              <w:top w:val="single" w:color="C9D1DA" w:sz="4"/>
+              <w:left w:val="single" w:color="C9D1DA" w:sz="4"/>
+              <w:bottom w:val="single" w:color="C9D1DA" w:sz="4"/>
+              <w:right w:val="single" w:color="C9D1DA" w:sz="4"/>
+            </w:tcBorders>
+            <w:shd w:fill="F3F6F8" w:color="auto" w:val="clear"/>
+            <w:tcMar>
+              <w:top w:type="dxa" w:w="80"/>
+              <w:left w:type="dxa" w:w="120"/>
+              <w:bottom w:type="dxa" w:w="80"/>
+              <w:right w:type="dxa" w:w="120"/>
+            </w:tcMar>
+          </w:tcPr>
+          <w:p>
+            <w:pPr>
+              <w:bidi w:val="false"/>
+              <w:spacing w:after="0"/>
+            </w:pPr>
+          </w:p>
+        </w:tc>
+        <w:tc>
+          <w:tcPr>
+            <w:tcW w:type="dxa" w:w="5848"/>
+            <w:tcBorders>
+              <w:top w:val="single" w:color="C9D1DA" w:sz="4"/>
+              <w:left w:val="single" w:color="C9D1DA" w:sz="4"/>
+              <w:bottom w:val="single" w:color="C9D1DA" w:sz="4"/>
+              <w:right w:val="single" w:color="C9D1DA" w:sz="4"/>
+            </w:tcBorders>
+            <w:shd w:fill="F3F6F8" w:color="auto" w:val="clear"/>
+            <w:tcMar>
+              <w:top w:type="dxa" w:w="80"/>
+              <w:left w:type="dxa" w:w="120"/>
+              <w:bottom w:type="dxa" w:w="80"/>
+              <w:right w:type="dxa" w:w="120"/>
+            </w:tcMar>
+          </w:tcPr>
+          <w:p>
+            <w:pPr>
+              <w:bidi w:val="false"/>
+              <w:spacing w:after="0"/>
+            </w:pPr>
+          </w:p>
+        </w:tc>
+      </w:tr>
+      <w:tr>
+        <w:trPr>
+          <w:cantSplit/>
+          <w:trHeight w:val="440" w:hRule="atLeast"/>
+        </w:trPr>
+        <w:tc>
+          <w:tcPr>
+            <w:tcW w:type="dxa" w:w="3898"/>
+            <w:tcBorders>
+              <w:top w:val="single" w:color="C9D1DA" w:sz="4"/>
+              <w:left w:val="single" w:color="C9D1DA" w:sz="4"/>
+              <w:bottom w:val="single" w:color="C9D1DA" w:sz="4"/>
+              <w:right w:val="single" w:color="C9D1DA" w:sz="4"/>
+            </w:tcBorders>
+            <w:tcMar>
+              <w:top w:type="dxa" w:w="80"/>
+              <w:left w:type="dxa" w:w="120"/>
+              <w:bottom w:type="dxa" w:w="80"/>
+              <w:right w:type="dxa" w:w="120"/>
+            </w:tcMar>
+          </w:tcPr>
+          <w:p>
+            <w:pPr>
+              <w:bidi w:val="false"/>
+              <w:spacing w:after="0"/>
+            </w:pPr>
+            <w:r>
+              <w:rPr>
+                <w:rFonts w:ascii="Arial" w:hAnsi="Arial" w:cs="Arial" w:eastAsia="Arial"/>
+                <w:rtl w:val="false"/>
+              </w:rPr>
+              <w:t xml:space="preserve">Owner (name, signature, date)</w:t>
+            </w:r>
+          </w:p>
+        </w:tc>
+        <w:tc>
+          <w:tcPr>
+            <w:tcW w:type="dxa" w:w="5848"/>
+            <w:tcBorders>
+              <w:top w:val="single" w:color="C9D1DA" w:sz="4"/>
+              <w:left w:val="single" w:color="C9D1DA" w:sz="4"/>
+              <w:bottom w:val="single" w:color="C9D1DA" w:sz="4"/>
+              <w:right w:val="single" w:color="C9D1DA" w:sz="4"/>
+            </w:tcBorders>
+            <w:tcMar>
+              <w:top w:type="dxa" w:w="80"/>
+              <w:left w:type="dxa" w:w="120"/>
+              <w:bottom w:type="dxa" w:w="80"/>
+              <w:right w:type="dxa" w:w="120"/>
+            </w:tcMar>
+          </w:tcPr>
+          <w:p>
+            <w:pPr>
+              <w:bidi w:val="false"/>
+              <w:spacing w:after="0"/>
+            </w:pPr>
+          </w:p>
+        </w:tc>
+      </w:tr>
+      <w:tr>
+        <w:trPr>
+          <w:cantSplit/>
+          <w:trHeight w:val="440" w:hRule="atLeast"/>
+        </w:trPr>
+        <w:tc>
+          <w:tcPr>
+            <w:tcW w:type="dxa" w:w="3898"/>
+            <w:tcBorders>
+              <w:top w:val="single" w:color="C9D1DA" w:sz="4"/>
+              <w:left w:val="single" w:color="C9D1DA" w:sz="4"/>
+              <w:bottom w:val="single" w:color="C9D1DA" w:sz="4"/>
+              <w:right w:val="single" w:color="C9D1DA" w:sz="4"/>
+            </w:tcBorders>
+            <w:tcMar>
+              <w:top w:type="dxa" w:w="80"/>
+              <w:left w:type="dxa" w:w="120"/>
+              <w:bottom w:type="dxa" w:w="80"/>
+              <w:right w:type="dxa" w:w="120"/>
+            </w:tcMar>
+          </w:tcPr>
+          <w:p>
+            <w:pPr>
+              <w:bidi w:val="false"/>
+              <w:spacing w:after="0"/>
+            </w:pPr>
+            <w:r>
+              <w:rPr>
+                <w:rFonts w:ascii="Arial" w:hAnsi="Arial" w:cs="Arial" w:eastAsia="Arial"/>
+                <w:rtl w:val="false"/>
+              </w:rPr>
+              <w:t xml:space="preserve">Renter (name, signature, date)</w:t>
+            </w:r>
+          </w:p>
+        </w:tc>
+        <w:tc>
+          <w:tcPr>
+            <w:tcW w:type="dxa" w:w="5848"/>
+            <w:tcBorders>
+              <w:top w:val="single" w:color="C9D1DA" w:sz="4"/>
+              <w:left w:val="single" w:color="C9D1DA" w:sz="4"/>
+              <w:bottom w:val="single" w:color="C9D1DA" w:sz="4"/>
+              <w:right w:val="single" w:color="C9D1DA" w:sz="4"/>
+            </w:tcBorders>
+            <w:tcMar>
+              <w:top w:type="dxa" w:w="80"/>
+              <w:left w:type="dxa" w:w="120"/>
+              <w:bottom w:type="dxa" w:w="80"/>
+              <w:right w:type="dxa" w:w="120"/>
+            </w:tcMar>
+          </w:tcPr>
+          <w:p>
+            <w:pPr>
+              <w:bidi w:val="false"/>
+              <w:spacing w:after="0"/>
+            </w:pPr>
+          </w:p>
+        </w:tc>
+      </w:tr>
+      <w:tr>
+        <w:trPr>
+          <w:cantSplit/>
+          <w:trHeight w:val="440" w:hRule="atLeast"/>
+        </w:trPr>
+        <w:tc>
+          <w:tcPr>
+            <w:tcW w:type="dxa" w:w="3898"/>
+            <w:tcBorders>
+              <w:top w:val="single" w:color="C9D1DA" w:sz="4"/>
+              <w:left w:val="single" w:color="C9D1DA" w:sz="4"/>
+              <w:bottom w:val="single" w:color="C9D1DA" w:sz="4"/>
+              <w:right w:val="single" w:color="C9D1DA" w:sz="4"/>
+            </w:tcBorders>
+            <w:tcMar>
+              <w:top w:type="dxa" w:w="80"/>
+              <w:left w:type="dxa" w:w="120"/>
+              <w:bottom w:type="dxa" w:w="80"/>
+              <w:right w:type="dxa" w:w="120"/>
+            </w:tcMar>
+          </w:tcPr>
+          <w:p>
+            <w:pPr>
+              <w:bidi w:val="false"/>
+              <w:spacing w:after="0"/>
+            </w:pPr>
+            <w:r>
+              <w:rPr>
+                <w:rFonts w:ascii="Arial" w:hAnsi="Arial" w:cs="Arial" w:eastAsia="Arial"/>
+                <w:rtl w:val="false"/>
+              </w:rPr>
+              <w:t xml:space="preserve">Additional driver (name, signature, date)</w:t>
+            </w:r>
+          </w:p>
+        </w:tc>
+        <w:tc>
+          <w:tcPr>
+            <w:tcW w:type="dxa" w:w="5848"/>
+            <w:tcBorders>
+              <w:top w:val="single" w:color="C9D1DA" w:sz="4"/>
+              <w:left w:val="single" w:color="C9D1DA" w:sz="4"/>
+              <w:bottom w:val="single" w:color="C9D1DA" w:sz="4"/>
+              <w:right w:val="single" w:color="C9D1DA" w:sz="4"/>
+            </w:tcBorders>
+            <w:tcMar>
+              <w:top w:type="dxa" w:w="80"/>
+              <w:left w:type="dxa" w:w="120"/>
+              <w:bottom w:type="dxa" w:w="80"/>
+              <w:right w:type="dxa" w:w="120"/>
+            </w:tcMar>
+          </w:tcPr>
+          <w:p>
+            <w:pPr>
+              <w:bidi w:val="false"/>
+              <w:spacing w:after="0"/>
+            </w:pPr>
+          </w:p>
+        </w:tc>
+      </w:tr>
+    </w:tbl>
+    <w:p>
+      <w:pPr>
+        <w:bidi w:val="false"/>
+        <w:spacing w:after="160"/>
+      </w:pPr>
+    </w:p>
+    <w:p>
+      <w:r>
+        <w:br w:type="page"/>
+      </w:r>
+    </w:p>
+    <w:p>
+      <w:pPr>
+        <w:keepNext/>
+        <w:bidi w:val="false"/>
+        <w:spacing w:before="280" w:after="100"/>
+      </w:pPr>
+      <w:r>
+        <w:rPr>
+          <w:rFonts w:ascii="Arial" w:hAnsi="Arial" w:cs="Arial" w:eastAsia="Arial"/>
+          <w:b/>
+          <w:bCs/>
+          <w:color w:val="06162B"/>
+          <w:sz w:val="25"/>
+          <w:szCs w:val="25"/>
+          <w:rtl w:val="false"/>
+        </w:rPr>
+        <w:t xml:space="preserve">Annex A: Handover and return check</w:t>
+      </w:r>
+    </w:p>
+    <w:p>
+      <w:pPr>
+        <w:bidi w:val="false"/>
+        <w:spacing w:after="120" w:line="276"/>
+      </w:pPr>
+      <w:r>
+        <w:rPr>
+          <w:rFonts w:ascii="Arial" w:hAnsi="Arial" w:cs="Arial" w:eastAsia="Arial"/>
+          <w:rtl w:val="false"/>
+        </w:rPr>
+        <w:t xml:space="preserve">Mark existing scratches (S), dents (D), cracks (C) and missing items (M). Take photos of all four sides, the dashboard (odometer and fuel), the interior and any damage, at both handover and return.</w:t>
       </w:r>
     </w:p>
     <w:tbl>
@@ -1712,7 +4100,7 @@
                 <w:bCs/>
                 <w:rtl w:val="false"/>
               </w:rPr>
-              <w:t xml:space="preserve">Area</w:t>
+              <w:t xml:space="preserve">Item</w:t>
             </w:r>
           </w:p>
         </w:tc>
@@ -1814,7 +4202,7 @@
                 <w:rFonts w:ascii="Arial" w:hAnsi="Arial" w:cs="Arial" w:eastAsia="Arial"/>
                 <w:rtl w:val="false"/>
               </w:rPr>
-              <w:t xml:space="preserve">Front and bumper</w:t>
+              <w:t xml:space="preserve">Odometer</w:t>
             </w:r>
           </w:p>
         </w:tc>
@@ -1896,7 +4284,7 @@
                 <w:rFonts w:ascii="Arial" w:hAnsi="Arial" w:cs="Arial" w:eastAsia="Arial"/>
                 <w:rtl w:val="false"/>
               </w:rPr>
-              <w:t xml:space="preserve">Rear and bumper</w:t>
+              <w:t xml:space="preserve">Fuel / battery level</w:t>
             </w:r>
           </w:p>
         </w:tc>
@@ -1978,7 +4366,7 @@
                 <w:rFonts w:ascii="Arial" w:hAnsi="Arial" w:cs="Arial" w:eastAsia="Arial"/>
                 <w:rtl w:val="false"/>
               </w:rPr>
-              <w:t xml:space="preserve">Left side</w:t>
+              <w:t xml:space="preserve">Body: front / rear / left / right</w:t>
             </w:r>
           </w:p>
         </w:tc>
@@ -2060,7 +4448,7 @@
                 <w:rFonts w:ascii="Arial" w:hAnsi="Arial" w:cs="Arial" w:eastAsia="Arial"/>
                 <w:rtl w:val="false"/>
               </w:rPr>
-              <w:t xml:space="preserve">Right side</w:t>
+              <w:t xml:space="preserve">Glass, mirrors and lights</w:t>
             </w:r>
           </w:p>
         </w:tc>
@@ -2142,7 +4530,7 @@
                 <w:rFonts w:ascii="Arial" w:hAnsi="Arial" w:cs="Arial" w:eastAsia="Arial"/>
                 <w:rtl w:val="false"/>
               </w:rPr>
-              <w:t xml:space="preserve">Roof, glass and mirrors</w:t>
+              <w:t xml:space="preserve">Tyres and wheels</w:t>
             </w:r>
           </w:p>
         </w:tc>
@@ -2224,7 +4612,7 @@
                 <w:rFonts w:ascii="Arial" w:hAnsi="Arial" w:cs="Arial" w:eastAsia="Arial"/>
                 <w:rtl w:val="false"/>
               </w:rPr>
-              <w:t xml:space="preserve">Wheels and tyres</w:t>
+              <w:t xml:space="preserve">Interior and seats</w:t>
             </w:r>
           </w:p>
         </w:tc>
@@ -2306,7 +4694,7 @@
                 <w:rFonts w:ascii="Arial" w:hAnsi="Arial" w:cs="Arial" w:eastAsia="Arial"/>
                 <w:rtl w:val="false"/>
               </w:rPr>
-              <w:t xml:space="preserve">Interior or seat</w:t>
+              <w:t xml:space="preserve">Keys, remote, documents</w:t>
             </w:r>
           </w:p>
         </w:tc>
@@ -2388,7 +4776,7 @@
                 <w:rFonts w:ascii="Arial" w:hAnsi="Arial" w:cs="Arial" w:eastAsia="Arial"/>
                 <w:rtl w:val="false"/>
               </w:rPr>
-              <w:t xml:space="preserve">Lights and indicators</w:t>
+              <w:t xml:space="preserve">Helmets / child seat / accessories</w:t>
             </w:r>
           </w:p>
         </w:tc>
@@ -2470,7 +4858,7 @@
                 <w:rFonts w:ascii="Arial" w:hAnsi="Arial" w:cs="Arial" w:eastAsia="Arial"/>
                 <w:rtl w:val="false"/>
               </w:rPr>
-              <w:t xml:space="preserve">Accessories and documents</w:t>
+              <w:t xml:space="preserve">Photos taken (number)</w:t>
             </w:r>
           </w:p>
         </w:tc>
@@ -2521,30 +4909,94 @@
           </w:p>
         </w:tc>
       </w:tr>
+      <w:tr>
+        <w:trPr>
+          <w:cantSplit/>
+          <w:trHeight w:val="440" w:hRule="atLeast"/>
+        </w:trPr>
+        <w:tc>
+          <w:tcPr>
+            <w:tcW w:type="dxa" w:w="2924"/>
+            <w:tcBorders>
+              <w:top w:val="single" w:color="C9D1DA" w:sz="4"/>
+              <w:left w:val="single" w:color="C9D1DA" w:sz="4"/>
+              <w:bottom w:val="single" w:color="C9D1DA" w:sz="4"/>
+              <w:right w:val="single" w:color="C9D1DA" w:sz="4"/>
+            </w:tcBorders>
+            <w:tcMar>
+              <w:top w:type="dxa" w:w="80"/>
+              <w:left w:type="dxa" w:w="120"/>
+              <w:bottom w:type="dxa" w:w="80"/>
+              <w:right w:type="dxa" w:w="120"/>
+            </w:tcMar>
+          </w:tcPr>
+          <w:p>
+            <w:pPr>
+              <w:bidi w:val="false"/>
+              <w:spacing w:after="0"/>
+            </w:pPr>
+            <w:r>
+              <w:rPr>
+                <w:rFonts w:ascii="Arial" w:hAnsi="Arial" w:cs="Arial" w:eastAsia="Arial"/>
+                <w:rtl w:val="false"/>
+              </w:rPr>
+              <w:t xml:space="preserve">Owner's and Renter's initials</w:t>
+            </w:r>
+          </w:p>
+        </w:tc>
+        <w:tc>
+          <w:tcPr>
+            <w:tcW w:type="dxa" w:w="3411"/>
+            <w:tcBorders>
+              <w:top w:val="single" w:color="C9D1DA" w:sz="4"/>
+              <w:left w:val="single" w:color="C9D1DA" w:sz="4"/>
+              <w:bottom w:val="single" w:color="C9D1DA" w:sz="4"/>
+              <w:right w:val="single" w:color="C9D1DA" w:sz="4"/>
+            </w:tcBorders>
+            <w:tcMar>
+              <w:top w:type="dxa" w:w="80"/>
+              <w:left w:type="dxa" w:w="120"/>
+              <w:bottom w:type="dxa" w:w="80"/>
+              <w:right w:type="dxa" w:w="120"/>
+            </w:tcMar>
+          </w:tcPr>
+          <w:p>
+            <w:pPr>
+              <w:bidi w:val="false"/>
+              <w:spacing w:after="0"/>
+            </w:pPr>
+          </w:p>
+        </w:tc>
+        <w:tc>
+          <w:tcPr>
+            <w:tcW w:type="dxa" w:w="3411"/>
+            <w:tcBorders>
+              <w:top w:val="single" w:color="C9D1DA" w:sz="4"/>
+              <w:left w:val="single" w:color="C9D1DA" w:sz="4"/>
+              <w:bottom w:val="single" w:color="C9D1DA" w:sz="4"/>
+              <w:right w:val="single" w:color="C9D1DA" w:sz="4"/>
+            </w:tcBorders>
+            <w:tcMar>
+              <w:top w:type="dxa" w:w="80"/>
+              <w:left w:type="dxa" w:w="120"/>
+              <w:bottom w:type="dxa" w:w="80"/>
+              <w:right w:type="dxa" w:w="120"/>
+            </w:tcMar>
+          </w:tcPr>
+          <w:p>
+            <w:pPr>
+              <w:bidi w:val="false"/>
+              <w:spacing w:after="0"/>
+            </w:pPr>
+          </w:p>
+        </w:tc>
+      </w:tr>
     </w:tbl>
     <w:p>
       <w:pPr>
         <w:bidi w:val="false"/>
         <w:spacing w:after="160"/>
       </w:pPr>
-    </w:p>
-    <w:p>
-      <w:pPr>
-        <w:bidi w:val="false"/>
-        <w:spacing w:after="120" w:line="276"/>
-      </w:pPr>
-      <w:r>
-        <w:rPr>
-          <w:rFonts w:ascii="Arial" w:hAnsi="Arial" w:cs="Arial" w:eastAsia="Arial"/>
-          <w:rtl w:val="false"/>
-        </w:rPr>
-        <w:t xml:space="preserve">Renter's initials at handover: ________  At return: ________</w:t>
-      </w:r>
-    </w:p>
-    <w:p>
-      <w:r>
-        <w:br w:type="page"/>
-      </w:r>
     </w:p>
     <w:p>
       <w:pPr>
@@ -2562,7 +5014,20 @@
           <w:szCs w:val="25"/>
           <w:rtl w:val="false"/>
         </w:rPr>
-        <w:t xml:space="preserve">4. Rental period and return</w:t>
+        <w:t xml:space="preserve">Annex B: Damage and replacement price list</w:t>
+      </w:r>
+    </w:p>
+    <w:p>
+      <w:pPr>
+        <w:bidi w:val="false"/>
+        <w:spacing w:after="120" w:line="276"/>
+      </w:pPr>
+      <w:r>
+        <w:rPr>
+          <w:rFonts w:ascii="Arial" w:hAnsi="Arial" w:cs="Arial" w:eastAsia="Arial"/>
+          <w:rtl w:val="false"/>
+        </w:rPr>
+        <w:t xml:space="preserve">Agreed prices for common damage and lost items. Damage not listed is charged per section 12.</w:t>
       </w:r>
     </w:p>
     <w:tbl>
@@ -2616,7 +5081,7 @@
                 <w:bCs/>
                 <w:rtl w:val="false"/>
               </w:rPr>
-              <w:t xml:space="preserve">Rental period</w:t>
+              <w:t xml:space="preserve">Item</w:t>
             </w:r>
           </w:p>
         </w:tc>
@@ -2642,6 +5107,15 @@
               <w:bidi w:val="false"/>
               <w:spacing w:after="0"/>
             </w:pPr>
+            <w:r>
+              <w:rPr>
+                <w:rFonts w:ascii="Arial" w:hAnsi="Arial" w:cs="Arial" w:eastAsia="Arial"/>
+                <w:b/>
+                <w:bCs/>
+                <w:rtl w:val="false"/>
+              </w:rPr>
+              <w:t xml:space="preserve">Price</w:t>
+            </w:r>
           </w:p>
         </w:tc>
       </w:tr>
@@ -2676,7 +5150,7 @@
                 <w:rFonts w:ascii="Arial" w:hAnsi="Arial" w:cs="Arial" w:eastAsia="Arial"/>
                 <w:rtl w:val="false"/>
               </w:rPr>
-              <w:t xml:space="preserve">Start date and time</w:t>
+              <w:t xml:space="preserve">Scratch, per panel (polish / repaint)</w:t>
             </w:r>
           </w:p>
         </w:tc>
@@ -2735,7 +5209,7 @@
                 <w:rFonts w:ascii="Arial" w:hAnsi="Arial" w:cs="Arial" w:eastAsia="Arial"/>
                 <w:rtl w:val="false"/>
               </w:rPr>
-              <w:t xml:space="preserve">End date and time</w:t>
+              <w:t xml:space="preserve">Dent, per panel</w:t>
             </w:r>
           </w:p>
         </w:tc>
@@ -2794,7 +5268,7 @@
                 <w:rFonts w:ascii="Arial" w:hAnsi="Arial" w:cs="Arial" w:eastAsia="Arial"/>
                 <w:rtl w:val="false"/>
               </w:rPr>
-              <w:t xml:space="preserve">Handover place</w:t>
+              <w:t xml:space="preserve">Mirror</w:t>
             </w:r>
           </w:p>
         </w:tc>
@@ -2853,7 +5327,7 @@
                 <w:rFonts w:ascii="Arial" w:hAnsi="Arial" w:cs="Arial" w:eastAsia="Arial"/>
                 <w:rtl w:val="false"/>
               </w:rPr>
-              <w:t xml:space="preserve">Return place</w:t>
+              <w:t xml:space="preserve">Headlight / tail light / indicator</w:t>
             </w:r>
           </w:p>
         </w:tc>
@@ -2866,125 +5340,6 @@
               <w:bottom w:val="single" w:color="C9D1DA" w:sz="4"/>
               <w:right w:val="single" w:color="C9D1DA" w:sz="4"/>
             </w:tcBorders>
-            <w:tcMar>
-              <w:top w:type="dxa" w:w="80"/>
-              <w:left w:type="dxa" w:w="120"/>
-              <w:bottom w:type="dxa" w:w="80"/>
-              <w:right w:type="dxa" w:w="120"/>
-            </w:tcMar>
-          </w:tcPr>
-          <w:p>
-            <w:pPr>
-              <w:bidi w:val="false"/>
-              <w:spacing w:after="0"/>
-            </w:pPr>
-          </w:p>
-        </w:tc>
-      </w:tr>
-    </w:tbl>
-    <w:p>
-      <w:pPr>
-        <w:bidi w:val="false"/>
-        <w:spacing w:after="160"/>
-      </w:pPr>
-    </w:p>
-    <w:p>
-      <w:pPr>
-        <w:bidi w:val="false"/>
-        <w:spacing w:after="120" w:line="276"/>
-      </w:pPr>
-      <w:r>
-        <w:rPr>
-          <w:rFonts w:ascii="Arial" w:hAnsi="Arial" w:cs="Arial" w:eastAsia="Arial"/>
-          <w:rtl w:val="false"/>
-        </w:rPr>
-        <w:t xml:space="preserve">The vehicle must be returned at the agreed place, on or before the end date and time. An extension is only agreed when the Owner confirms it in writing (a message is enough) before the end time.</w:t>
-      </w:r>
-    </w:p>
-    <w:p>
-      <w:pPr>
-        <w:keepNext/>
-        <w:bidi w:val="false"/>
-        <w:spacing w:before="280" w:after="100"/>
-      </w:pPr>
-      <w:r>
-        <w:rPr>
-          <w:rFonts w:ascii="Arial" w:hAnsi="Arial" w:cs="Arial" w:eastAsia="Arial"/>
-          <w:b/>
-          <w:bCs/>
-          <w:color w:val="06162B"/>
-          <w:sz w:val="25"/>
-          <w:szCs w:val="25"/>
-          <w:rtl w:val="false"/>
-        </w:rPr>
-        <w:t xml:space="preserve">5. Price and payment</w:t>
-      </w:r>
-    </w:p>
-    <w:tbl>
-      <w:tblPr>
-        <w:bidiVisual w:val="false"/>
-        <w:tblW w:type="dxa" w:w="9746"/>
-        <w:tblBorders>
-          <w:top w:val="single" w:color="auto" w:sz="4"/>
-          <w:left w:val="single" w:color="auto" w:sz="4"/>
-          <w:bottom w:val="single" w:color="auto" w:sz="4"/>
-          <w:right w:val="single" w:color="auto" w:sz="4"/>
-          <w:insideH w:val="single" w:color="auto" w:sz="4"/>
-          <w:insideV w:val="single" w:color="auto" w:sz="4"/>
-        </w:tblBorders>
-        <w:tblLayout w:type="fixed"/>
-      </w:tblPr>
-      <w:tblGrid>
-        <w:gridCol w:w="3898"/>
-        <w:gridCol w:w="5848"/>
-      </w:tblGrid>
-      <w:tr>
-        <w:trPr>
-          <w:tblHeader/>
-        </w:trPr>
-        <w:tc>
-          <w:tcPr>
-            <w:tcW w:type="dxa" w:w="3898"/>
-            <w:tcBorders>
-              <w:top w:val="single" w:color="C9D1DA" w:sz="4"/>
-              <w:left w:val="single" w:color="C9D1DA" w:sz="4"/>
-              <w:bottom w:val="single" w:color="C9D1DA" w:sz="4"/>
-              <w:right w:val="single" w:color="C9D1DA" w:sz="4"/>
-            </w:tcBorders>
-            <w:shd w:fill="F3F6F8" w:color="auto" w:val="clear"/>
-            <w:tcMar>
-              <w:top w:type="dxa" w:w="80"/>
-              <w:left w:type="dxa" w:w="120"/>
-              <w:bottom w:type="dxa" w:w="80"/>
-              <w:right w:type="dxa" w:w="120"/>
-            </w:tcMar>
-          </w:tcPr>
-          <w:p>
-            <w:pPr>
-              <w:bidi w:val="false"/>
-              <w:spacing w:after="0"/>
-            </w:pPr>
-            <w:r>
-              <w:rPr>
-                <w:rFonts w:ascii="Arial" w:hAnsi="Arial" w:cs="Arial" w:eastAsia="Arial"/>
-                <w:b/>
-                <w:bCs/>
-                <w:rtl w:val="false"/>
-              </w:rPr>
-              <w:t xml:space="preserve">Charges</w:t>
-            </w:r>
-          </w:p>
-        </w:tc>
-        <w:tc>
-          <w:tcPr>
-            <w:tcW w:type="dxa" w:w="5848"/>
-            <w:tcBorders>
-              <w:top w:val="single" w:color="C9D1DA" w:sz="4"/>
-              <w:left w:val="single" w:color="C9D1DA" w:sz="4"/>
-              <w:bottom w:val="single" w:color="C9D1DA" w:sz="4"/>
-              <w:right w:val="single" w:color="C9D1DA" w:sz="4"/>
-            </w:tcBorders>
-            <w:shd w:fill="F3F6F8" w:color="auto" w:val="clear"/>
             <w:tcMar>
               <w:top w:type="dxa" w:w="80"/>
               <w:left w:type="dxa" w:w="120"/>
@@ -3031,7 +5386,7 @@
                 <w:rFonts w:ascii="Arial" w:hAnsi="Arial" w:cs="Arial" w:eastAsia="Arial"/>
                 <w:rtl w:val="false"/>
               </w:rPr>
-              <w:t xml:space="preserve">Rental rate</w:t>
+              <w:t xml:space="preserve">Tyre (each)</w:t>
             </w:r>
           </w:p>
         </w:tc>
@@ -3056,13 +5411,6 @@
               <w:bidi w:val="false"/>
               <w:spacing w:after="0"/>
             </w:pPr>
-            <w:r>
-              <w:rPr>
-                <w:rFonts w:ascii="Arial" w:hAnsi="Arial" w:cs="Arial" w:eastAsia="Arial"/>
-                <w:rtl w:val="false"/>
-              </w:rPr>
-              <w:t xml:space="preserve">____________ per day / week / month</w:t>
-            </w:r>
           </w:p>
         </w:tc>
       </w:tr>
@@ -3097,7 +5445,7 @@
                 <w:rFonts w:ascii="Arial" w:hAnsi="Arial" w:cs="Arial" w:eastAsia="Arial"/>
                 <w:rtl w:val="false"/>
               </w:rPr>
-              <w:t xml:space="preserve">Total for the agreed period</w:t>
+              <w:t xml:space="preserve">Key / remote</w:t>
             </w:r>
           </w:p>
         </w:tc>
@@ -3156,7 +5504,7 @@
                 <w:rFonts w:ascii="Arial" w:hAnsi="Arial" w:cs="Arial" w:eastAsia="Arial"/>
                 <w:rtl w:val="false"/>
               </w:rPr>
-              <w:t xml:space="preserve">Delivery, collection and extras</w:t>
+              <w:t xml:space="preserve">Helmet</w:t>
             </w:r>
           </w:p>
         </w:tc>
@@ -3215,7 +5563,7 @@
                 <w:rFonts w:ascii="Arial" w:hAnsi="Arial" w:cs="Arial" w:eastAsia="Arial"/>
                 <w:rtl w:val="false"/>
               </w:rPr>
-              <w:t xml:space="preserve">Payment due</w:t>
+              <w:t xml:space="preserve">Number plate replacement</w:t>
             </w:r>
           </w:p>
         </w:tc>
@@ -3274,1973 +5622,7 @@
                 <w:rFonts w:ascii="Arial" w:hAnsi="Arial" w:cs="Arial" w:eastAsia="Arial"/>
                 <w:rtl w:val="false"/>
               </w:rPr>
-              <w:t xml:space="preserve">Payment method</w:t>
-            </w:r>
-          </w:p>
-        </w:tc>
-        <w:tc>
-          <w:tcPr>
-            <w:tcW w:type="dxa" w:w="5848"/>
-            <w:tcBorders>
-              <w:top w:val="single" w:color="C9D1DA" w:sz="4"/>
-              <w:left w:val="single" w:color="C9D1DA" w:sz="4"/>
-              <w:bottom w:val="single" w:color="C9D1DA" w:sz="4"/>
-              <w:right w:val="single" w:color="C9D1DA" w:sz="4"/>
-            </w:tcBorders>
-            <w:tcMar>
-              <w:top w:type="dxa" w:w="80"/>
-              <w:left w:type="dxa" w:w="120"/>
-              <w:bottom w:type="dxa" w:w="80"/>
-              <w:right w:type="dxa" w:w="120"/>
-            </w:tcMar>
-          </w:tcPr>
-          <w:p>
-            <w:pPr>
-              <w:bidi w:val="false"/>
-              <w:spacing w:after="0"/>
-            </w:pPr>
-            <w:r>
-              <w:rPr>
-                <w:rFonts w:ascii="Arial" w:hAnsi="Arial" w:cs="Arial" w:eastAsia="Arial"/>
-                <w:rtl w:val="false"/>
-              </w:rPr>
-              <w:t xml:space="preserve">Cash / Transfer / Card</w:t>
-            </w:r>
-          </w:p>
-        </w:tc>
-      </w:tr>
-    </w:tbl>
-    <w:p>
-      <w:pPr>
-        <w:bidi w:val="false"/>
-        <w:spacing w:after="160"/>
-      </w:pPr>
-    </w:p>
-    <w:p>
-      <w:pPr>
-        <w:keepNext/>
-        <w:bidi w:val="false"/>
-        <w:spacing w:before="280" w:after="100"/>
-      </w:pPr>
-      <w:r>
-        <w:rPr>
-          <w:rFonts w:ascii="Arial" w:hAnsi="Arial" w:cs="Arial" w:eastAsia="Arial"/>
-          <w:b/>
-          <w:bCs/>
-          <w:color w:val="06162B"/>
-          <w:sz w:val="25"/>
-          <w:szCs w:val="25"/>
-          <w:rtl w:val="false"/>
-        </w:rPr>
-        <w:t xml:space="preserve">6. Deposit</w:t>
-      </w:r>
-    </w:p>
-    <w:p>
-      <w:pPr>
-        <w:bidi w:val="false"/>
-        <w:spacing w:after="120" w:line="276"/>
-      </w:pPr>
-      <w:r>
-        <w:rPr>
-          <w:rFonts w:ascii="Arial" w:hAnsi="Arial" w:cs="Arial" w:eastAsia="Arial"/>
-          <w:rtl w:val="false"/>
-        </w:rPr>
-        <w:t xml:space="preserve">The Renter pays a deposit of ____________ (cash / transfer / card hold) at handover. The deposit is held as security for unpaid rent, damage, fuel, cleaning, missing items, fines, late return and any other amount the Renter owes under this agreement.</w:t>
-      </w:r>
-    </w:p>
-    <w:p>
-      <w:pPr>
-        <w:bidi w:val="false"/>
-        <w:spacing w:after="120" w:line="276"/>
-      </w:pPr>
-      <w:r>
-        <w:rPr>
-          <w:rFonts w:ascii="Arial" w:hAnsi="Arial" w:cs="Arial" w:eastAsia="Arial"/>
-          <w:rtl w:val="false"/>
-        </w:rPr>
-        <w:t xml:space="preserve">Any remaining deposit is returned within ____ days after the return inspection, once the Owner has checked there are no outstanding charges or fines. The Owner will explain any deduction and show photos, quotes or receipts on request.</w:t>
-      </w:r>
-    </w:p>
-    <w:p>
-      <w:pPr>
-        <w:keepNext/>
-        <w:bidi w:val="false"/>
-        <w:spacing w:before="280" w:after="100"/>
-      </w:pPr>
-      <w:r>
-        <w:rPr>
-          <w:rFonts w:ascii="Arial" w:hAnsi="Arial" w:cs="Arial" w:eastAsia="Arial"/>
-          <w:b/>
-          <w:bCs/>
-          <w:color w:val="06162B"/>
-          <w:sz w:val="25"/>
-          <w:szCs w:val="25"/>
-          <w:rtl w:val="false"/>
-        </w:rPr>
-        <w:t xml:space="preserve">7. Damage and excess</w:t>
-      </w:r>
-    </w:p>
-    <w:p>
-      <w:pPr>
-        <w:bidi w:val="false"/>
-        <w:spacing w:after="120" w:line="276"/>
-      </w:pPr>
-      <w:r>
-        <w:rPr>
-          <w:rFonts w:ascii="Arial" w:hAnsi="Arial" w:cs="Arial" w:eastAsia="Arial"/>
-          <w:rtl w:val="false"/>
-        </w:rPr>
-        <w:t xml:space="preserve">The Renter is responsible for loss of or damage to the vehicle and its accessories during the rental, however caused, except normal wear and tear. Repair costs are based on a written quote from a garage or the Owner's price list for common parts. Where insurance applies (section 11), the Renter pays up to the excess of ____________ per incident, except in the cases the insurance does not cover. The Owner may also charge for the days the vehicle cannot be rented while it is being repaired, up to ____ days at the daily rate.</w:t>
-      </w:r>
-    </w:p>
-    <w:p>
-      <w:pPr>
-        <w:keepNext/>
-        <w:bidi w:val="false"/>
-        <w:spacing w:before="280" w:after="100"/>
-      </w:pPr>
-      <w:r>
-        <w:rPr>
-          <w:rFonts w:ascii="Arial" w:hAnsi="Arial" w:cs="Arial" w:eastAsia="Arial"/>
-          <w:b/>
-          <w:bCs/>
-          <w:color w:val="06162B"/>
-          <w:sz w:val="25"/>
-          <w:szCs w:val="25"/>
-          <w:rtl w:val="false"/>
-        </w:rPr>
-        <w:t xml:space="preserve">8. Fuel and mileage</w:t>
-      </w:r>
-    </w:p>
-    <w:p>
-      <w:pPr>
-        <w:bidi w:val="false"/>
-        <w:spacing w:after="120" w:line="276"/>
-      </w:pPr>
-      <w:r>
-        <w:rPr>
-          <w:rFonts w:ascii="Arial" w:hAnsi="Arial" w:cs="Arial" w:eastAsia="Arial"/>
-          <w:rtl w:val="false"/>
-        </w:rPr>
-        <w:t xml:space="preserve">The vehicle is handed over with the fuel level recorded above and must be returned with the same level. Missing fuel is charged at ____________ plus a refuelling fee of ____________. Mileage is unlimited / limited to ____ km per day; each extra kilometre is charged at ____________.</w:t>
-      </w:r>
-    </w:p>
-    <w:p>
-      <w:pPr>
-        <w:keepNext/>
-        <w:bidi w:val="false"/>
-        <w:spacing w:before="280" w:after="100"/>
-      </w:pPr>
-      <w:r>
-        <w:rPr>
-          <w:rFonts w:ascii="Arial" w:hAnsi="Arial" w:cs="Arial" w:eastAsia="Arial"/>
-          <w:b/>
-          <w:bCs/>
-          <w:color w:val="06162B"/>
-          <w:sz w:val="25"/>
-          <w:szCs w:val="25"/>
-          <w:rtl w:val="false"/>
-        </w:rPr>
-        <w:t xml:space="preserve">9. Drivers and licences</w:t>
-      </w:r>
-    </w:p>
-    <w:p>
-      <w:pPr>
-        <w:bidi w:val="false"/>
-        <w:spacing w:after="120" w:line="276"/>
-      </w:pPr>
-      <w:r>
-        <w:rPr>
-          <w:rFonts w:ascii="Arial" w:hAnsi="Arial" w:cs="Arial" w:eastAsia="Arial"/>
-          <w:rtl w:val="false"/>
-        </w:rPr>
-        <w:t xml:space="preserve">Only the Renter and the drivers listed below may drive the vehicle. Each driver must hold a valid licence for this class of vehicle and, where the law requires it, an International Driving Permit. The Renter is responsible for anyone they allow to drive.</w:t>
-      </w:r>
-    </w:p>
-    <w:tbl>
-      <w:tblPr>
-        <w:bidiVisual w:val="false"/>
-        <w:tblW w:type="dxa" w:w="9746"/>
-        <w:tblBorders>
-          <w:top w:val="single" w:color="auto" w:sz="4"/>
-          <w:left w:val="single" w:color="auto" w:sz="4"/>
-          <w:bottom w:val="single" w:color="auto" w:sz="4"/>
-          <w:right w:val="single" w:color="auto" w:sz="4"/>
-          <w:insideH w:val="single" w:color="auto" w:sz="4"/>
-          <w:insideV w:val="single" w:color="auto" w:sz="4"/>
-        </w:tblBorders>
-        <w:tblLayout w:type="fixed"/>
-      </w:tblPr>
-      <w:tblGrid>
-        <w:gridCol w:w="2729"/>
-        <w:gridCol w:w="2339"/>
-        <w:gridCol w:w="2339"/>
-        <w:gridCol w:w="2339"/>
-      </w:tblGrid>
-      <w:tr>
-        <w:trPr>
-          <w:tblHeader/>
-        </w:trPr>
-        <w:tc>
-          <w:tcPr>
-            <w:tcW w:type="dxa" w:w="2729"/>
-            <w:tcBorders>
-              <w:top w:val="single" w:color="C9D1DA" w:sz="4"/>
-              <w:left w:val="single" w:color="C9D1DA" w:sz="4"/>
-              <w:bottom w:val="single" w:color="C9D1DA" w:sz="4"/>
-              <w:right w:val="single" w:color="C9D1DA" w:sz="4"/>
-            </w:tcBorders>
-            <w:shd w:fill="F3F6F8" w:color="auto" w:val="clear"/>
-            <w:tcMar>
-              <w:top w:type="dxa" w:w="80"/>
-              <w:left w:type="dxa" w:w="120"/>
-              <w:bottom w:type="dxa" w:w="80"/>
-              <w:right w:type="dxa" w:w="120"/>
-            </w:tcMar>
-          </w:tcPr>
-          <w:p>
-            <w:pPr>
-              <w:bidi w:val="false"/>
-              <w:spacing w:after="0"/>
-            </w:pPr>
-            <w:r>
-              <w:rPr>
-                <w:rFonts w:ascii="Arial" w:hAnsi="Arial" w:cs="Arial" w:eastAsia="Arial"/>
-                <w:b/>
-                <w:bCs/>
-                <w:rtl w:val="false"/>
-              </w:rPr>
-              <w:t xml:space="preserve">Drivers</w:t>
-            </w:r>
-          </w:p>
-        </w:tc>
-        <w:tc>
-          <w:tcPr>
-            <w:tcW w:type="dxa" w:w="2339"/>
-            <w:tcBorders>
-              <w:top w:val="single" w:color="C9D1DA" w:sz="4"/>
-              <w:left w:val="single" w:color="C9D1DA" w:sz="4"/>
-              <w:bottom w:val="single" w:color="C9D1DA" w:sz="4"/>
-              <w:right w:val="single" w:color="C9D1DA" w:sz="4"/>
-            </w:tcBorders>
-            <w:shd w:fill="F3F6F8" w:color="auto" w:val="clear"/>
-            <w:tcMar>
-              <w:top w:type="dxa" w:w="80"/>
-              <w:left w:type="dxa" w:w="120"/>
-              <w:bottom w:type="dxa" w:w="80"/>
-              <w:right w:type="dxa" w:w="120"/>
-            </w:tcMar>
-          </w:tcPr>
-          <w:p>
-            <w:pPr>
-              <w:bidi w:val="false"/>
-              <w:spacing w:after="0"/>
-            </w:pPr>
-            <w:r>
-              <w:rPr>
-                <w:rFonts w:ascii="Arial" w:hAnsi="Arial" w:cs="Arial" w:eastAsia="Arial"/>
-                <w:b/>
-                <w:bCs/>
-                <w:rtl w:val="false"/>
-              </w:rPr>
-              <w:t xml:space="preserve">Licence number</w:t>
-            </w:r>
-          </w:p>
-        </w:tc>
-        <w:tc>
-          <w:tcPr>
-            <w:tcW w:type="dxa" w:w="2339"/>
-            <w:tcBorders>
-              <w:top w:val="single" w:color="C9D1DA" w:sz="4"/>
-              <w:left w:val="single" w:color="C9D1DA" w:sz="4"/>
-              <w:bottom w:val="single" w:color="C9D1DA" w:sz="4"/>
-              <w:right w:val="single" w:color="C9D1DA" w:sz="4"/>
-            </w:tcBorders>
-            <w:shd w:fill="F3F6F8" w:color="auto" w:val="clear"/>
-            <w:tcMar>
-              <w:top w:type="dxa" w:w="80"/>
-              <w:left w:type="dxa" w:w="120"/>
-              <w:bottom w:type="dxa" w:w="80"/>
-              <w:right w:type="dxa" w:w="120"/>
-            </w:tcMar>
-          </w:tcPr>
-          <w:p>
-            <w:pPr>
-              <w:bidi w:val="false"/>
-              <w:spacing w:after="0"/>
-            </w:pPr>
-            <w:r>
-              <w:rPr>
-                <w:rFonts w:ascii="Arial" w:hAnsi="Arial" w:cs="Arial" w:eastAsia="Arial"/>
-                <w:b/>
-                <w:bCs/>
-                <w:rtl w:val="false"/>
-              </w:rPr>
-              <w:t xml:space="preserve">Issuing country</w:t>
-            </w:r>
-          </w:p>
-        </w:tc>
-        <w:tc>
-          <w:tcPr>
-            <w:tcW w:type="dxa" w:w="2339"/>
-            <w:tcBorders>
-              <w:top w:val="single" w:color="C9D1DA" w:sz="4"/>
-              <w:left w:val="single" w:color="C9D1DA" w:sz="4"/>
-              <w:bottom w:val="single" w:color="C9D1DA" w:sz="4"/>
-              <w:right w:val="single" w:color="C9D1DA" w:sz="4"/>
-            </w:tcBorders>
-            <w:shd w:fill="F3F6F8" w:color="auto" w:val="clear"/>
-            <w:tcMar>
-              <w:top w:type="dxa" w:w="80"/>
-              <w:left w:type="dxa" w:w="120"/>
-              <w:bottom w:type="dxa" w:w="80"/>
-              <w:right w:type="dxa" w:w="120"/>
-            </w:tcMar>
-          </w:tcPr>
-          <w:p>
-            <w:pPr>
-              <w:bidi w:val="false"/>
-              <w:spacing w:after="0"/>
-            </w:pPr>
-            <w:r>
-              <w:rPr>
-                <w:rFonts w:ascii="Arial" w:hAnsi="Arial" w:cs="Arial" w:eastAsia="Arial"/>
-                <w:b/>
-                <w:bCs/>
-                <w:rtl w:val="false"/>
-              </w:rPr>
-              <w:t xml:space="preserve">Expiry date</w:t>
-            </w:r>
-          </w:p>
-        </w:tc>
-      </w:tr>
-      <w:tr>
-        <w:trPr>
-          <w:cantSplit/>
-          <w:trHeight w:val="440" w:hRule="atLeast"/>
-        </w:trPr>
-        <w:tc>
-          <w:tcPr>
-            <w:tcW w:type="dxa" w:w="2729"/>
-            <w:tcBorders>
-              <w:top w:val="single" w:color="C9D1DA" w:sz="4"/>
-              <w:left w:val="single" w:color="C9D1DA" w:sz="4"/>
-              <w:bottom w:val="single" w:color="C9D1DA" w:sz="4"/>
-              <w:right w:val="single" w:color="C9D1DA" w:sz="4"/>
-            </w:tcBorders>
-            <w:tcMar>
-              <w:top w:type="dxa" w:w="80"/>
-              <w:left w:type="dxa" w:w="120"/>
-              <w:bottom w:type="dxa" w:w="80"/>
-              <w:right w:type="dxa" w:w="120"/>
-            </w:tcMar>
-          </w:tcPr>
-          <w:p>
-            <w:pPr>
-              <w:bidi w:val="false"/>
-              <w:spacing w:after="0"/>
-            </w:pPr>
-            <w:r>
-              <w:rPr>
-                <w:rFonts w:ascii="Arial" w:hAnsi="Arial" w:cs="Arial" w:eastAsia="Arial"/>
-                <w:rtl w:val="false"/>
-              </w:rPr>
-              <w:t xml:space="preserve">Renter</w:t>
-            </w:r>
-          </w:p>
-        </w:tc>
-        <w:tc>
-          <w:tcPr>
-            <w:tcW w:type="dxa" w:w="2339"/>
-            <w:tcBorders>
-              <w:top w:val="single" w:color="C9D1DA" w:sz="4"/>
-              <w:left w:val="single" w:color="C9D1DA" w:sz="4"/>
-              <w:bottom w:val="single" w:color="C9D1DA" w:sz="4"/>
-              <w:right w:val="single" w:color="C9D1DA" w:sz="4"/>
-            </w:tcBorders>
-            <w:tcMar>
-              <w:top w:type="dxa" w:w="80"/>
-              <w:left w:type="dxa" w:w="120"/>
-              <w:bottom w:type="dxa" w:w="80"/>
-              <w:right w:type="dxa" w:w="120"/>
-            </w:tcMar>
-          </w:tcPr>
-          <w:p>
-            <w:pPr>
-              <w:bidi w:val="false"/>
-              <w:spacing w:after="0"/>
-            </w:pPr>
-          </w:p>
-        </w:tc>
-        <w:tc>
-          <w:tcPr>
-            <w:tcW w:type="dxa" w:w="2339"/>
-            <w:tcBorders>
-              <w:top w:val="single" w:color="C9D1DA" w:sz="4"/>
-              <w:left w:val="single" w:color="C9D1DA" w:sz="4"/>
-              <w:bottom w:val="single" w:color="C9D1DA" w:sz="4"/>
-              <w:right w:val="single" w:color="C9D1DA" w:sz="4"/>
-            </w:tcBorders>
-            <w:tcMar>
-              <w:top w:type="dxa" w:w="80"/>
-              <w:left w:type="dxa" w:w="120"/>
-              <w:bottom w:type="dxa" w:w="80"/>
-              <w:right w:type="dxa" w:w="120"/>
-            </w:tcMar>
-          </w:tcPr>
-          <w:p>
-            <w:pPr>
-              <w:bidi w:val="false"/>
-              <w:spacing w:after="0"/>
-            </w:pPr>
-          </w:p>
-        </w:tc>
-        <w:tc>
-          <w:tcPr>
-            <w:tcW w:type="dxa" w:w="2339"/>
-            <w:tcBorders>
-              <w:top w:val="single" w:color="C9D1DA" w:sz="4"/>
-              <w:left w:val="single" w:color="C9D1DA" w:sz="4"/>
-              <w:bottom w:val="single" w:color="C9D1DA" w:sz="4"/>
-              <w:right w:val="single" w:color="C9D1DA" w:sz="4"/>
-            </w:tcBorders>
-            <w:tcMar>
-              <w:top w:type="dxa" w:w="80"/>
-              <w:left w:type="dxa" w:w="120"/>
-              <w:bottom w:type="dxa" w:w="80"/>
-              <w:right w:type="dxa" w:w="120"/>
-            </w:tcMar>
-          </w:tcPr>
-          <w:p>
-            <w:pPr>
-              <w:bidi w:val="false"/>
-              <w:spacing w:after="0"/>
-            </w:pPr>
-          </w:p>
-        </w:tc>
-      </w:tr>
-      <w:tr>
-        <w:trPr>
-          <w:cantSplit/>
-          <w:trHeight w:val="440" w:hRule="atLeast"/>
-        </w:trPr>
-        <w:tc>
-          <w:tcPr>
-            <w:tcW w:type="dxa" w:w="2729"/>
-            <w:tcBorders>
-              <w:top w:val="single" w:color="C9D1DA" w:sz="4"/>
-              <w:left w:val="single" w:color="C9D1DA" w:sz="4"/>
-              <w:bottom w:val="single" w:color="C9D1DA" w:sz="4"/>
-              <w:right w:val="single" w:color="C9D1DA" w:sz="4"/>
-            </w:tcBorders>
-            <w:tcMar>
-              <w:top w:type="dxa" w:w="80"/>
-              <w:left w:type="dxa" w:w="120"/>
-              <w:bottom w:type="dxa" w:w="80"/>
-              <w:right w:type="dxa" w:w="120"/>
-            </w:tcMar>
-          </w:tcPr>
-          <w:p>
-            <w:pPr>
-              <w:bidi w:val="false"/>
-              <w:spacing w:after="0"/>
-            </w:pPr>
-            <w:r>
-              <w:rPr>
-                <w:rFonts w:ascii="Arial" w:hAnsi="Arial" w:cs="Arial" w:eastAsia="Arial"/>
-                <w:rtl w:val="false"/>
-              </w:rPr>
-              <w:t xml:space="preserve">Additional driver</w:t>
-            </w:r>
-          </w:p>
-        </w:tc>
-        <w:tc>
-          <w:tcPr>
-            <w:tcW w:type="dxa" w:w="2339"/>
-            <w:tcBorders>
-              <w:top w:val="single" w:color="C9D1DA" w:sz="4"/>
-              <w:left w:val="single" w:color="C9D1DA" w:sz="4"/>
-              <w:bottom w:val="single" w:color="C9D1DA" w:sz="4"/>
-              <w:right w:val="single" w:color="C9D1DA" w:sz="4"/>
-            </w:tcBorders>
-            <w:tcMar>
-              <w:top w:type="dxa" w:w="80"/>
-              <w:left w:type="dxa" w:w="120"/>
-              <w:bottom w:type="dxa" w:w="80"/>
-              <w:right w:type="dxa" w:w="120"/>
-            </w:tcMar>
-          </w:tcPr>
-          <w:p>
-            <w:pPr>
-              <w:bidi w:val="false"/>
-              <w:spacing w:after="0"/>
-            </w:pPr>
-          </w:p>
-        </w:tc>
-        <w:tc>
-          <w:tcPr>
-            <w:tcW w:type="dxa" w:w="2339"/>
-            <w:tcBorders>
-              <w:top w:val="single" w:color="C9D1DA" w:sz="4"/>
-              <w:left w:val="single" w:color="C9D1DA" w:sz="4"/>
-              <w:bottom w:val="single" w:color="C9D1DA" w:sz="4"/>
-              <w:right w:val="single" w:color="C9D1DA" w:sz="4"/>
-            </w:tcBorders>
-            <w:tcMar>
-              <w:top w:type="dxa" w:w="80"/>
-              <w:left w:type="dxa" w:w="120"/>
-              <w:bottom w:type="dxa" w:w="80"/>
-              <w:right w:type="dxa" w:w="120"/>
-            </w:tcMar>
-          </w:tcPr>
-          <w:p>
-            <w:pPr>
-              <w:bidi w:val="false"/>
-              <w:spacing w:after="0"/>
-            </w:pPr>
-          </w:p>
-        </w:tc>
-        <w:tc>
-          <w:tcPr>
-            <w:tcW w:type="dxa" w:w="2339"/>
-            <w:tcBorders>
-              <w:top w:val="single" w:color="C9D1DA" w:sz="4"/>
-              <w:left w:val="single" w:color="C9D1DA" w:sz="4"/>
-              <w:bottom w:val="single" w:color="C9D1DA" w:sz="4"/>
-              <w:right w:val="single" w:color="C9D1DA" w:sz="4"/>
-            </w:tcBorders>
-            <w:tcMar>
-              <w:top w:type="dxa" w:w="80"/>
-              <w:left w:type="dxa" w:w="120"/>
-              <w:bottom w:type="dxa" w:w="80"/>
-              <w:right w:type="dxa" w:w="120"/>
-            </w:tcMar>
-          </w:tcPr>
-          <w:p>
-            <w:pPr>
-              <w:bidi w:val="false"/>
-              <w:spacing w:after="0"/>
-            </w:pPr>
-          </w:p>
-        </w:tc>
-      </w:tr>
-    </w:tbl>
-    <w:p>
-      <w:pPr>
-        <w:bidi w:val="false"/>
-        <w:spacing w:after="160"/>
-      </w:pPr>
-    </w:p>
-    <w:p>
-      <w:pPr>
-        <w:keepNext/>
-        <w:bidi w:val="false"/>
-        <w:spacing w:before="280" w:after="100"/>
-      </w:pPr>
-      <w:r>
-        <w:rPr>
-          <w:rFonts w:ascii="Arial" w:hAnsi="Arial" w:cs="Arial" w:eastAsia="Arial"/>
-          <w:b/>
-          <w:bCs/>
-          <w:color w:val="06162B"/>
-          <w:sz w:val="25"/>
-          <w:szCs w:val="25"/>
-          <w:rtl w:val="false"/>
-        </w:rPr>
-        <w:t xml:space="preserve">10. Use of the vehicle</w:t>
-      </w:r>
-    </w:p>
-    <w:p>
-      <w:pPr>
-        <w:bidi w:val="false"/>
-        <w:spacing w:after="120" w:line="276"/>
-      </w:pPr>
-      <w:r>
-        <w:rPr>
-          <w:rFonts w:ascii="Arial" w:hAnsi="Arial" w:cs="Arial" w:eastAsia="Arial"/>
-          <w:rtl w:val="false"/>
-        </w:rPr>
-        <w:t xml:space="preserve">The Renter must use the vehicle with reasonable care, keep it locked when parked, and stop and contact the Owner if a warning light comes on or a fault appears. The vehicle must not be used:</w:t>
-      </w:r>
-    </w:p>
-    <w:p>
-      <w:pPr>
-        <w:pStyle w:val="ListParagraph"/>
-        <w:numPr>
-          <w:ilvl w:val="0"/>
-          <w:numId w:val="1"/>
-        </w:numPr>
-        <w:bidi w:val="false"/>
-        <w:spacing w:after="60"/>
-      </w:pPr>
-      <w:r>
-        <w:rPr>
-          <w:rFonts w:ascii="Arial" w:hAnsi="Arial" w:cs="Arial" w:eastAsia="Arial"/>
-          <w:rtl w:val="false"/>
-        </w:rPr>
-        <w:t xml:space="preserve">for racing, speed tests, towing or pushing another vehicle,</w:t>
-      </w:r>
-    </w:p>
-    <w:p>
-      <w:pPr>
-        <w:pStyle w:val="ListParagraph"/>
-        <w:numPr>
-          <w:ilvl w:val="0"/>
-          <w:numId w:val="1"/>
-        </w:numPr>
-        <w:bidi w:val="false"/>
-        <w:spacing w:after="60"/>
-      </w:pPr>
-      <w:r>
-        <w:rPr>
-          <w:rFonts w:ascii="Arial" w:hAnsi="Arial" w:cs="Arial" w:eastAsia="Arial"/>
-          <w:rtl w:val="false"/>
-        </w:rPr>
-        <w:t xml:space="preserve">off-road or on beaches, unless the Owner agrees in writing,</w:t>
-      </w:r>
-    </w:p>
-    <w:p>
-      <w:pPr>
-        <w:pStyle w:val="ListParagraph"/>
-        <w:numPr>
-          <w:ilvl w:val="0"/>
-          <w:numId w:val="1"/>
-        </w:numPr>
-        <w:bidi w:val="false"/>
-        <w:spacing w:after="60"/>
-      </w:pPr>
-      <w:r>
-        <w:rPr>
-          <w:rFonts w:ascii="Arial" w:hAnsi="Arial" w:cs="Arial" w:eastAsia="Arial"/>
-          <w:rtl w:val="false"/>
-        </w:rPr>
-        <w:t xml:space="preserve">by anyone under the influence of alcohol or drugs,</w:t>
-      </w:r>
-    </w:p>
-    <w:p>
-      <w:pPr>
-        <w:pStyle w:val="ListParagraph"/>
-        <w:numPr>
-          <w:ilvl w:val="0"/>
-          <w:numId w:val="1"/>
-        </w:numPr>
-        <w:bidi w:val="false"/>
-        <w:spacing w:after="60"/>
-      </w:pPr>
-      <w:r>
-        <w:rPr>
-          <w:rFonts w:ascii="Arial" w:hAnsi="Arial" w:cs="Arial" w:eastAsia="Arial"/>
-          <w:rtl w:val="false"/>
-        </w:rPr>
-        <w:t xml:space="preserve">to carry more passengers or weight than it is built for,</w:t>
-      </w:r>
-    </w:p>
-    <w:p>
-      <w:pPr>
-        <w:pStyle w:val="ListParagraph"/>
-        <w:numPr>
-          <w:ilvl w:val="0"/>
-          <w:numId w:val="1"/>
-        </w:numPr>
-        <w:bidi w:val="false"/>
-        <w:spacing w:after="60"/>
-      </w:pPr>
-      <w:r>
-        <w:rPr>
-          <w:rFonts w:ascii="Arial" w:hAnsi="Arial" w:cs="Arial" w:eastAsia="Arial"/>
-          <w:rtl w:val="false"/>
-        </w:rPr>
-        <w:t xml:space="preserve">for paid transport, ride-hailing or deliveries, or sub-let or lent to anyone else,</w:t>
-      </w:r>
-    </w:p>
-    <w:p>
-      <w:pPr>
-        <w:pStyle w:val="ListParagraph"/>
-        <w:numPr>
-          <w:ilvl w:val="0"/>
-          <w:numId w:val="1"/>
-        </w:numPr>
-        <w:bidi w:val="false"/>
-        <w:spacing w:after="60"/>
-      </w:pPr>
-      <w:r>
-        <w:rPr>
-          <w:rFonts w:ascii="Arial" w:hAnsi="Arial" w:cs="Arial" w:eastAsia="Arial"/>
-          <w:rtl w:val="false"/>
-        </w:rPr>
-        <w:t xml:space="preserve">for any illegal purpose,</w:t>
-      </w:r>
-    </w:p>
-    <w:p>
-      <w:pPr>
-        <w:pStyle w:val="ListParagraph"/>
-        <w:numPr>
-          <w:ilvl w:val="0"/>
-          <w:numId w:val="1"/>
-        </w:numPr>
-        <w:bidi w:val="false"/>
-        <w:spacing w:after="60"/>
-      </w:pPr>
-      <w:r>
-        <w:rPr>
-          <w:rFonts w:ascii="Arial" w:hAnsi="Arial" w:cs="Arial" w:eastAsia="Arial"/>
-          <w:rtl w:val="false"/>
-        </w:rPr>
-        <w:t xml:space="preserve">outside this area without the Owner's written permission (including ferries and border crossings): ____________</w:t>
-      </w:r>
-    </w:p>
-    <w:p>
-      <w:r>
-        <w:br w:type="page"/>
-      </w:r>
-    </w:p>
-    <w:p>
-      <w:pPr>
-        <w:keepNext/>
-        <w:bidi w:val="false"/>
-        <w:spacing w:before="280" w:after="100"/>
-      </w:pPr>
-      <w:r>
-        <w:rPr>
-          <w:rFonts w:ascii="Arial" w:hAnsi="Arial" w:cs="Arial" w:eastAsia="Arial"/>
-          <w:b/>
-          <w:bCs/>
-          <w:color w:val="06162B"/>
-          <w:sz w:val="25"/>
-          <w:szCs w:val="25"/>
-          <w:rtl w:val="false"/>
-        </w:rPr>
-        <w:t xml:space="preserve">11. Insurance</w:t>
-      </w:r>
-    </w:p>
-    <w:p>
-      <w:pPr>
-        <w:bidi w:val="false"/>
-        <w:spacing w:after="120" w:line="276"/>
-      </w:pPr>
-      <w:r>
-        <w:rPr>
-          <w:rFonts w:ascii="Arial" w:hAnsi="Arial" w:cs="Arial" w:eastAsia="Arial"/>
-          <w:rtl w:val="false"/>
-        </w:rPr>
-        <w:t xml:space="preserve">The vehicle is insured as follows: ____________ (type of insurance, insurer, and what it covers). The excess is ____________ per incident.</w:t>
-      </w:r>
-    </w:p>
-    <w:p>
-      <w:pPr>
-        <w:bidi w:val="false"/>
-        <w:spacing w:after="120" w:line="276"/>
-      </w:pPr>
-      <w:r>
-        <w:rPr>
-          <w:rFonts w:ascii="Arial" w:hAnsi="Arial" w:cs="Arial" w:eastAsia="Arial"/>
-          <w:rtl w:val="false"/>
-        </w:rPr>
-        <w:t xml:space="preserve">The insurance usually does </w:t>
-      </w:r>
-      <w:r>
-        <w:rPr>
-          <w:rFonts w:ascii="Arial" w:hAnsi="Arial" w:cs="Arial" w:eastAsia="Arial"/>
-          <w:b/>
-          <w:bCs/>
-          <w:rtl w:val="false"/>
-        </w:rPr>
-        <w:t xml:space="preserve">not</w:t>
-      </w:r>
-      <w:r>
-        <w:rPr>
-          <w:rFonts w:ascii="Arial" w:hAnsi="Arial" w:cs="Arial" w:eastAsia="Arial"/>
-          <w:rtl w:val="false"/>
-        </w:rPr>
-        <w:t xml:space="preserve"> cover, and the Renter is then responsible for the full cost of: driving without a valid licence for the vehicle; driving under the influence of alcohol or drugs; a driver who is not listed in section 9; use the agreement forbids (section 10); lost keys; and damage caused on purpose or by gross negligence. Personal belongings are not covered.</w:t>
-      </w:r>
-    </w:p>
-    <w:p>
-      <w:pPr>
-        <w:keepNext/>
-        <w:bidi w:val="false"/>
-        <w:spacing w:before="280" w:after="100"/>
-      </w:pPr>
-      <w:r>
-        <w:rPr>
-          <w:rFonts w:ascii="Arial" w:hAnsi="Arial" w:cs="Arial" w:eastAsia="Arial"/>
-          <w:b/>
-          <w:bCs/>
-          <w:color w:val="06162B"/>
-          <w:sz w:val="25"/>
-          <w:szCs w:val="25"/>
-          <w:rtl w:val="false"/>
-        </w:rPr>
-        <w:t xml:space="preserve">12. Accidents, theft and breakdowns</w:t>
-      </w:r>
-    </w:p>
-    <w:p>
-      <w:pPr>
-        <w:bidi w:val="false"/>
-        <w:spacing w:after="120" w:line="276"/>
-      </w:pPr>
-      <w:r>
-        <w:rPr>
-          <w:rFonts w:ascii="Arial" w:hAnsi="Arial" w:cs="Arial" w:eastAsia="Arial"/>
-          <w:rtl w:val="false"/>
-        </w:rPr>
-        <w:t xml:space="preserve">After an accident or theft the Renter must: make sure everyone is safe and call emergency services if needed; contact the Owner straight away on ____________; not admit fault or agree any private settlement without the Owner's consent; take photos and the other party's details; and obtain a police report where the police or the insurer require one.</w:t>
-      </w:r>
-    </w:p>
-    <w:p>
-      <w:pPr>
-        <w:bidi w:val="false"/>
-        <w:spacing w:after="120" w:line="276"/>
-      </w:pPr>
-      <w:r>
-        <w:rPr>
-          <w:rFonts w:ascii="Arial" w:hAnsi="Arial" w:cs="Arial" w:eastAsia="Arial"/>
-          <w:rtl w:val="false"/>
-        </w:rPr>
-        <w:t xml:space="preserve">If the vehicle breaks down, the Renter must contact the Owner and must not authorise repairs without the Owner's approval, except what is needed to keep people safe. If a breakdown is not the Renter's fault and the Owner cannot repair or replace the vehicle within ____ hours, the Renter may end the rental and receive a refund for the unused days.</w:t>
-      </w:r>
-    </w:p>
-    <w:p>
-      <w:pPr>
-        <w:keepNext/>
-        <w:bidi w:val="false"/>
-        <w:spacing w:before="280" w:after="100"/>
-      </w:pPr>
-      <w:r>
-        <w:rPr>
-          <w:rFonts w:ascii="Arial" w:hAnsi="Arial" w:cs="Arial" w:eastAsia="Arial"/>
-          <w:b/>
-          <w:bCs/>
-          <w:color w:val="06162B"/>
-          <w:sz w:val="25"/>
-          <w:szCs w:val="25"/>
-          <w:rtl w:val="false"/>
-        </w:rPr>
-        <w:t xml:space="preserve">13. Traffic fines, tolls and impound</w:t>
-      </w:r>
-    </w:p>
-    <w:p>
-      <w:pPr>
-        <w:bidi w:val="false"/>
-        <w:spacing w:after="120" w:line="276"/>
-      </w:pPr>
-      <w:r>
-        <w:rPr>
-          <w:rFonts w:ascii="Arial" w:hAnsi="Arial" w:cs="Arial" w:eastAsia="Arial"/>
-          <w:rtl w:val="false"/>
-        </w:rPr>
-        <w:t xml:space="preserve">The Renter is responsible for all traffic and parking fines, tolls, towing and impound costs incurred during the rental, including those that arrive after the vehicle is returned. The Owner may pay them and deduct them from the deposit, or invoice the Renter, with a copy of the fine, plus a handling fee of ____________.</w:t>
-      </w:r>
-    </w:p>
-    <w:p>
-      <w:pPr>
-        <w:keepNext/>
-        <w:bidi w:val="false"/>
-        <w:spacing w:before="280" w:after="100"/>
-      </w:pPr>
-      <w:r>
-        <w:rPr>
-          <w:rFonts w:ascii="Arial" w:hAnsi="Arial" w:cs="Arial" w:eastAsia="Arial"/>
-          <w:b/>
-          <w:bCs/>
-          <w:color w:val="06162B"/>
-          <w:sz w:val="25"/>
-          <w:szCs w:val="25"/>
-          <w:rtl w:val="false"/>
-        </w:rPr>
-        <w:t xml:space="preserve">14. Late return</w:t>
-      </w:r>
-    </w:p>
-    <w:p>
-      <w:pPr>
-        <w:bidi w:val="false"/>
-        <w:spacing w:after="120" w:line="276"/>
-      </w:pPr>
-      <w:r>
-        <w:rPr>
-          <w:rFonts w:ascii="Arial" w:hAnsi="Arial" w:cs="Arial" w:eastAsia="Arial"/>
-          <w:rtl w:val="false"/>
-        </w:rPr>
-        <w:t xml:space="preserve">A grace period of ____ minutes applies. After that, late return is charged at ____________ per hour, up to the daily rate, and each further day at the daily rate. If the vehicle is not returned or extended within ____ hours of the end time, the Owner may treat it as overdue, try to recover it and report it to the police.</w:t>
-      </w:r>
-    </w:p>
-    <w:p>
-      <w:pPr>
-        <w:keepNext/>
-        <w:bidi w:val="false"/>
-        <w:spacing w:before="280" w:after="100"/>
-      </w:pPr>
-      <w:r>
-        <w:rPr>
-          <w:rFonts w:ascii="Arial" w:hAnsi="Arial" w:cs="Arial" w:eastAsia="Arial"/>
-          <w:b/>
-          <w:bCs/>
-          <w:color w:val="06162B"/>
-          <w:sz w:val="25"/>
-          <w:szCs w:val="25"/>
-          <w:rtl w:val="false"/>
-        </w:rPr>
-        <w:t xml:space="preserve">15. Cancellation</w:t>
-      </w:r>
-    </w:p>
-    <w:p>
-      <w:pPr>
-        <w:bidi w:val="false"/>
-        <w:spacing w:after="120" w:line="276"/>
-      </w:pPr>
-      <w:r>
-        <w:rPr>
-          <w:rFonts w:ascii="Arial" w:hAnsi="Arial" w:cs="Arial" w:eastAsia="Arial"/>
-          <w:rtl w:val="false"/>
-        </w:rPr>
-        <w:t xml:space="preserve">If the Renter cancels more than ____ days before the start, any prepayment is refunded in full; later, ____ % is kept. If the Owner has to cancel, the Owner offers a similar vehicle or a full refund of any prepayment.</w:t>
-      </w:r>
-    </w:p>
-    <w:p>
-      <w:pPr>
-        <w:keepNext/>
-        <w:bidi w:val="false"/>
-        <w:spacing w:before="280" w:after="100"/>
-      </w:pPr>
-      <w:r>
-        <w:rPr>
-          <w:rFonts w:ascii="Arial" w:hAnsi="Arial" w:cs="Arial" w:eastAsia="Arial"/>
-          <w:b/>
-          <w:bCs/>
-          <w:color w:val="06162B"/>
-          <w:sz w:val="25"/>
-          <w:szCs w:val="25"/>
-          <w:rtl w:val="false"/>
-        </w:rPr>
-        <w:t xml:space="preserve">16. Ending the agreement early</w:t>
-      </w:r>
-    </w:p>
-    <w:p>
-      <w:pPr>
-        <w:bidi w:val="false"/>
-        <w:spacing w:after="120" w:line="276"/>
-      </w:pPr>
-      <w:r>
-        <w:rPr>
-          <w:rFonts w:ascii="Arial" w:hAnsi="Arial" w:cs="Arial" w:eastAsia="Arial"/>
-          <w:rtl w:val="false"/>
-        </w:rPr>
-        <w:t xml:space="preserve">The Owner may end this agreement and take the vehicle back if the Renter seriously breaks it, does not pay, gave false information, abandons the vehicle or puts it at risk. Amounts owed up to that point remain payable.</w:t>
-      </w:r>
-    </w:p>
-    <w:p>
-      <w:pPr>
-        <w:keepNext/>
-        <w:bidi w:val="false"/>
-        <w:spacing w:before="280" w:after="100"/>
-      </w:pPr>
-      <w:r>
-        <w:rPr>
-          <w:rFonts w:ascii="Arial" w:hAnsi="Arial" w:cs="Arial" w:eastAsia="Arial"/>
-          <w:b/>
-          <w:bCs/>
-          <w:color w:val="06162B"/>
-          <w:sz w:val="25"/>
-          <w:szCs w:val="25"/>
-          <w:rtl w:val="false"/>
-        </w:rPr>
-        <w:t xml:space="preserve">17. Personal information</w:t>
-      </w:r>
-    </w:p>
-    <w:p>
-      <w:pPr>
-        <w:bidi w:val="false"/>
-        <w:spacing w:after="120" w:line="276"/>
-      </w:pPr>
-      <w:r>
-        <w:rPr>
-          <w:rFonts w:ascii="Arial" w:hAnsi="Arial" w:cs="Arial" w:eastAsia="Arial"/>
-          <w:rtl w:val="false"/>
-        </w:rPr>
-        <w:t xml:space="preserve">The Owner keeps the Renter's details, copies of ID and licence, and the condition photos to manage this rental, deal with fines, claims and disputes, and meet legal duties, and only for as long as those may arise.</w:t>
-      </w:r>
-    </w:p>
-    <w:p>
-      <w:pPr>
-        <w:keepNext/>
-        <w:bidi w:val="false"/>
-        <w:spacing w:before="280" w:after="100"/>
-      </w:pPr>
-      <w:r>
-        <w:rPr>
-          <w:rFonts w:ascii="Arial" w:hAnsi="Arial" w:cs="Arial" w:eastAsia="Arial"/>
-          <w:b/>
-          <w:bCs/>
-          <w:color w:val="06162B"/>
-          <w:sz w:val="25"/>
-          <w:szCs w:val="25"/>
-          <w:rtl w:val="false"/>
-        </w:rPr>
-        <w:t xml:space="preserve">18. Governing law and disputes</w:t>
-      </w:r>
-    </w:p>
-    <w:p>
-      <w:pPr>
-        <w:bidi w:val="false"/>
-        <w:spacing w:after="120" w:line="276"/>
-      </w:pPr>
-      <w:r>
-        <w:rPr>
-          <w:rFonts w:ascii="Arial" w:hAnsi="Arial" w:cs="Arial" w:eastAsia="Arial"/>
-          <w:rtl w:val="false"/>
-        </w:rPr>
-        <w:t xml:space="preserve">This agreement is governed by the laws of ____________. Both parties will first try to settle any disagreement by talking it through in good faith. If that fails, the dispute will be handled by the courts or other bodies of ____________.</w:t>
-      </w:r>
-    </w:p>
-    <w:p>
-      <w:pPr>
-        <w:keepNext/>
-        <w:bidi w:val="false"/>
-        <w:spacing w:before="280" w:after="100"/>
-      </w:pPr>
-      <w:r>
-        <w:rPr>
-          <w:rFonts w:ascii="Arial" w:hAnsi="Arial" w:cs="Arial" w:eastAsia="Arial"/>
-          <w:b/>
-          <w:bCs/>
-          <w:color w:val="06162B"/>
-          <w:sz w:val="25"/>
-          <w:szCs w:val="25"/>
-          <w:rtl w:val="false"/>
-        </w:rPr>
-        <w:t xml:space="preserve">19. Additional terms</w:t>
-      </w:r>
-    </w:p>
-    <w:tbl>
-      <w:tblPr>
-        <w:bidiVisual w:val="false"/>
-        <w:tblW w:type="dxa" w:w="9746"/>
-        <w:tblBorders>
-          <w:top w:val="single" w:color="auto" w:sz="4"/>
-          <w:left w:val="single" w:color="auto" w:sz="4"/>
-          <w:bottom w:val="single" w:color="auto" w:sz="4"/>
-          <w:right w:val="single" w:color="auto" w:sz="4"/>
-          <w:insideH w:val="single" w:color="auto" w:sz="4"/>
-          <w:insideV w:val="single" w:color="auto" w:sz="4"/>
-        </w:tblBorders>
-        <w:tblLayout w:type="fixed"/>
-      </w:tblPr>
-      <w:tblGrid>
-        <w:gridCol w:w="9746"/>
-      </w:tblGrid>
-      <w:tr>
-        <w:trPr>
-          <w:tblHeader/>
-        </w:trPr>
-        <w:tc>
-          <w:tcPr>
-            <w:tcW w:type="dxa" w:w="9746"/>
-            <w:tcBorders>
-              <w:top w:val="single" w:color="C9D1DA" w:sz="4"/>
-              <w:left w:val="single" w:color="C9D1DA" w:sz="4"/>
-              <w:bottom w:val="single" w:color="C9D1DA" w:sz="4"/>
-              <w:right w:val="single" w:color="C9D1DA" w:sz="4"/>
-            </w:tcBorders>
-            <w:shd w:fill="F3F6F8" w:color="auto" w:val="clear"/>
-            <w:tcMar>
-              <w:top w:type="dxa" w:w="80"/>
-              <w:left w:type="dxa" w:w="120"/>
-              <w:bottom w:type="dxa" w:w="80"/>
-              <w:right w:type="dxa" w:w="120"/>
-            </w:tcMar>
-          </w:tcPr>
-          <w:p>
-            <w:pPr>
-              <w:bidi w:val="false"/>
-              <w:spacing w:after="0"/>
-            </w:pPr>
-            <w:r>
-              <w:rPr>
-                <w:rFonts w:ascii="Arial" w:hAnsi="Arial" w:cs="Arial" w:eastAsia="Arial"/>
-                <w:b/>
-                <w:bCs/>
-                <w:rtl w:val="false"/>
-              </w:rPr>
-              <w:t xml:space="preserve">Additional terms agreed by both parties</w:t>
-            </w:r>
-          </w:p>
-        </w:tc>
-      </w:tr>
-      <w:tr>
-        <w:trPr>
-          <w:cantSplit/>
-          <w:trHeight w:val="900" w:hRule="atLeast"/>
-        </w:trPr>
-        <w:tc>
-          <w:tcPr>
-            <w:tcW w:type="dxa" w:w="9746"/>
-            <w:tcBorders>
-              <w:top w:val="single" w:color="C9D1DA" w:sz="4"/>
-              <w:left w:val="single" w:color="C9D1DA" w:sz="4"/>
-              <w:bottom w:val="single" w:color="C9D1DA" w:sz="4"/>
-              <w:right w:val="single" w:color="C9D1DA" w:sz="4"/>
-            </w:tcBorders>
-            <w:tcMar>
-              <w:top w:type="dxa" w:w="80"/>
-              <w:left w:type="dxa" w:w="120"/>
-              <w:bottom w:type="dxa" w:w="80"/>
-              <w:right w:type="dxa" w:w="120"/>
-            </w:tcMar>
-          </w:tcPr>
-          <w:p>
-            <w:pPr>
-              <w:bidi w:val="false"/>
-              <w:spacing w:after="0"/>
-            </w:pPr>
-            <w:r>
-              <w:rPr>
-                <w:rFonts w:ascii="Arial" w:hAnsi="Arial" w:cs="Arial" w:eastAsia="Arial"/>
-                <w:rtl w:val="false"/>
-              </w:rPr>
-              <w:t xml:space="preserve">1.</w:t>
-            </w:r>
-          </w:p>
-        </w:tc>
-      </w:tr>
-      <w:tr>
-        <w:trPr>
-          <w:cantSplit/>
-          <w:trHeight w:val="900" w:hRule="atLeast"/>
-        </w:trPr>
-        <w:tc>
-          <w:tcPr>
-            <w:tcW w:type="dxa" w:w="9746"/>
-            <w:tcBorders>
-              <w:top w:val="single" w:color="C9D1DA" w:sz="4"/>
-              <w:left w:val="single" w:color="C9D1DA" w:sz="4"/>
-              <w:bottom w:val="single" w:color="C9D1DA" w:sz="4"/>
-              <w:right w:val="single" w:color="C9D1DA" w:sz="4"/>
-            </w:tcBorders>
-            <w:tcMar>
-              <w:top w:type="dxa" w:w="80"/>
-              <w:left w:type="dxa" w:w="120"/>
-              <w:bottom w:type="dxa" w:w="80"/>
-              <w:right w:type="dxa" w:w="120"/>
-            </w:tcMar>
-          </w:tcPr>
-          <w:p>
-            <w:pPr>
-              <w:bidi w:val="false"/>
-              <w:spacing w:after="0"/>
-            </w:pPr>
-            <w:r>
-              <w:rPr>
-                <w:rFonts w:ascii="Arial" w:hAnsi="Arial" w:cs="Arial" w:eastAsia="Arial"/>
-                <w:rtl w:val="false"/>
-              </w:rPr>
-              <w:t xml:space="preserve">2.</w:t>
-            </w:r>
-          </w:p>
-        </w:tc>
-      </w:tr>
-      <w:tr>
-        <w:trPr>
-          <w:cantSplit/>
-          <w:trHeight w:val="900" w:hRule="atLeast"/>
-        </w:trPr>
-        <w:tc>
-          <w:tcPr>
-            <w:tcW w:type="dxa" w:w="9746"/>
-            <w:tcBorders>
-              <w:top w:val="single" w:color="C9D1DA" w:sz="4"/>
-              <w:left w:val="single" w:color="C9D1DA" w:sz="4"/>
-              <w:bottom w:val="single" w:color="C9D1DA" w:sz="4"/>
-              <w:right w:val="single" w:color="C9D1DA" w:sz="4"/>
-            </w:tcBorders>
-            <w:tcMar>
-              <w:top w:type="dxa" w:w="80"/>
-              <w:left w:type="dxa" w:w="120"/>
-              <w:bottom w:type="dxa" w:w="80"/>
-              <w:right w:type="dxa" w:w="120"/>
-            </w:tcMar>
-          </w:tcPr>
-          <w:p>
-            <w:pPr>
-              <w:bidi w:val="false"/>
-              <w:spacing w:after="0"/>
-            </w:pPr>
-            <w:r>
-              <w:rPr>
-                <w:rFonts w:ascii="Arial" w:hAnsi="Arial" w:cs="Arial" w:eastAsia="Arial"/>
-                <w:rtl w:val="false"/>
-              </w:rPr>
-              <w:t xml:space="preserve">3.</w:t>
-            </w:r>
-          </w:p>
-        </w:tc>
-      </w:tr>
-    </w:tbl>
-    <w:p>
-      <w:pPr>
-        <w:bidi w:val="false"/>
-        <w:spacing w:after="160"/>
-      </w:pPr>
-    </w:p>
-    <w:p>
-      <w:pPr>
-        <w:keepNext/>
-        <w:bidi w:val="false"/>
-        <w:spacing w:before="280" w:after="100"/>
-      </w:pPr>
-      <w:r>
-        <w:rPr>
-          <w:rFonts w:ascii="Arial" w:hAnsi="Arial" w:cs="Arial" w:eastAsia="Arial"/>
-          <w:b/>
-          <w:bCs/>
-          <w:color w:val="06162B"/>
-          <w:sz w:val="25"/>
-          <w:szCs w:val="25"/>
-          <w:rtl w:val="false"/>
-        </w:rPr>
-        <w:t xml:space="preserve">20. Signatures and ID</w:t>
-      </w:r>
-    </w:p>
-    <w:p>
-      <w:pPr>
-        <w:bidi w:val="false"/>
-        <w:spacing w:after="120" w:line="276"/>
-      </w:pPr>
-      <w:r>
-        <w:rPr>
-          <w:rFonts w:ascii="Arial" w:hAnsi="Arial" w:cs="Arial" w:eastAsia="Arial"/>
-          <w:rtl w:val="false"/>
-        </w:rPr>
-        <w:t xml:space="preserve">By signing, both parties confirm they have read and agree to this agreement, and that the vehicle's condition at handover is as recorded in section 3 and the handover photos.</w:t>
-      </w:r>
-    </w:p>
-    <w:tbl>
-      <w:tblPr>
-        <w:bidiVisual w:val="false"/>
-        <w:tblW w:type="dxa" w:w="9746"/>
-        <w:tblBorders>
-          <w:top w:val="single" w:color="auto" w:sz="4"/>
-          <w:left w:val="single" w:color="auto" w:sz="4"/>
-          <w:bottom w:val="single" w:color="auto" w:sz="4"/>
-          <w:right w:val="single" w:color="auto" w:sz="4"/>
-          <w:insideH w:val="single" w:color="auto" w:sz="4"/>
-          <w:insideV w:val="single" w:color="auto" w:sz="4"/>
-        </w:tblBorders>
-        <w:tblLayout w:type="fixed"/>
-      </w:tblPr>
-      <w:tblGrid>
-        <w:gridCol w:w="2924"/>
-        <w:gridCol w:w="3411"/>
-        <w:gridCol w:w="3411"/>
-      </w:tblGrid>
-      <w:tr>
-        <w:trPr>
-          <w:tblHeader/>
-        </w:trPr>
-        <w:tc>
-          <w:tcPr>
-            <w:tcW w:type="dxa" w:w="2924"/>
-            <w:tcBorders>
-              <w:top w:val="single" w:color="C9D1DA" w:sz="4"/>
-              <w:left w:val="single" w:color="C9D1DA" w:sz="4"/>
-              <w:bottom w:val="single" w:color="C9D1DA" w:sz="4"/>
-              <w:right w:val="single" w:color="C9D1DA" w:sz="4"/>
-            </w:tcBorders>
-            <w:shd w:fill="F3F6F8" w:color="auto" w:val="clear"/>
-            <w:tcMar>
-              <w:top w:type="dxa" w:w="80"/>
-              <w:left w:type="dxa" w:w="120"/>
-              <w:bottom w:type="dxa" w:w="80"/>
-              <w:right w:type="dxa" w:w="120"/>
-            </w:tcMar>
-          </w:tcPr>
-          <w:p>
-            <w:pPr>
-              <w:bidi w:val="false"/>
-              <w:spacing w:after="0"/>
-            </w:pPr>
-          </w:p>
-        </w:tc>
-        <w:tc>
-          <w:tcPr>
-            <w:tcW w:type="dxa" w:w="3411"/>
-            <w:tcBorders>
-              <w:top w:val="single" w:color="C9D1DA" w:sz="4"/>
-              <w:left w:val="single" w:color="C9D1DA" w:sz="4"/>
-              <w:bottom w:val="single" w:color="C9D1DA" w:sz="4"/>
-              <w:right w:val="single" w:color="C9D1DA" w:sz="4"/>
-            </w:tcBorders>
-            <w:shd w:fill="F3F6F8" w:color="auto" w:val="clear"/>
-            <w:tcMar>
-              <w:top w:type="dxa" w:w="80"/>
-              <w:left w:type="dxa" w:w="120"/>
-              <w:bottom w:type="dxa" w:w="80"/>
-              <w:right w:type="dxa" w:w="120"/>
-            </w:tcMar>
-          </w:tcPr>
-          <w:p>
-            <w:pPr>
-              <w:bidi w:val="false"/>
-              <w:spacing w:after="0"/>
-            </w:pPr>
-            <w:r>
-              <w:rPr>
-                <w:rFonts w:ascii="Arial" w:hAnsi="Arial" w:cs="Arial" w:eastAsia="Arial"/>
-                <w:b/>
-                <w:bCs/>
-                <w:rtl w:val="false"/>
-              </w:rPr>
-              <w:t xml:space="preserve">Owner</w:t>
-            </w:r>
-          </w:p>
-        </w:tc>
-        <w:tc>
-          <w:tcPr>
-            <w:tcW w:type="dxa" w:w="3411"/>
-            <w:tcBorders>
-              <w:top w:val="single" w:color="C9D1DA" w:sz="4"/>
-              <w:left w:val="single" w:color="C9D1DA" w:sz="4"/>
-              <w:bottom w:val="single" w:color="C9D1DA" w:sz="4"/>
-              <w:right w:val="single" w:color="C9D1DA" w:sz="4"/>
-            </w:tcBorders>
-            <w:shd w:fill="F3F6F8" w:color="auto" w:val="clear"/>
-            <w:tcMar>
-              <w:top w:type="dxa" w:w="80"/>
-              <w:left w:type="dxa" w:w="120"/>
-              <w:bottom w:type="dxa" w:w="80"/>
-              <w:right w:type="dxa" w:w="120"/>
-            </w:tcMar>
-          </w:tcPr>
-          <w:p>
-            <w:pPr>
-              <w:bidi w:val="false"/>
-              <w:spacing w:after="0"/>
-            </w:pPr>
-            <w:r>
-              <w:rPr>
-                <w:rFonts w:ascii="Arial" w:hAnsi="Arial" w:cs="Arial" w:eastAsia="Arial"/>
-                <w:b/>
-                <w:bCs/>
-                <w:rtl w:val="false"/>
-              </w:rPr>
-              <w:t xml:space="preserve">Renter</w:t>
-            </w:r>
-          </w:p>
-        </w:tc>
-      </w:tr>
-      <w:tr>
-        <w:trPr>
-          <w:cantSplit/>
-          <w:trHeight w:val="900" w:hRule="atLeast"/>
-        </w:trPr>
-        <w:tc>
-          <w:tcPr>
-            <w:tcW w:type="dxa" w:w="2924"/>
-            <w:tcBorders>
-              <w:top w:val="single" w:color="C9D1DA" w:sz="4"/>
-              <w:left w:val="single" w:color="C9D1DA" w:sz="4"/>
-              <w:bottom w:val="single" w:color="C9D1DA" w:sz="4"/>
-              <w:right w:val="single" w:color="C9D1DA" w:sz="4"/>
-            </w:tcBorders>
-            <w:tcMar>
-              <w:top w:type="dxa" w:w="80"/>
-              <w:left w:type="dxa" w:w="120"/>
-              <w:bottom w:type="dxa" w:w="80"/>
-              <w:right w:type="dxa" w:w="120"/>
-            </w:tcMar>
-          </w:tcPr>
-          <w:p>
-            <w:pPr>
-              <w:bidi w:val="false"/>
-              <w:spacing w:after="0"/>
-            </w:pPr>
-            <w:r>
-              <w:rPr>
-                <w:rFonts w:ascii="Arial" w:hAnsi="Arial" w:cs="Arial" w:eastAsia="Arial"/>
-                <w:rtl w:val="false"/>
-              </w:rPr>
-              <w:t xml:space="preserve">Signature</w:t>
-            </w:r>
-          </w:p>
-        </w:tc>
-        <w:tc>
-          <w:tcPr>
-            <w:tcW w:type="dxa" w:w="3411"/>
-            <w:tcBorders>
-              <w:top w:val="single" w:color="C9D1DA" w:sz="4"/>
-              <w:left w:val="single" w:color="C9D1DA" w:sz="4"/>
-              <w:bottom w:val="single" w:color="C9D1DA" w:sz="4"/>
-              <w:right w:val="single" w:color="C9D1DA" w:sz="4"/>
-            </w:tcBorders>
-            <w:tcMar>
-              <w:top w:type="dxa" w:w="80"/>
-              <w:left w:type="dxa" w:w="120"/>
-              <w:bottom w:type="dxa" w:w="80"/>
-              <w:right w:type="dxa" w:w="120"/>
-            </w:tcMar>
-          </w:tcPr>
-          <w:p>
-            <w:pPr>
-              <w:bidi w:val="false"/>
-              <w:spacing w:after="0"/>
-            </w:pPr>
-          </w:p>
-        </w:tc>
-        <w:tc>
-          <w:tcPr>
-            <w:tcW w:type="dxa" w:w="3411"/>
-            <w:tcBorders>
-              <w:top w:val="single" w:color="C9D1DA" w:sz="4"/>
-              <w:left w:val="single" w:color="C9D1DA" w:sz="4"/>
-              <w:bottom w:val="single" w:color="C9D1DA" w:sz="4"/>
-              <w:right w:val="single" w:color="C9D1DA" w:sz="4"/>
-            </w:tcBorders>
-            <w:tcMar>
-              <w:top w:type="dxa" w:w="80"/>
-              <w:left w:type="dxa" w:w="120"/>
-              <w:bottom w:type="dxa" w:w="80"/>
-              <w:right w:type="dxa" w:w="120"/>
-            </w:tcMar>
-          </w:tcPr>
-          <w:p>
-            <w:pPr>
-              <w:bidi w:val="false"/>
-              <w:spacing w:after="0"/>
-            </w:pPr>
-          </w:p>
-        </w:tc>
-      </w:tr>
-      <w:tr>
-        <w:trPr>
-          <w:cantSplit/>
-          <w:trHeight w:val="440" w:hRule="atLeast"/>
-        </w:trPr>
-        <w:tc>
-          <w:tcPr>
-            <w:tcW w:type="dxa" w:w="2924"/>
-            <w:tcBorders>
-              <w:top w:val="single" w:color="C9D1DA" w:sz="4"/>
-              <w:left w:val="single" w:color="C9D1DA" w:sz="4"/>
-              <w:bottom w:val="single" w:color="C9D1DA" w:sz="4"/>
-              <w:right w:val="single" w:color="C9D1DA" w:sz="4"/>
-            </w:tcBorders>
-            <w:tcMar>
-              <w:top w:type="dxa" w:w="80"/>
-              <w:left w:type="dxa" w:w="120"/>
-              <w:bottom w:type="dxa" w:w="80"/>
-              <w:right w:type="dxa" w:w="120"/>
-            </w:tcMar>
-          </w:tcPr>
-          <w:p>
-            <w:pPr>
-              <w:bidi w:val="false"/>
-              <w:spacing w:after="0"/>
-            </w:pPr>
-            <w:r>
-              <w:rPr>
-                <w:rFonts w:ascii="Arial" w:hAnsi="Arial" w:cs="Arial" w:eastAsia="Arial"/>
-                <w:rtl w:val="false"/>
-              </w:rPr>
-              <w:t xml:space="preserve">Name</w:t>
-            </w:r>
-          </w:p>
-        </w:tc>
-        <w:tc>
-          <w:tcPr>
-            <w:tcW w:type="dxa" w:w="3411"/>
-            <w:tcBorders>
-              <w:top w:val="single" w:color="C9D1DA" w:sz="4"/>
-              <w:left w:val="single" w:color="C9D1DA" w:sz="4"/>
-              <w:bottom w:val="single" w:color="C9D1DA" w:sz="4"/>
-              <w:right w:val="single" w:color="C9D1DA" w:sz="4"/>
-            </w:tcBorders>
-            <w:tcMar>
-              <w:top w:type="dxa" w:w="80"/>
-              <w:left w:type="dxa" w:w="120"/>
-              <w:bottom w:type="dxa" w:w="80"/>
-              <w:right w:type="dxa" w:w="120"/>
-            </w:tcMar>
-          </w:tcPr>
-          <w:p>
-            <w:pPr>
-              <w:bidi w:val="false"/>
-              <w:spacing w:after="0"/>
-            </w:pPr>
-          </w:p>
-        </w:tc>
-        <w:tc>
-          <w:tcPr>
-            <w:tcW w:type="dxa" w:w="3411"/>
-            <w:tcBorders>
-              <w:top w:val="single" w:color="C9D1DA" w:sz="4"/>
-              <w:left w:val="single" w:color="C9D1DA" w:sz="4"/>
-              <w:bottom w:val="single" w:color="C9D1DA" w:sz="4"/>
-              <w:right w:val="single" w:color="C9D1DA" w:sz="4"/>
-            </w:tcBorders>
-            <w:tcMar>
-              <w:top w:type="dxa" w:w="80"/>
-              <w:left w:type="dxa" w:w="120"/>
-              <w:bottom w:type="dxa" w:w="80"/>
-              <w:right w:type="dxa" w:w="120"/>
-            </w:tcMar>
-          </w:tcPr>
-          <w:p>
-            <w:pPr>
-              <w:bidi w:val="false"/>
-              <w:spacing w:after="0"/>
-            </w:pPr>
-          </w:p>
-        </w:tc>
-      </w:tr>
-      <w:tr>
-        <w:trPr>
-          <w:cantSplit/>
-          <w:trHeight w:val="440" w:hRule="atLeast"/>
-        </w:trPr>
-        <w:tc>
-          <w:tcPr>
-            <w:tcW w:type="dxa" w:w="2924"/>
-            <w:tcBorders>
-              <w:top w:val="single" w:color="C9D1DA" w:sz="4"/>
-              <w:left w:val="single" w:color="C9D1DA" w:sz="4"/>
-              <w:bottom w:val="single" w:color="C9D1DA" w:sz="4"/>
-              <w:right w:val="single" w:color="C9D1DA" w:sz="4"/>
-            </w:tcBorders>
-            <w:tcMar>
-              <w:top w:type="dxa" w:w="80"/>
-              <w:left w:type="dxa" w:w="120"/>
-              <w:bottom w:type="dxa" w:w="80"/>
-              <w:right w:type="dxa" w:w="120"/>
-            </w:tcMar>
-          </w:tcPr>
-          <w:p>
-            <w:pPr>
-              <w:bidi w:val="false"/>
-              <w:spacing w:after="0"/>
-            </w:pPr>
-            <w:r>
-              <w:rPr>
-                <w:rFonts w:ascii="Arial" w:hAnsi="Arial" w:cs="Arial" w:eastAsia="Arial"/>
-                <w:rtl w:val="false"/>
-              </w:rPr>
-              <w:t xml:space="preserve">Date</w:t>
-            </w:r>
-          </w:p>
-        </w:tc>
-        <w:tc>
-          <w:tcPr>
-            <w:tcW w:type="dxa" w:w="3411"/>
-            <w:tcBorders>
-              <w:top w:val="single" w:color="C9D1DA" w:sz="4"/>
-              <w:left w:val="single" w:color="C9D1DA" w:sz="4"/>
-              <w:bottom w:val="single" w:color="C9D1DA" w:sz="4"/>
-              <w:right w:val="single" w:color="C9D1DA" w:sz="4"/>
-            </w:tcBorders>
-            <w:tcMar>
-              <w:top w:type="dxa" w:w="80"/>
-              <w:left w:type="dxa" w:w="120"/>
-              <w:bottom w:type="dxa" w:w="80"/>
-              <w:right w:type="dxa" w:w="120"/>
-            </w:tcMar>
-          </w:tcPr>
-          <w:p>
-            <w:pPr>
-              <w:bidi w:val="false"/>
-              <w:spacing w:after="0"/>
-            </w:pPr>
-          </w:p>
-        </w:tc>
-        <w:tc>
-          <w:tcPr>
-            <w:tcW w:type="dxa" w:w="3411"/>
-            <w:tcBorders>
-              <w:top w:val="single" w:color="C9D1DA" w:sz="4"/>
-              <w:left w:val="single" w:color="C9D1DA" w:sz="4"/>
-              <w:bottom w:val="single" w:color="C9D1DA" w:sz="4"/>
-              <w:right w:val="single" w:color="C9D1DA" w:sz="4"/>
-            </w:tcBorders>
-            <w:tcMar>
-              <w:top w:type="dxa" w:w="80"/>
-              <w:left w:type="dxa" w:w="120"/>
-              <w:bottom w:type="dxa" w:w="80"/>
-              <w:right w:type="dxa" w:w="120"/>
-            </w:tcMar>
-          </w:tcPr>
-          <w:p>
-            <w:pPr>
-              <w:bidi w:val="false"/>
-              <w:spacing w:after="0"/>
-            </w:pPr>
-          </w:p>
-        </w:tc>
-      </w:tr>
-    </w:tbl>
-    <w:p>
-      <w:pPr>
-        <w:bidi w:val="false"/>
-        <w:spacing w:after="160"/>
-      </w:pPr>
-    </w:p>
-    <w:p>
-      <w:pPr>
-        <w:bidi w:val="false"/>
-        <w:spacing w:after="120" w:line="276"/>
-      </w:pPr>
-      <w:r>
-        <w:rPr>
-          <w:rFonts w:ascii="Arial" w:hAnsi="Arial" w:cs="Arial" w:eastAsia="Arial"/>
-          <w:rtl w:val="false"/>
-        </w:rPr>
-        <w:t xml:space="preserve">ID documents seen and copied: Passport / National ID / Driving licence / International Driving Permit</w:t>
-      </w:r>
-    </w:p>
-    <w:tbl>
-      <w:tblPr>
-        <w:bidiVisual w:val="false"/>
-        <w:tblW w:type="dxa" w:w="9746"/>
-        <w:tblBorders>
-          <w:top w:val="single" w:color="auto" w:sz="4"/>
-          <w:left w:val="single" w:color="auto" w:sz="4"/>
-          <w:bottom w:val="single" w:color="auto" w:sz="4"/>
-          <w:right w:val="single" w:color="auto" w:sz="4"/>
-          <w:insideH w:val="single" w:color="auto" w:sz="4"/>
-          <w:insideV w:val="single" w:color="auto" w:sz="4"/>
-        </w:tblBorders>
-        <w:tblLayout w:type="fixed"/>
-      </w:tblPr>
-      <w:tblGrid>
-        <w:gridCol w:w="3898"/>
-        <w:gridCol w:w="5848"/>
-      </w:tblGrid>
-      <w:tr>
-        <w:trPr>
-          <w:tblHeader/>
-        </w:trPr>
-        <w:tc>
-          <w:tcPr>
-            <w:tcW w:type="dxa" w:w="3898"/>
-            <w:tcBorders>
-              <w:top w:val="single" w:color="C9D1DA" w:sz="4"/>
-              <w:left w:val="single" w:color="C9D1DA" w:sz="4"/>
-              <w:bottom w:val="single" w:color="C9D1DA" w:sz="4"/>
-              <w:right w:val="single" w:color="C9D1DA" w:sz="4"/>
-            </w:tcBorders>
-            <w:shd w:fill="F3F6F8" w:color="auto" w:val="clear"/>
-            <w:tcMar>
-              <w:top w:type="dxa" w:w="80"/>
-              <w:left w:type="dxa" w:w="120"/>
-              <w:bottom w:type="dxa" w:w="80"/>
-              <w:right w:type="dxa" w:w="120"/>
-            </w:tcMar>
-          </w:tcPr>
-          <w:p>
-            <w:pPr>
-              <w:bidi w:val="false"/>
-              <w:spacing w:after="0"/>
-            </w:pPr>
-            <w:r>
-              <w:rPr>
-                <w:rFonts w:ascii="Arial" w:hAnsi="Arial" w:cs="Arial" w:eastAsia="Arial"/>
-                <w:b/>
-                <w:bCs/>
-                <w:rtl w:val="false"/>
-              </w:rPr>
-              <w:t xml:space="preserve">At return</w:t>
-            </w:r>
-          </w:p>
-        </w:tc>
-        <w:tc>
-          <w:tcPr>
-            <w:tcW w:type="dxa" w:w="5848"/>
-            <w:tcBorders>
-              <w:top w:val="single" w:color="C9D1DA" w:sz="4"/>
-              <w:left w:val="single" w:color="C9D1DA" w:sz="4"/>
-              <w:bottom w:val="single" w:color="C9D1DA" w:sz="4"/>
-              <w:right w:val="single" w:color="C9D1DA" w:sz="4"/>
-            </w:tcBorders>
-            <w:shd w:fill="F3F6F8" w:color="auto" w:val="clear"/>
-            <w:tcMar>
-              <w:top w:type="dxa" w:w="80"/>
-              <w:left w:type="dxa" w:w="120"/>
-              <w:bottom w:type="dxa" w:w="80"/>
-              <w:right w:type="dxa" w:w="120"/>
-            </w:tcMar>
-          </w:tcPr>
-          <w:p>
-            <w:pPr>
-              <w:bidi w:val="false"/>
-              <w:spacing w:after="0"/>
-            </w:pPr>
-          </w:p>
-        </w:tc>
-      </w:tr>
-      <w:tr>
-        <w:trPr>
-          <w:cantSplit/>
-          <w:trHeight w:val="440" w:hRule="atLeast"/>
-        </w:trPr>
-        <w:tc>
-          <w:tcPr>
-            <w:tcW w:type="dxa" w:w="3898"/>
-            <w:tcBorders>
-              <w:top w:val="single" w:color="C9D1DA" w:sz="4"/>
-              <w:left w:val="single" w:color="C9D1DA" w:sz="4"/>
-              <w:bottom w:val="single" w:color="C9D1DA" w:sz="4"/>
-              <w:right w:val="single" w:color="C9D1DA" w:sz="4"/>
-            </w:tcBorders>
-            <w:tcMar>
-              <w:top w:type="dxa" w:w="80"/>
-              <w:left w:type="dxa" w:w="120"/>
-              <w:bottom w:type="dxa" w:w="80"/>
-              <w:right w:type="dxa" w:w="120"/>
-            </w:tcMar>
-          </w:tcPr>
-          <w:p>
-            <w:pPr>
-              <w:bidi w:val="false"/>
-              <w:spacing w:after="0"/>
-            </w:pPr>
-            <w:r>
-              <w:rPr>
-                <w:rFonts w:ascii="Arial" w:hAnsi="Arial" w:cs="Arial" w:eastAsia="Arial"/>
-                <w:rtl w:val="false"/>
-              </w:rPr>
-              <w:t xml:space="preserve">Date and time returned</w:t>
-            </w:r>
-          </w:p>
-        </w:tc>
-        <w:tc>
-          <w:tcPr>
-            <w:tcW w:type="dxa" w:w="5848"/>
-            <w:tcBorders>
-              <w:top w:val="single" w:color="C9D1DA" w:sz="4"/>
-              <w:left w:val="single" w:color="C9D1DA" w:sz="4"/>
-              <w:bottom w:val="single" w:color="C9D1DA" w:sz="4"/>
-              <w:right w:val="single" w:color="C9D1DA" w:sz="4"/>
-            </w:tcBorders>
-            <w:tcMar>
-              <w:top w:type="dxa" w:w="80"/>
-              <w:left w:type="dxa" w:w="120"/>
-              <w:bottom w:type="dxa" w:w="80"/>
-              <w:right w:type="dxa" w:w="120"/>
-            </w:tcMar>
-          </w:tcPr>
-          <w:p>
-            <w:pPr>
-              <w:bidi w:val="false"/>
-              <w:spacing w:after="0"/>
-            </w:pPr>
-          </w:p>
-        </w:tc>
-      </w:tr>
-      <w:tr>
-        <w:trPr>
-          <w:cantSplit/>
-          <w:trHeight w:val="440" w:hRule="atLeast"/>
-        </w:trPr>
-        <w:tc>
-          <w:tcPr>
-            <w:tcW w:type="dxa" w:w="3898"/>
-            <w:tcBorders>
-              <w:top w:val="single" w:color="C9D1DA" w:sz="4"/>
-              <w:left w:val="single" w:color="C9D1DA" w:sz="4"/>
-              <w:bottom w:val="single" w:color="C9D1DA" w:sz="4"/>
-              <w:right w:val="single" w:color="C9D1DA" w:sz="4"/>
-            </w:tcBorders>
-            <w:tcMar>
-              <w:top w:type="dxa" w:w="80"/>
-              <w:left w:type="dxa" w:w="120"/>
-              <w:bottom w:type="dxa" w:w="80"/>
-              <w:right w:type="dxa" w:w="120"/>
-            </w:tcMar>
-          </w:tcPr>
-          <w:p>
-            <w:pPr>
-              <w:bidi w:val="false"/>
-              <w:spacing w:after="0"/>
-            </w:pPr>
-            <w:r>
-              <w:rPr>
-                <w:rFonts w:ascii="Arial" w:hAnsi="Arial" w:cs="Arial" w:eastAsia="Arial"/>
-                <w:rtl w:val="false"/>
-              </w:rPr>
-              <w:t xml:space="preserve">Odometer and fuel at return</w:t>
-            </w:r>
-          </w:p>
-        </w:tc>
-        <w:tc>
-          <w:tcPr>
-            <w:tcW w:type="dxa" w:w="5848"/>
-            <w:tcBorders>
-              <w:top w:val="single" w:color="C9D1DA" w:sz="4"/>
-              <w:left w:val="single" w:color="C9D1DA" w:sz="4"/>
-              <w:bottom w:val="single" w:color="C9D1DA" w:sz="4"/>
-              <w:right w:val="single" w:color="C9D1DA" w:sz="4"/>
-            </w:tcBorders>
-            <w:tcMar>
-              <w:top w:type="dxa" w:w="80"/>
-              <w:left w:type="dxa" w:w="120"/>
-              <w:bottom w:type="dxa" w:w="80"/>
-              <w:right w:type="dxa" w:w="120"/>
-            </w:tcMar>
-          </w:tcPr>
-          <w:p>
-            <w:pPr>
-              <w:bidi w:val="false"/>
-              <w:spacing w:after="0"/>
-            </w:pPr>
-          </w:p>
-        </w:tc>
-      </w:tr>
-      <w:tr>
-        <w:trPr>
-          <w:cantSplit/>
-          <w:trHeight w:val="440" w:hRule="atLeast"/>
-        </w:trPr>
-        <w:tc>
-          <w:tcPr>
-            <w:tcW w:type="dxa" w:w="3898"/>
-            <w:tcBorders>
-              <w:top w:val="single" w:color="C9D1DA" w:sz="4"/>
-              <w:left w:val="single" w:color="C9D1DA" w:sz="4"/>
-              <w:bottom w:val="single" w:color="C9D1DA" w:sz="4"/>
-              <w:right w:val="single" w:color="C9D1DA" w:sz="4"/>
-            </w:tcBorders>
-            <w:tcMar>
-              <w:top w:type="dxa" w:w="80"/>
-              <w:left w:type="dxa" w:w="120"/>
-              <w:bottom w:type="dxa" w:w="80"/>
-              <w:right w:type="dxa" w:w="120"/>
-            </w:tcMar>
-          </w:tcPr>
-          <w:p>
-            <w:pPr>
-              <w:bidi w:val="false"/>
-              <w:spacing w:after="0"/>
-            </w:pPr>
-            <w:r>
-              <w:rPr>
-                <w:rFonts w:ascii="Arial" w:hAnsi="Arial" w:cs="Arial" w:eastAsia="Arial"/>
-                <w:rtl w:val="false"/>
-              </w:rPr>
-              <w:t xml:space="preserve">Deposit returned (amount and date)</w:t>
-            </w:r>
-          </w:p>
-        </w:tc>
-        <w:tc>
-          <w:tcPr>
-            <w:tcW w:type="dxa" w:w="5848"/>
-            <w:tcBorders>
-              <w:top w:val="single" w:color="C9D1DA" w:sz="4"/>
-              <w:left w:val="single" w:color="C9D1DA" w:sz="4"/>
-              <w:bottom w:val="single" w:color="C9D1DA" w:sz="4"/>
-              <w:right w:val="single" w:color="C9D1DA" w:sz="4"/>
-            </w:tcBorders>
-            <w:tcMar>
-              <w:top w:type="dxa" w:w="80"/>
-              <w:left w:type="dxa" w:w="120"/>
-              <w:bottom w:type="dxa" w:w="80"/>
-              <w:right w:type="dxa" w:w="120"/>
-            </w:tcMar>
-          </w:tcPr>
-          <w:p>
-            <w:pPr>
-              <w:bidi w:val="false"/>
-              <w:spacing w:after="0"/>
-            </w:pPr>
-          </w:p>
-        </w:tc>
-      </w:tr>
-      <w:tr>
-        <w:trPr>
-          <w:cantSplit/>
-          <w:trHeight w:val="900" w:hRule="atLeast"/>
-        </w:trPr>
-        <w:tc>
-          <w:tcPr>
-            <w:tcW w:type="dxa" w:w="3898"/>
-            <w:tcBorders>
-              <w:top w:val="single" w:color="C9D1DA" w:sz="4"/>
-              <w:left w:val="single" w:color="C9D1DA" w:sz="4"/>
-              <w:bottom w:val="single" w:color="C9D1DA" w:sz="4"/>
-              <w:right w:val="single" w:color="C9D1DA" w:sz="4"/>
-            </w:tcBorders>
-            <w:tcMar>
-              <w:top w:type="dxa" w:w="80"/>
-              <w:left w:type="dxa" w:w="120"/>
-              <w:bottom w:type="dxa" w:w="80"/>
-              <w:right w:type="dxa" w:w="120"/>
-            </w:tcMar>
-          </w:tcPr>
-          <w:p>
-            <w:pPr>
-              <w:bidi w:val="false"/>
-              <w:spacing w:after="0"/>
-            </w:pPr>
-            <w:r>
-              <w:rPr>
-                <w:rFonts w:ascii="Arial" w:hAnsi="Arial" w:cs="Arial" w:eastAsia="Arial"/>
-                <w:rtl w:val="false"/>
-              </w:rPr>
-              <w:t xml:space="preserve">Owner's signature</w:t>
-            </w:r>
-          </w:p>
-        </w:tc>
-        <w:tc>
-          <w:tcPr>
-            <w:tcW w:type="dxa" w:w="5848"/>
-            <w:tcBorders>
-              <w:top w:val="single" w:color="C9D1DA" w:sz="4"/>
-              <w:left w:val="single" w:color="C9D1DA" w:sz="4"/>
-              <w:bottom w:val="single" w:color="C9D1DA" w:sz="4"/>
-              <w:right w:val="single" w:color="C9D1DA" w:sz="4"/>
-            </w:tcBorders>
-            <w:tcMar>
-              <w:top w:type="dxa" w:w="80"/>
-              <w:left w:type="dxa" w:w="120"/>
-              <w:bottom w:type="dxa" w:w="80"/>
-              <w:right w:type="dxa" w:w="120"/>
-            </w:tcMar>
-          </w:tcPr>
-          <w:p>
-            <w:pPr>
-              <w:bidi w:val="false"/>
-              <w:spacing w:after="0"/>
-            </w:pPr>
-          </w:p>
-        </w:tc>
-      </w:tr>
-      <w:tr>
-        <w:trPr>
-          <w:cantSplit/>
-          <w:trHeight w:val="900" w:hRule="atLeast"/>
-        </w:trPr>
-        <w:tc>
-          <w:tcPr>
-            <w:tcW w:type="dxa" w:w="3898"/>
-            <w:tcBorders>
-              <w:top w:val="single" w:color="C9D1DA" w:sz="4"/>
-              <w:left w:val="single" w:color="C9D1DA" w:sz="4"/>
-              <w:bottom w:val="single" w:color="C9D1DA" w:sz="4"/>
-              <w:right w:val="single" w:color="C9D1DA" w:sz="4"/>
-            </w:tcBorders>
-            <w:tcMar>
-              <w:top w:type="dxa" w:w="80"/>
-              <w:left w:type="dxa" w:w="120"/>
-              <w:bottom w:type="dxa" w:w="80"/>
-              <w:right w:type="dxa" w:w="120"/>
-            </w:tcMar>
-          </w:tcPr>
-          <w:p>
-            <w:pPr>
-              <w:bidi w:val="false"/>
-              <w:spacing w:after="0"/>
-            </w:pPr>
-            <w:r>
-              <w:rPr>
-                <w:rFonts w:ascii="Arial" w:hAnsi="Arial" w:cs="Arial" w:eastAsia="Arial"/>
-                <w:rtl w:val="false"/>
-              </w:rPr>
-              <w:t xml:space="preserve">Renter's signature</w:t>
+              <w:t xml:space="preserve">Vehicle value (for total loss or theft)</w:t>
             </w:r>
           </w:p>
         </w:tc>

--- a/downloads/rental-agreement/en.docx
+++ b/downloads/rental-agreement/en.docx
@@ -5686,7 +5686,7 @@
         <w:sz w:val="16"/>
         <w:szCs w:val="16"/>
       </w:rPr>
-      <w:t xml:space="preserve">Vehicle rental agreement template from Lokalfleet · lokalfleet.com  ·  Page </w:t>
+      <w:t xml:space="preserve">Vehicle rental agreement template from RoveHQ · rovehq.io  ·  Page </w:t>
     </w:r>
     <w:r>
       <w:rPr>
